--- a/docs/毕业设计论文.docx
+++ b/docs/毕业设计论文.docx
@@ -1855,6 +1855,4362 @@
           <w:lang w:eastAsia="zh-CN"/>
         </w:rPr>
         <w:t>系统包含三类角色：</w:t>
+      </w:r>
+    </w:p>
+    <w:p>
+      <w:pPr>
+        <w:bidi w:val="0"/>
+        <w:rPr>
+          <w:rFonts w:hint="eastAsia"/>
+          <w:lang w:eastAsia="zh-CN"/>
+        </w:rPr>
+      </w:pPr>
+    </w:p>
+    <w:tbl>
+      <w:tblPr>
+        <w:tblStyle w:val="7"/>
+        <w:tblW w:w="0" w:type="auto"/>
+        <w:tblInd w:w="0" w:type="dxa"/>
+        <w:tblBorders>
+          <w:top w:val="single" w:color="auto" w:sz="4" w:space="0"/>
+          <w:left w:val="single" w:color="auto" w:sz="4" w:space="0"/>
+          <w:bottom w:val="single" w:color="auto" w:sz="4" w:space="0"/>
+          <w:right w:val="single" w:color="auto" w:sz="4" w:space="0"/>
+          <w:insideH w:val="single" w:color="auto" w:sz="4" w:space="0"/>
+          <w:insideV w:val="single" w:color="auto" w:sz="4" w:space="0"/>
+        </w:tblBorders>
+        <w:tblLayout w:type="fixed"/>
+        <w:tblCellMar>
+          <w:left w:w="108" w:type="dxa"/>
+          <w:right w:w="108" w:type="dxa"/>
+        </w:tblCellMar>
+      </w:tblPr>
+      <w:tblGrid>
+        <w:gridCol w:w="2840"/>
+        <w:gridCol w:w="2841"/>
+        <w:gridCol w:w="2841"/>
+      </w:tblGrid>
+      <w:tr>
+        <w:tblPrEx>
+          <w:tblBorders>
+            <w:top w:val="single" w:color="auto" w:sz="4" w:space="0"/>
+            <w:left w:val="single" w:color="auto" w:sz="4" w:space="0"/>
+            <w:bottom w:val="single" w:color="auto" w:sz="4" w:space="0"/>
+            <w:right w:val="single" w:color="auto" w:sz="4" w:space="0"/>
+            <w:insideH w:val="single" w:color="auto" w:sz="4" w:space="0"/>
+            <w:insideV w:val="single" w:color="auto" w:sz="4" w:space="0"/>
+          </w:tblBorders>
+        </w:tblPrEx>
+        <w:tc>
+          <w:tcPr>
+            <w:tcW w:w="2840" w:type="dxa"/>
+          </w:tcPr>
+          <w:p>
+            <w:pPr>
+              <w:bidi w:val="0"/>
+              <w:rPr>
+                <w:rFonts w:hint="eastAsia"/>
+                <w:b/>
+                <w:sz w:val="18"/>
+                <w:vertAlign w:val="baseline"/>
+                <w:lang w:eastAsia="zh-CN"/>
+              </w:rPr>
+            </w:pPr>
+            <w:r>
+              <w:rPr>
+                <w:rFonts w:hint="eastAsia"/>
+                <w:b/>
+                <w:sz w:val="18"/>
+                <w:vertAlign w:val="baseline"/>
+                <w:lang w:eastAsia="zh-CN"/>
+              </w:rPr>
+              <w:t>角色</w:t>
+            </w:r>
+          </w:p>
+        </w:tc>
+        <w:tc>
+          <w:tcPr>
+            <w:tcW w:w="2841" w:type="dxa"/>
+          </w:tcPr>
+          <w:p>
+            <w:pPr>
+              <w:bidi w:val="0"/>
+              <w:rPr>
+                <w:rFonts w:hint="eastAsia"/>
+                <w:b/>
+                <w:sz w:val="18"/>
+                <w:vertAlign w:val="baseline"/>
+                <w:lang w:eastAsia="zh-CN"/>
+              </w:rPr>
+            </w:pPr>
+            <w:r>
+              <w:rPr>
+                <w:rFonts w:hint="eastAsia"/>
+                <w:b/>
+                <w:sz w:val="18"/>
+                <w:vertAlign w:val="baseline"/>
+                <w:lang w:eastAsia="zh-CN"/>
+              </w:rPr>
+              <w:t>说明</w:t>
+            </w:r>
+          </w:p>
+        </w:tc>
+        <w:tc>
+          <w:tcPr>
+            <w:tcW w:w="2841" w:type="dxa"/>
+          </w:tcPr>
+          <w:p>
+            <w:pPr>
+              <w:bidi w:val="0"/>
+              <w:rPr>
+                <w:rFonts w:hint="eastAsia"/>
+                <w:b/>
+                <w:sz w:val="18"/>
+                <w:vertAlign w:val="baseline"/>
+                <w:lang w:eastAsia="zh-CN"/>
+              </w:rPr>
+            </w:pPr>
+            <w:r>
+              <w:rPr>
+                <w:rFonts w:hint="eastAsia"/>
+                <w:b/>
+                <w:sz w:val="18"/>
+                <w:vertAlign w:val="baseline"/>
+                <w:lang w:eastAsia="zh-CN"/>
+              </w:rPr>
+              <w:t>主要权限</w:t>
+            </w:r>
+          </w:p>
+        </w:tc>
+      </w:tr>
+      <w:tr>
+        <w:tblPrEx>
+          <w:tblBorders>
+            <w:top w:val="single" w:color="auto" w:sz="4" w:space="0"/>
+            <w:left w:val="single" w:color="auto" w:sz="4" w:space="0"/>
+            <w:bottom w:val="single" w:color="auto" w:sz="4" w:space="0"/>
+            <w:right w:val="single" w:color="auto" w:sz="4" w:space="0"/>
+            <w:insideH w:val="single" w:color="auto" w:sz="4" w:space="0"/>
+            <w:insideV w:val="single" w:color="auto" w:sz="4" w:space="0"/>
+          </w:tblBorders>
+          <w:tblCellMar>
+            <w:left w:w="108" w:type="dxa"/>
+            <w:right w:w="108" w:type="dxa"/>
+          </w:tblCellMar>
+        </w:tblPrEx>
+        <w:tc>
+          <w:tcPr>
+            <w:tcW w:w="2840" w:type="dxa"/>
+          </w:tcPr>
+          <w:p>
+            <w:pPr>
+              <w:bidi w:val="0"/>
+              <w:rPr>
+                <w:rFonts w:hint="eastAsia"/>
+                <w:sz w:val="18"/>
+                <w:vertAlign w:val="baseline"/>
+                <w:lang w:eastAsia="zh-CN"/>
+              </w:rPr>
+            </w:pPr>
+            <w:r>
+              <w:rPr>
+                <w:rFonts w:hint="eastAsia"/>
+                <w:sz w:val="18"/>
+                <w:vertAlign w:val="baseline"/>
+                <w:lang w:eastAsia="zh-CN"/>
+              </w:rPr>
+              <w:t>教师（普通用户 USER）</w:t>
+            </w:r>
+          </w:p>
+        </w:tc>
+        <w:tc>
+          <w:tcPr>
+            <w:tcW w:w="2841" w:type="dxa"/>
+          </w:tcPr>
+          <w:p>
+            <w:pPr>
+              <w:bidi w:val="0"/>
+              <w:rPr>
+                <w:rFonts w:hint="eastAsia"/>
+                <w:sz w:val="18"/>
+                <w:vertAlign w:val="baseline"/>
+                <w:lang w:eastAsia="zh-CN"/>
+              </w:rPr>
+            </w:pPr>
+            <w:r>
+              <w:rPr>
+                <w:rFonts w:hint="eastAsia"/>
+                <w:sz w:val="18"/>
+                <w:vertAlign w:val="baseline"/>
+                <w:lang w:eastAsia="zh-CN"/>
+              </w:rPr>
+              <w:t>报修发起方</w:t>
+            </w:r>
+          </w:p>
+        </w:tc>
+        <w:tc>
+          <w:tcPr>
+            <w:tcW w:w="2841" w:type="dxa"/>
+          </w:tcPr>
+          <w:p>
+            <w:pPr>
+              <w:bidi w:val="0"/>
+              <w:rPr>
+                <w:rFonts w:hint="eastAsia"/>
+                <w:sz w:val="18"/>
+                <w:vertAlign w:val="baseline"/>
+                <w:lang w:eastAsia="zh-CN"/>
+              </w:rPr>
+            </w:pPr>
+            <w:r>
+              <w:rPr>
+                <w:rFonts w:hint="eastAsia"/>
+                <w:sz w:val="18"/>
+                <w:vertAlign w:val="baseline"/>
+                <w:lang w:eastAsia="zh-CN"/>
+              </w:rPr>
+              <w:t>注册登录、提交报修、查看/催单/取消我的报修</w:t>
+            </w:r>
+          </w:p>
+        </w:tc>
+      </w:tr>
+      <w:tr>
+        <w:tblPrEx>
+          <w:tblBorders>
+            <w:top w:val="single" w:color="auto" w:sz="4" w:space="0"/>
+            <w:left w:val="single" w:color="auto" w:sz="4" w:space="0"/>
+            <w:bottom w:val="single" w:color="auto" w:sz="4" w:space="0"/>
+            <w:right w:val="single" w:color="auto" w:sz="4" w:space="0"/>
+            <w:insideH w:val="single" w:color="auto" w:sz="4" w:space="0"/>
+            <w:insideV w:val="single" w:color="auto" w:sz="4" w:space="0"/>
+          </w:tblBorders>
+        </w:tblPrEx>
+        <w:tc>
+          <w:tcPr>
+            <w:tcW w:w="2840" w:type="dxa"/>
+          </w:tcPr>
+          <w:p>
+            <w:pPr>
+              <w:bidi w:val="0"/>
+              <w:rPr>
+                <w:rFonts w:hint="eastAsia"/>
+                <w:sz w:val="18"/>
+                <w:vertAlign w:val="baseline"/>
+                <w:lang w:eastAsia="zh-CN"/>
+              </w:rPr>
+            </w:pPr>
+            <w:r>
+              <w:rPr>
+                <w:rFonts w:hint="eastAsia"/>
+                <w:sz w:val="18"/>
+                <w:vertAlign w:val="baseline"/>
+                <w:lang w:eastAsia="zh-CN"/>
+              </w:rPr>
+              <w:t>管理员（ADMIN）</w:t>
+            </w:r>
+          </w:p>
+        </w:tc>
+        <w:tc>
+          <w:tcPr>
+            <w:tcW w:w="2841" w:type="dxa"/>
+          </w:tcPr>
+          <w:p>
+            <w:pPr>
+              <w:bidi w:val="0"/>
+              <w:rPr>
+                <w:rFonts w:hint="eastAsia"/>
+                <w:sz w:val="18"/>
+                <w:vertAlign w:val="baseline"/>
+                <w:lang w:eastAsia="zh-CN"/>
+              </w:rPr>
+            </w:pPr>
+            <w:r>
+              <w:rPr>
+                <w:rFonts w:hint="eastAsia"/>
+                <w:sz w:val="18"/>
+                <w:vertAlign w:val="baseline"/>
+                <w:lang w:eastAsia="zh-CN"/>
+              </w:rPr>
+              <w:t>后勤维修与管理方</w:t>
+            </w:r>
+          </w:p>
+        </w:tc>
+        <w:tc>
+          <w:tcPr>
+            <w:tcW w:w="2841" w:type="dxa"/>
+          </w:tcPr>
+          <w:p>
+            <w:pPr>
+              <w:bidi w:val="0"/>
+              <w:rPr>
+                <w:rFonts w:hint="eastAsia"/>
+                <w:sz w:val="18"/>
+                <w:vertAlign w:val="baseline"/>
+                <w:lang w:eastAsia="zh-CN"/>
+              </w:rPr>
+            </w:pPr>
+            <w:r>
+              <w:rPr>
+                <w:rFonts w:hint="eastAsia"/>
+                <w:sz w:val="18"/>
+                <w:vertAlign w:val="baseline"/>
+                <w:lang w:eastAsia="zh-CN"/>
+              </w:rPr>
+              <w:t>工单处理、跟进、统计、导出、资产管理、账号与邀请码管理、系统设置</w:t>
+            </w:r>
+          </w:p>
+        </w:tc>
+      </w:tr>
+      <w:tr>
+        <w:tblPrEx>
+          <w:tblBorders>
+            <w:top w:val="single" w:color="auto" w:sz="4" w:space="0"/>
+            <w:left w:val="single" w:color="auto" w:sz="4" w:space="0"/>
+            <w:bottom w:val="single" w:color="auto" w:sz="4" w:space="0"/>
+            <w:right w:val="single" w:color="auto" w:sz="4" w:space="0"/>
+            <w:insideH w:val="single" w:color="auto" w:sz="4" w:space="0"/>
+            <w:insideV w:val="single" w:color="auto" w:sz="4" w:space="0"/>
+          </w:tblBorders>
+          <w:tblCellMar>
+            <w:left w:w="108" w:type="dxa"/>
+            <w:right w:w="108" w:type="dxa"/>
+          </w:tblCellMar>
+        </w:tblPrEx>
+        <w:tc>
+          <w:tcPr>
+            <w:tcW w:w="2840" w:type="dxa"/>
+          </w:tcPr>
+          <w:p>
+            <w:pPr>
+              <w:bidi w:val="0"/>
+              <w:rPr>
+                <w:rFonts w:hint="eastAsia"/>
+                <w:sz w:val="18"/>
+                <w:vertAlign w:val="baseline"/>
+                <w:lang w:eastAsia="zh-CN"/>
+              </w:rPr>
+            </w:pPr>
+            <w:r>
+              <w:rPr>
+                <w:rFonts w:hint="eastAsia"/>
+                <w:sz w:val="18"/>
+                <w:vertAlign w:val="baseline"/>
+                <w:lang w:eastAsia="zh-CN"/>
+              </w:rPr>
+              <w:t>游客</w:t>
+            </w:r>
+          </w:p>
+        </w:tc>
+        <w:tc>
+          <w:tcPr>
+            <w:tcW w:w="2841" w:type="dxa"/>
+          </w:tcPr>
+          <w:p>
+            <w:pPr>
+              <w:bidi w:val="0"/>
+              <w:rPr>
+                <w:rFonts w:hint="eastAsia"/>
+                <w:sz w:val="18"/>
+                <w:vertAlign w:val="baseline"/>
+                <w:lang w:eastAsia="zh-CN"/>
+              </w:rPr>
+            </w:pPr>
+            <w:r>
+              <w:rPr>
+                <w:rFonts w:hint="eastAsia"/>
+                <w:sz w:val="18"/>
+                <w:vertAlign w:val="baseline"/>
+                <w:lang w:eastAsia="zh-CN"/>
+              </w:rPr>
+              <w:t>未登录访客</w:t>
+            </w:r>
+          </w:p>
+        </w:tc>
+        <w:tc>
+          <w:tcPr>
+            <w:tcW w:w="2841" w:type="dxa"/>
+          </w:tcPr>
+          <w:p>
+            <w:pPr>
+              <w:bidi w:val="0"/>
+              <w:rPr>
+                <w:rFonts w:hint="eastAsia"/>
+                <w:sz w:val="18"/>
+                <w:vertAlign w:val="baseline"/>
+                <w:lang w:eastAsia="zh-CN"/>
+              </w:rPr>
+            </w:pPr>
+            <w:r>
+              <w:rPr>
+                <w:rFonts w:hint="eastAsia"/>
+                <w:sz w:val="18"/>
+                <w:vertAlign w:val="baseline"/>
+                <w:lang w:eastAsia="zh-CN"/>
+              </w:rPr>
+              <w:t>按工单号查询进度</w:t>
+            </w:r>
+          </w:p>
+        </w:tc>
+      </w:tr>
+    </w:tbl>
+    <w:p>
+      <w:pPr>
+        <w:bidi w:val="0"/>
+        <w:rPr>
+          <w:rFonts w:hint="eastAsia"/>
+          <w:sz w:val="21"/>
+          <w:lang w:eastAsia="zh-CN"/>
+        </w:rPr>
+      </w:pPr>
+    </w:p>
+    <w:p>
+      <w:pPr>
+        <w:pStyle w:val="3"/>
+        <w:bidi w:val="0"/>
+        <w:rPr>
+          <w:rFonts w:hint="eastAsia"/>
+          <w:lang w:eastAsia="zh-CN"/>
+        </w:rPr>
+      </w:pPr>
+      <w:r>
+        <w:rPr>
+          <w:rFonts w:hint="eastAsia"/>
+          <w:lang w:eastAsia="zh-CN"/>
+        </w:rPr>
+        <w:t>3.3 功能需求分析</w:t>
+      </w:r>
+    </w:p>
+    <w:p>
+      <w:pPr>
+        <w:bidi w:val="0"/>
+        <w:rPr>
+          <w:rFonts w:hint="eastAsia"/>
+          <w:lang w:eastAsia="zh-CN"/>
+        </w:rPr>
+      </w:pPr>
+    </w:p>
+    <w:p>
+      <w:pPr>
+        <w:bidi w:val="0"/>
+        <w:rPr>
+          <w:rFonts w:hint="eastAsia"/>
+          <w:lang w:eastAsia="zh-CN"/>
+        </w:rPr>
+      </w:pPr>
+      <w:r>
+        <w:rPr>
+          <w:rFonts w:hint="eastAsia"/>
+          <w:lang w:eastAsia="zh-CN"/>
+        </w:rPr>
+        <w:t>按模块划分，系统功能需求如下（撰写时建议为每个用例配用例图，见 3.5）。</w:t>
+      </w:r>
+    </w:p>
+    <w:p>
+      <w:pPr>
+        <w:bidi w:val="0"/>
+        <w:rPr>
+          <w:rFonts w:hint="eastAsia"/>
+          <w:lang w:eastAsia="zh-CN"/>
+        </w:rPr>
+      </w:pPr>
+    </w:p>
+    <w:p>
+      <w:pPr>
+        <w:bidi w:val="0"/>
+        <w:rPr>
+          <w:rFonts w:hint="eastAsia"/>
+          <w:lang w:eastAsia="zh-CN"/>
+        </w:rPr>
+      </w:pPr>
+      <w:r>
+        <w:rPr>
+          <w:rFonts w:hint="eastAsia"/>
+          <w:lang w:eastAsia="zh-CN"/>
+        </w:rPr>
+        <w:t>（1）用户与权限模块</w:t>
+      </w:r>
+    </w:p>
+    <w:p>
+      <w:pPr>
+        <w:bidi w:val="0"/>
+        <w:rPr>
+          <w:rFonts w:hint="eastAsia"/>
+          <w:lang w:eastAsia="zh-CN"/>
+        </w:rPr>
+      </w:pPr>
+      <w:r>
+        <w:rPr>
+          <w:rFonts w:hint="eastAsia"/>
+          <w:lang w:eastAsia="zh-CN"/>
+        </w:rPr>
+        <w:t>• 教师注册（需填写管理员发放的邀请码）、登录、登出；</w:t>
+      </w:r>
+    </w:p>
+    <w:p>
+      <w:pPr>
+        <w:bidi w:val="0"/>
+        <w:rPr>
+          <w:rFonts w:hint="eastAsia"/>
+          <w:lang w:eastAsia="zh-CN"/>
+        </w:rPr>
+      </w:pPr>
+      <w:r>
+        <w:rPr>
+          <w:rFonts w:hint="eastAsia"/>
+          <w:lang w:eastAsia="zh-CN"/>
+        </w:rPr>
+        <w:t>• 管理员登录、修改口令、管理管理员账号（新增、停用、删除、改密）；</w:t>
+      </w:r>
+    </w:p>
+    <w:p>
+      <w:pPr>
+        <w:bidi w:val="0"/>
+        <w:rPr>
+          <w:rFonts w:hint="eastAsia"/>
+          <w:lang w:eastAsia="zh-CN"/>
+        </w:rPr>
+      </w:pPr>
+      <w:r>
+        <w:rPr>
+          <w:rFonts w:hint="eastAsia"/>
+          <w:lang w:eastAsia="zh-CN"/>
+        </w:rPr>
+        <w:t>• 管理员管理教师账号（启停、重置口令、设为管理员、删除）；</w:t>
+      </w:r>
+    </w:p>
+    <w:p>
+      <w:pPr>
+        <w:bidi w:val="0"/>
+        <w:rPr>
+          <w:rFonts w:hint="eastAsia"/>
+          <w:lang w:eastAsia="zh-CN"/>
+        </w:rPr>
+      </w:pPr>
+      <w:r>
+        <w:rPr>
+          <w:rFonts w:hint="eastAsia"/>
+          <w:lang w:eastAsia="zh-CN"/>
+        </w:rPr>
+        <w:t>• 注册邀请码管理（生成、设置备注与使用次数上限、启停、删除）。</w:t>
+      </w:r>
+    </w:p>
+    <w:p>
+      <w:pPr>
+        <w:bidi w:val="0"/>
+        <w:rPr>
+          <w:rFonts w:hint="eastAsia"/>
+          <w:lang w:eastAsia="zh-CN"/>
+        </w:rPr>
+      </w:pPr>
+    </w:p>
+    <w:p>
+      <w:pPr>
+        <w:bidi w:val="0"/>
+        <w:rPr>
+          <w:rFonts w:hint="eastAsia"/>
+          <w:lang w:eastAsia="zh-CN"/>
+        </w:rPr>
+      </w:pPr>
+      <w:r>
+        <w:rPr>
+          <w:rFonts w:hint="eastAsia"/>
+          <w:lang w:eastAsia="zh-CN"/>
+        </w:rPr>
+        <w:t>（2）报修工单模块</w:t>
+      </w:r>
+    </w:p>
+    <w:p>
+      <w:pPr>
+        <w:bidi w:val="0"/>
+        <w:rPr>
+          <w:rFonts w:hint="eastAsia"/>
+          <w:lang w:eastAsia="zh-CN"/>
+        </w:rPr>
+      </w:pPr>
+      <w:r>
+        <w:rPr>
+          <w:rFonts w:hint="eastAsia"/>
+          <w:lang w:eastAsia="zh-CN"/>
+        </w:rPr>
+        <w:t>• 教师提交报修：填写位置、故障类型、问题简述、详细描述、紧急程度，可选填设备编号、上传现场照片（最多6张）；</w:t>
+      </w:r>
+    </w:p>
+    <w:p>
+      <w:pPr>
+        <w:bidi w:val="0"/>
+        <w:rPr>
+          <w:rFonts w:hint="eastAsia"/>
+          <w:lang w:eastAsia="zh-CN"/>
+        </w:rPr>
+      </w:pPr>
+      <w:r>
+        <w:rPr>
+          <w:rFonts w:hint="eastAsia"/>
+          <w:lang w:eastAsia="zh-CN"/>
+        </w:rPr>
+        <w:t>• 工单状态流转：待处理 → 处理中 → 已解决 → 已关闭，另有终态"已取消"；</w:t>
+      </w:r>
+    </w:p>
+    <w:p>
+      <w:pPr>
+        <w:bidi w:val="0"/>
+        <w:rPr>
+          <w:rFonts w:hint="eastAsia"/>
+          <w:lang w:eastAsia="zh-CN"/>
+        </w:rPr>
+      </w:pPr>
+      <w:r>
+        <w:rPr>
+          <w:rFonts w:hint="eastAsia"/>
+          <w:lang w:eastAsia="zh-CN"/>
+        </w:rPr>
+        <w:t>• 教师端：查看"我的报修"（分页、按状态/关键词筛选）、催单（限频）、取消（仅待处理时）、进展未读红点提醒；</w:t>
+      </w:r>
+    </w:p>
+    <w:p>
+      <w:pPr>
+        <w:bidi w:val="0"/>
+        <w:rPr>
+          <w:rFonts w:hint="eastAsia"/>
+          <w:lang w:eastAsia="zh-CN"/>
+        </w:rPr>
+      </w:pPr>
+      <w:r>
+        <w:rPr>
+          <w:rFonts w:hint="eastAsia"/>
+          <w:lang w:eastAsia="zh-CN"/>
+        </w:rPr>
+        <w:t>• 管理端：工单列表（多条件筛选、分页、最新置顶、超时标红）、详情、更新状态与处理结果、添加跟进记录；</w:t>
+      </w:r>
+    </w:p>
+    <w:p>
+      <w:pPr>
+        <w:bidi w:val="0"/>
+        <w:rPr>
+          <w:rFonts w:hint="eastAsia"/>
+          <w:lang w:eastAsia="zh-CN"/>
+        </w:rPr>
+      </w:pPr>
+      <w:r>
+        <w:rPr>
+          <w:rFonts w:hint="eastAsia"/>
+          <w:lang w:eastAsia="zh-CN"/>
+        </w:rPr>
+        <w:t>• 游客：凭工单号查询处理进度。</w:t>
+      </w:r>
+    </w:p>
+    <w:p>
+      <w:pPr>
+        <w:bidi w:val="0"/>
+        <w:rPr>
+          <w:rFonts w:hint="eastAsia"/>
+          <w:lang w:eastAsia="zh-CN"/>
+        </w:rPr>
+      </w:pPr>
+    </w:p>
+    <w:p>
+      <w:pPr>
+        <w:bidi w:val="0"/>
+        <w:rPr>
+          <w:rFonts w:hint="eastAsia"/>
+          <w:lang w:eastAsia="zh-CN"/>
+        </w:rPr>
+      </w:pPr>
+      <w:r>
+        <w:rPr>
+          <w:rFonts w:hint="eastAsia"/>
+          <w:lang w:eastAsia="zh-CN"/>
+        </w:rPr>
+        <w:t>（3）通知模块</w:t>
+      </w:r>
+    </w:p>
+    <w:p>
+      <w:pPr>
+        <w:bidi w:val="0"/>
+        <w:rPr>
+          <w:rFonts w:hint="eastAsia"/>
+          <w:lang w:eastAsia="zh-CN"/>
+        </w:rPr>
+      </w:pPr>
+      <w:r>
+        <w:rPr>
+          <w:rFonts w:hint="eastAsia"/>
+          <w:lang w:eastAsia="zh-CN"/>
+        </w:rPr>
+        <w:t>• 新工单、催单、取消等事件通过钉钉群机器人推送；</w:t>
+      </w:r>
+    </w:p>
+    <w:p>
+      <w:pPr>
+        <w:bidi w:val="0"/>
+        <w:rPr>
+          <w:rFonts w:hint="eastAsia"/>
+          <w:lang w:eastAsia="zh-CN"/>
+        </w:rPr>
+      </w:pPr>
+      <w:r>
+        <w:rPr>
+          <w:rFonts w:hint="eastAsia"/>
+          <w:lang w:eastAsia="zh-CN"/>
+        </w:rPr>
+        <w:t>• 钉钉群内可通过卡片按钮直接将工单置为"处理中/已解决/已取消"。</w:t>
+      </w:r>
+    </w:p>
+    <w:p>
+      <w:pPr>
+        <w:bidi w:val="0"/>
+        <w:rPr>
+          <w:rFonts w:hint="eastAsia"/>
+          <w:lang w:eastAsia="zh-CN"/>
+        </w:rPr>
+      </w:pPr>
+    </w:p>
+    <w:p>
+      <w:pPr>
+        <w:bidi w:val="0"/>
+        <w:rPr>
+          <w:rFonts w:hint="eastAsia"/>
+          <w:lang w:eastAsia="zh-CN"/>
+        </w:rPr>
+      </w:pPr>
+      <w:r>
+        <w:rPr>
+          <w:rFonts w:hint="eastAsia"/>
+          <w:lang w:eastAsia="zh-CN"/>
+        </w:rPr>
+        <w:t>（4）统计与导出模块</w:t>
+      </w:r>
+    </w:p>
+    <w:p>
+      <w:pPr>
+        <w:bidi w:val="0"/>
+        <w:rPr>
+          <w:rFonts w:hint="eastAsia"/>
+          <w:lang w:eastAsia="zh-CN"/>
+        </w:rPr>
+      </w:pPr>
+      <w:r>
+        <w:rPr>
+          <w:rFonts w:hint="eastAsia"/>
+          <w:lang w:eastAsia="zh-CN"/>
+        </w:rPr>
+        <w:t>• 按状态、故障类型、位置、月份等维度统计并以图表展示；</w:t>
+      </w:r>
+    </w:p>
+    <w:p>
+      <w:pPr>
+        <w:bidi w:val="0"/>
+        <w:rPr>
+          <w:rFonts w:hint="eastAsia"/>
+          <w:lang w:eastAsia="zh-CN"/>
+        </w:rPr>
+      </w:pPr>
+      <w:r>
+        <w:rPr>
+          <w:rFonts w:hint="eastAsia"/>
+          <w:lang w:eastAsia="zh-CN"/>
+        </w:rPr>
+        <w:t>• 统计平均解决时长、未完成工单数等指标；</w:t>
+      </w:r>
+    </w:p>
+    <w:p>
+      <w:pPr>
+        <w:bidi w:val="0"/>
+        <w:rPr>
+          <w:rFonts w:hint="eastAsia"/>
+          <w:lang w:eastAsia="zh-CN"/>
+        </w:rPr>
+      </w:pPr>
+      <w:r>
+        <w:rPr>
+          <w:rFonts w:hint="eastAsia"/>
+          <w:lang w:eastAsia="zh-CN"/>
+        </w:rPr>
+        <w:t>• 工单按筛选条件导出为 Excel。</w:t>
+      </w:r>
+    </w:p>
+    <w:p>
+      <w:pPr>
+        <w:bidi w:val="0"/>
+        <w:rPr>
+          <w:rFonts w:hint="eastAsia"/>
+          <w:lang w:eastAsia="zh-CN"/>
+        </w:rPr>
+      </w:pPr>
+    </w:p>
+    <w:p>
+      <w:pPr>
+        <w:bidi w:val="0"/>
+        <w:rPr>
+          <w:rFonts w:hint="eastAsia"/>
+          <w:lang w:eastAsia="zh-CN"/>
+        </w:rPr>
+      </w:pPr>
+      <w:r>
+        <w:rPr>
+          <w:rFonts w:hint="eastAsia"/>
+          <w:lang w:eastAsia="zh-CN"/>
+        </w:rPr>
+        <w:t>（5）IT资产管理模块（CMDB）</w:t>
+      </w:r>
+    </w:p>
+    <w:p>
+      <w:pPr>
+        <w:bidi w:val="0"/>
+        <w:rPr>
+          <w:rFonts w:hint="eastAsia"/>
+          <w:lang w:eastAsia="zh-CN"/>
+        </w:rPr>
+      </w:pPr>
+      <w:r>
+        <w:rPr>
+          <w:rFonts w:hint="eastAsia"/>
+          <w:lang w:eastAsia="zh-CN"/>
+        </w:rPr>
+        <w:t>• 资产台账的增、删、改、查（分页、按类型/状态/位置/关键词筛选）；</w:t>
+      </w:r>
+    </w:p>
+    <w:p>
+      <w:pPr>
+        <w:bidi w:val="0"/>
+        <w:rPr>
+          <w:rFonts w:hint="eastAsia"/>
+          <w:lang w:eastAsia="zh-CN"/>
+        </w:rPr>
+      </w:pPr>
+      <w:r>
+        <w:rPr>
+          <w:rFonts w:hint="eastAsia"/>
+          <w:lang w:eastAsia="zh-CN"/>
+        </w:rPr>
+        <w:t>• 资产字段：资产编号、类型、品牌型号、序列号、IP、MAC、位置、责任人、使用科室、购入日期、保修到期、供应商、采购单号、状态、备注；</w:t>
+      </w:r>
+    </w:p>
+    <w:p>
+      <w:pPr>
+        <w:bidi w:val="0"/>
+        <w:rPr>
+          <w:rFonts w:hint="eastAsia"/>
+          <w:lang w:eastAsia="zh-CN"/>
+        </w:rPr>
+      </w:pPr>
+      <w:r>
+        <w:rPr>
+          <w:rFonts w:hint="eastAsia"/>
+          <w:lang w:eastAsia="zh-CN"/>
+        </w:rPr>
+        <w:t>• 保修到期自动计算并预警（有效/即将到期/已过保）；</w:t>
+      </w:r>
+    </w:p>
+    <w:p>
+      <w:pPr>
+        <w:bidi w:val="0"/>
+        <w:rPr>
+          <w:rFonts w:hint="eastAsia"/>
+          <w:lang w:eastAsia="zh-CN"/>
+        </w:rPr>
+      </w:pPr>
+      <w:r>
+        <w:rPr>
+          <w:rFonts w:hint="eastAsia"/>
+          <w:lang w:eastAsia="zh-CN"/>
+        </w:rPr>
+        <w:t>• 资产台账导出 Excel；下载导入模板、按模板批量导入（编号唯一校验、重复跳过、返回导入结果明细）；</w:t>
+      </w:r>
+    </w:p>
+    <w:p>
+      <w:pPr>
+        <w:bidi w:val="0"/>
+        <w:rPr>
+          <w:rFonts w:hint="eastAsia"/>
+          <w:lang w:eastAsia="zh-CN"/>
+        </w:rPr>
+      </w:pPr>
+      <w:r>
+        <w:rPr>
+          <w:rFonts w:hint="eastAsia"/>
+          <w:lang w:eastAsia="zh-CN"/>
+        </w:rPr>
+        <w:t>• 资产统计（按类型、状态分布）。</w:t>
+      </w:r>
+    </w:p>
+    <w:p>
+      <w:pPr>
+        <w:bidi w:val="0"/>
+        <w:rPr>
+          <w:rFonts w:hint="eastAsia"/>
+          <w:lang w:eastAsia="zh-CN"/>
+        </w:rPr>
+      </w:pPr>
+    </w:p>
+    <w:p>
+      <w:pPr>
+        <w:bidi w:val="0"/>
+        <w:rPr>
+          <w:rFonts w:hint="eastAsia"/>
+          <w:lang w:eastAsia="zh-CN"/>
+        </w:rPr>
+      </w:pPr>
+      <w:r>
+        <w:rPr>
+          <w:rFonts w:hint="eastAsia"/>
+          <w:lang w:eastAsia="zh-CN"/>
+        </w:rPr>
+        <w:t>（6）设备—工单关联模块</w:t>
+      </w:r>
+    </w:p>
+    <w:p>
+      <w:pPr>
+        <w:bidi w:val="0"/>
+        <w:rPr>
+          <w:rFonts w:hint="eastAsia"/>
+          <w:lang w:eastAsia="zh-CN"/>
+        </w:rPr>
+      </w:pPr>
+      <w:r>
+        <w:rPr>
+          <w:rFonts w:hint="eastAsia"/>
+          <w:lang w:eastAsia="zh-CN"/>
+        </w:rPr>
+        <w:t>• 报修时填写设备编号，即可将工单与资产台账中的设备关联；</w:t>
+      </w:r>
+    </w:p>
+    <w:p>
+      <w:pPr>
+        <w:bidi w:val="0"/>
+        <w:rPr>
+          <w:rFonts w:hint="eastAsia"/>
+          <w:lang w:eastAsia="zh-CN"/>
+        </w:rPr>
+      </w:pPr>
+      <w:r>
+        <w:rPr>
+          <w:rFonts w:hint="eastAsia"/>
+          <w:lang w:eastAsia="zh-CN"/>
+        </w:rPr>
+        <w:t>• 在资产台账中点击某设备，查看其全部历史报障记录（报障次数、状态、处理结果）。</w:t>
+      </w:r>
+    </w:p>
+    <w:p>
+      <w:pPr>
+        <w:bidi w:val="0"/>
+        <w:rPr>
+          <w:rFonts w:hint="eastAsia"/>
+          <w:lang w:eastAsia="zh-CN"/>
+        </w:rPr>
+      </w:pPr>
+    </w:p>
+    <w:p>
+      <w:pPr>
+        <w:bidi w:val="0"/>
+        <w:rPr>
+          <w:rFonts w:hint="eastAsia"/>
+          <w:lang w:eastAsia="zh-CN"/>
+        </w:rPr>
+      </w:pPr>
+      <w:r>
+        <w:rPr>
+          <w:rFonts w:hint="eastAsia"/>
+          <w:lang w:eastAsia="zh-CN"/>
+        </w:rPr>
+        <w:t>（7）系统设置模块</w:t>
+      </w:r>
+    </w:p>
+    <w:p>
+      <w:pPr>
+        <w:bidi w:val="0"/>
+        <w:rPr>
+          <w:rFonts w:hint="eastAsia"/>
+          <w:lang w:eastAsia="zh-CN"/>
+        </w:rPr>
+      </w:pPr>
+      <w:r>
+        <w:rPr>
+          <w:rFonts w:hint="eastAsia"/>
+          <w:lang w:eastAsia="zh-CN"/>
+        </w:rPr>
+        <w:t>• 配置钉钉机器人；</w:t>
+      </w:r>
+    </w:p>
+    <w:p>
+      <w:pPr>
+        <w:bidi w:val="0"/>
+        <w:rPr>
+          <w:rFonts w:hint="eastAsia"/>
+          <w:lang w:eastAsia="zh-CN"/>
+        </w:rPr>
+      </w:pPr>
+      <w:r>
+        <w:rPr>
+          <w:rFonts w:hint="eastAsia"/>
+          <w:lang w:eastAsia="zh-CN"/>
+        </w:rPr>
+        <w:t>• 配置报修选项（故障类型、常用位置、常见问题FAQ、超时小时数）。</w:t>
+      </w:r>
+    </w:p>
+    <w:p>
+      <w:pPr>
+        <w:bidi w:val="0"/>
+        <w:rPr>
+          <w:rFonts w:hint="eastAsia"/>
+          <w:lang w:eastAsia="zh-CN"/>
+        </w:rPr>
+      </w:pPr>
+    </w:p>
+    <w:p>
+      <w:pPr>
+        <w:pStyle w:val="3"/>
+        <w:bidi w:val="0"/>
+        <w:rPr>
+          <w:rFonts w:hint="eastAsia"/>
+          <w:lang w:eastAsia="zh-CN"/>
+        </w:rPr>
+      </w:pPr>
+      <w:r>
+        <w:rPr>
+          <w:rFonts w:hint="eastAsia"/>
+          <w:lang w:eastAsia="zh-CN"/>
+        </w:rPr>
+        <w:t>3.4 非功能需求分析</w:t>
+      </w:r>
+    </w:p>
+    <w:p>
+      <w:pPr>
+        <w:bidi w:val="0"/>
+        <w:rPr>
+          <w:rFonts w:hint="eastAsia"/>
+          <w:lang w:eastAsia="zh-CN"/>
+        </w:rPr>
+      </w:pPr>
+    </w:p>
+    <w:p>
+      <w:pPr>
+        <w:bidi w:val="0"/>
+        <w:rPr>
+          <w:rFonts w:hint="eastAsia"/>
+          <w:lang w:eastAsia="zh-CN"/>
+        </w:rPr>
+      </w:pPr>
+      <w:r>
+        <w:rPr>
+          <w:rFonts w:hint="eastAsia"/>
+          <w:lang w:eastAsia="zh-CN"/>
+        </w:rPr>
+        <w:t>• 易用性：报修端移动优先、支持 PWA；管理端做移动端适配。</w:t>
+      </w:r>
+    </w:p>
+    <w:p>
+      <w:pPr>
+        <w:bidi w:val="0"/>
+        <w:rPr>
+          <w:rFonts w:hint="eastAsia"/>
+          <w:lang w:eastAsia="zh-CN"/>
+        </w:rPr>
+      </w:pPr>
+      <w:r>
+        <w:rPr>
+          <w:rFonts w:hint="eastAsia"/>
+          <w:lang w:eastAsia="zh-CN"/>
+        </w:rPr>
+        <w:t>• 安全性：口令 BCrypt 加密存储；接口按角色鉴权；令牌落库并设置有效期；上传图片防目录穿越；钉钉回调请求签名校验。</w:t>
+      </w:r>
+    </w:p>
+    <w:p>
+      <w:pPr>
+        <w:bidi w:val="0"/>
+        <w:rPr>
+          <w:rFonts w:hint="eastAsia"/>
+          <w:lang w:eastAsia="zh-CN"/>
+        </w:rPr>
+      </w:pPr>
+      <w:r>
+        <w:rPr>
+          <w:rFonts w:hint="eastAsia"/>
+          <w:lang w:eastAsia="zh-CN"/>
+        </w:rPr>
+        <w:t>• 性能：列表接口分页返回；上传图片自动压缩以节省存储与带宽。</w:t>
+      </w:r>
+    </w:p>
+    <w:p>
+      <w:pPr>
+        <w:bidi w:val="0"/>
+        <w:rPr>
+          <w:rFonts w:hint="eastAsia"/>
+          <w:lang w:eastAsia="zh-CN"/>
+        </w:rPr>
+      </w:pPr>
+      <w:r>
+        <w:rPr>
+          <w:rFonts w:hint="eastAsia"/>
+          <w:lang w:eastAsia="zh-CN"/>
+        </w:rPr>
+        <w:t>• 可维护性：前后端分离、分层清晰；数据表由 JPA 自动维护；配置项支持环境变量注入。</w:t>
+      </w:r>
+    </w:p>
+    <w:p>
+      <w:pPr>
+        <w:bidi w:val="0"/>
+        <w:rPr>
+          <w:rFonts w:hint="eastAsia"/>
+          <w:lang w:eastAsia="zh-CN"/>
+        </w:rPr>
+      </w:pPr>
+      <w:r>
+        <w:rPr>
+          <w:rFonts w:hint="eastAsia"/>
+          <w:lang w:eastAsia="zh-CN"/>
+        </w:rPr>
+        <w:t>• 可移植性：打包为单个 Jar，依赖 JDK 与 MySQL 即可运行，便于迁移部署。</w:t>
+      </w:r>
+    </w:p>
+    <w:p>
+      <w:pPr>
+        <w:bidi w:val="0"/>
+        <w:rPr>
+          <w:rFonts w:hint="eastAsia"/>
+          <w:lang w:eastAsia="zh-CN"/>
+        </w:rPr>
+      </w:pPr>
+    </w:p>
+    <w:p>
+      <w:pPr>
+        <w:pStyle w:val="3"/>
+        <w:bidi w:val="0"/>
+        <w:rPr>
+          <w:rFonts w:hint="eastAsia"/>
+          <w:lang w:eastAsia="zh-CN"/>
+        </w:rPr>
+      </w:pPr>
+      <w:r>
+        <w:rPr>
+          <w:rFonts w:hint="eastAsia"/>
+          <w:lang w:eastAsia="zh-CN"/>
+        </w:rPr>
+        <w:t>3.5 需求建模图</w:t>
+      </w:r>
+    </w:p>
+    <w:p>
+      <w:pPr>
+        <w:bidi w:val="0"/>
+        <w:rPr>
+          <w:rFonts w:hint="eastAsia"/>
+          <w:lang w:eastAsia="zh-CN"/>
+        </w:rPr>
+      </w:pPr>
+    </w:p>
+    <w:p>
+      <w:pPr>
+        <w:bidi w:val="0"/>
+        <w:rPr>
+          <w:rFonts w:hint="eastAsia"/>
+          <w:lang w:eastAsia="zh-CN"/>
+        </w:rPr>
+      </w:pPr>
+      <w:r>
+        <w:rPr>
+          <w:rFonts w:hint="eastAsia"/>
+          <w:lang w:eastAsia="zh-CN"/>
+        </w:rPr>
+        <w:t>系统的用例图如图3-1所示，涵盖教师、管理员、游客三类参与者及其用例。</w:t>
+      </w:r>
+    </w:p>
+    <w:p>
+      <w:pPr>
+        <w:bidi w:val="0"/>
+        <w:rPr>
+          <w:rFonts w:hint="eastAsia"/>
+          <w:lang w:eastAsia="zh-CN"/>
+        </w:rPr>
+      </w:pPr>
+    </w:p>
+    <w:p>
+      <w:pPr>
+        <w:bidi w:val="0"/>
+        <w:jc w:val="center"/>
+        <w:rPr>
+          <w:rFonts w:hint="eastAsia"/>
+          <w:lang w:eastAsia="zh-CN"/>
+        </w:rPr>
+      </w:pPr>
+      <w:r>
+        <w:rPr>
+          <w:rFonts w:hint="eastAsia"/>
+          <w:lang w:eastAsia="zh-CN"/>
+        </w:rPr>
+        <w:drawing>
+          <wp:inline distT="0" distB="0" distL="114300" distR="114300">
+            <wp:extent cx="2828925" cy="7096125"/>
+            <wp:effectExtent l="0" t="0" r="9525" b="9525"/>
+            <wp:docPr id="1" name="图片 1" descr="3-用例图"/>
+            <wp:cNvGraphicFramePr/>
+            <a:graphic xmlns:a="http://schemas.openxmlformats.org/drawingml/2006/main">
+              <a:graphicData uri="http://schemas.openxmlformats.org/drawingml/2006/picture">
+                <pic:pic xmlns:pic="http://schemas.openxmlformats.org/drawingml/2006/picture">
+                  <pic:nvPicPr>
+                    <pic:cNvPr id="1" name="图片 1" descr="3-用例图"/>
+                    <pic:cNvPicPr/>
+                  </pic:nvPicPr>
+                  <pic:blipFill>
+                    <a:blip r:embed="rId4"/>
+                    <a:stretch>
+                      <a:fillRect/>
+                    </a:stretch>
+                  </pic:blipFill>
+                  <pic:spPr>
+                    <a:xfrm>
+                      <a:off x="0" y="0"/>
+                      <a:ext cx="2828925" cy="7096125"/>
+                    </a:xfrm>
+                    <a:prstGeom prst="rect">
+                      <a:avLst/>
+                    </a:prstGeom>
+                  </pic:spPr>
+                </pic:pic>
+              </a:graphicData>
+            </a:graphic>
+          </wp:inline>
+        </w:drawing>
+      </w:r>
+    </w:p>
+    <w:p>
+      <w:pPr>
+        <w:bidi w:val="0"/>
+        <w:jc w:val="left"/>
+        <w:rPr>
+          <w:rFonts w:hint="eastAsia"/>
+          <w:lang w:eastAsia="zh-CN"/>
+        </w:rPr>
+      </w:pPr>
+    </w:p>
+    <w:p>
+      <w:pPr>
+        <w:bidi w:val="0"/>
+        <w:jc w:val="center"/>
+        <w:rPr>
+          <w:rFonts w:hint="eastAsia"/>
+          <w:lang w:eastAsia="zh-CN"/>
+        </w:rPr>
+      </w:pPr>
+      <w:r>
+        <w:rPr>
+          <w:rFonts w:hint="eastAsia"/>
+          <w:lang w:eastAsia="zh-CN"/>
+        </w:rPr>
+        <w:t>图3-1 系统用例图</w:t>
+      </w:r>
+    </w:p>
+    <w:p>
+      <w:pPr>
+        <w:bidi w:val="0"/>
+        <w:jc w:val="left"/>
+        <w:rPr>
+          <w:rFonts w:hint="eastAsia"/>
+          <w:lang w:eastAsia="zh-CN"/>
+        </w:rPr>
+      </w:pPr>
+    </w:p>
+    <w:p>
+      <w:pPr>
+        <w:bidi w:val="0"/>
+        <w:rPr>
+          <w:rFonts w:hint="eastAsia"/>
+          <w:lang w:eastAsia="zh-CN"/>
+        </w:rPr>
+      </w:pPr>
+      <w:r>
+        <w:rPr>
+          <w:rFonts w:hint="eastAsia"/>
+          <w:lang w:eastAsia="zh-CN"/>
+        </w:rPr>
+        <w:t>此外，报修工单的状态流转见第5.3节图5-1。</w:t>
+      </w:r>
+    </w:p>
+    <w:p>
+      <w:pPr>
+        <w:bidi w:val="0"/>
+        <w:rPr>
+          <w:rFonts w:hint="eastAsia"/>
+          <w:lang w:eastAsia="zh-CN"/>
+        </w:rPr>
+      </w:pPr>
+    </w:p>
+    <w:p>
+      <w:pPr>
+        <w:bidi w:val="0"/>
+        <w:rPr>
+          <w:rFonts w:hint="eastAsia"/>
+          <w:lang w:eastAsia="zh-CN"/>
+        </w:rPr>
+      </w:pPr>
+    </w:p>
+    <w:p>
+      <w:pPr>
+        <w:pStyle w:val="2"/>
+        <w:bidi w:val="0"/>
+        <w:rPr>
+          <w:rFonts w:hint="eastAsia"/>
+          <w:lang w:eastAsia="zh-CN"/>
+        </w:rPr>
+      </w:pPr>
+      <w:r>
+        <w:rPr>
+          <w:rFonts w:hint="eastAsia"/>
+          <w:lang w:eastAsia="zh-CN"/>
+        </w:rPr>
+        <w:t>第4章 系统设计</w:t>
+      </w:r>
+    </w:p>
+    <w:p>
+      <w:pPr>
+        <w:bidi w:val="0"/>
+        <w:rPr>
+          <w:rFonts w:hint="eastAsia"/>
+          <w:lang w:eastAsia="zh-CN"/>
+        </w:rPr>
+      </w:pPr>
+    </w:p>
+    <w:p>
+      <w:pPr>
+        <w:pStyle w:val="3"/>
+        <w:bidi w:val="0"/>
+        <w:rPr>
+          <w:rFonts w:hint="eastAsia"/>
+          <w:lang w:eastAsia="zh-CN"/>
+        </w:rPr>
+      </w:pPr>
+      <w:r>
+        <w:rPr>
+          <w:rFonts w:hint="eastAsia"/>
+          <w:lang w:eastAsia="zh-CN"/>
+        </w:rPr>
+        <w:t>4.1 系统总体架构设计</w:t>
+      </w:r>
+    </w:p>
+    <w:p>
+      <w:pPr>
+        <w:bidi w:val="0"/>
+        <w:rPr>
+          <w:rFonts w:hint="eastAsia"/>
+          <w:lang w:eastAsia="zh-CN"/>
+        </w:rPr>
+      </w:pPr>
+    </w:p>
+    <w:p>
+      <w:pPr>
+        <w:bidi w:val="0"/>
+        <w:rPr>
+          <w:rFonts w:hint="eastAsia"/>
+          <w:lang w:eastAsia="zh-CN"/>
+        </w:rPr>
+      </w:pPr>
+      <w:r>
+        <w:rPr>
+          <w:rFonts w:hint="eastAsia"/>
+          <w:lang w:eastAsia="zh-CN"/>
+        </w:rPr>
+        <w:t>系统采用前后端分离的三层架构，整体分为表现层、应用层与数据层：</w:t>
+      </w:r>
+    </w:p>
+    <w:p>
+      <w:pPr>
+        <w:bidi w:val="0"/>
+        <w:rPr>
+          <w:rFonts w:hint="eastAsia"/>
+          <w:lang w:eastAsia="zh-CN"/>
+        </w:rPr>
+      </w:pPr>
+    </w:p>
+    <w:p>
+      <w:pPr>
+        <w:bidi w:val="0"/>
+        <w:rPr>
+          <w:rFonts w:hint="eastAsia" w:ascii="Consolas" w:hAnsi="Consolas" w:cs="Consolas"/>
+          <w:sz w:val="18"/>
+          <w:lang w:eastAsia="zh-CN"/>
+        </w:rPr>
+      </w:pPr>
+      <w:r>
+        <w:rPr>
+          <w:rFonts w:hint="eastAsia" w:ascii="Consolas" w:hAnsi="Consolas" w:cs="Consolas"/>
+          <w:sz w:val="18"/>
+          <w:lang w:eastAsia="zh-CN"/>
+        </w:rPr>
+        <w:t>┌─────────────────────────────────────────────┐</w:t>
+      </w:r>
+    </w:p>
+    <w:p>
+      <w:pPr>
+        <w:bidi w:val="0"/>
+        <w:rPr>
+          <w:rFonts w:hint="eastAsia" w:ascii="Consolas" w:hAnsi="Consolas" w:cs="Consolas"/>
+          <w:sz w:val="18"/>
+          <w:lang w:eastAsia="zh-CN"/>
+        </w:rPr>
+      </w:pPr>
+      <w:r>
+        <w:rPr>
+          <w:rFonts w:hint="eastAsia" w:ascii="Consolas" w:hAnsi="Consolas" w:cs="Consolas"/>
+          <w:sz w:val="18"/>
+          <w:lang w:eastAsia="zh-CN"/>
+        </w:rPr>
+        <w:t>│  表现层（前端 SPA，Vue3 + Element Plus + PWA） │</w:t>
+      </w:r>
+    </w:p>
+    <w:p>
+      <w:pPr>
+        <w:bidi w:val="0"/>
+        <w:rPr>
+          <w:rFonts w:hint="eastAsia" w:ascii="Consolas" w:hAnsi="Consolas" w:cs="Consolas"/>
+          <w:sz w:val="18"/>
+          <w:lang w:eastAsia="zh-CN"/>
+        </w:rPr>
+      </w:pPr>
+      <w:r>
+        <w:rPr>
+          <w:rFonts w:hint="eastAsia" w:ascii="Consolas" w:hAnsi="Consolas" w:cs="Consolas"/>
+          <w:sz w:val="18"/>
+          <w:lang w:eastAsia="zh-CN"/>
+        </w:rPr>
+        <w:t>│  教师端(报修/我的报修)   管理端(工单/资产/统计/设置) │</w:t>
+      </w:r>
+    </w:p>
+    <w:p>
+      <w:pPr>
+        <w:bidi w:val="0"/>
+        <w:rPr>
+          <w:rFonts w:hint="eastAsia" w:ascii="Consolas" w:hAnsi="Consolas" w:cs="Consolas"/>
+          <w:sz w:val="18"/>
+          <w:lang w:eastAsia="zh-CN"/>
+        </w:rPr>
+      </w:pPr>
+      <w:r>
+        <w:rPr>
+          <w:rFonts w:hint="eastAsia" w:ascii="Consolas" w:hAnsi="Consolas" w:cs="Consolas"/>
+          <w:sz w:val="18"/>
+          <w:lang w:eastAsia="zh-CN"/>
+        </w:rPr>
+        <w:t>└───────────────┬─────────────────────────────┘</w:t>
+      </w:r>
+    </w:p>
+    <w:p>
+      <w:pPr>
+        <w:bidi w:val="0"/>
+        <w:rPr>
+          <w:rFonts w:hint="eastAsia" w:ascii="Consolas" w:hAnsi="Consolas" w:cs="Consolas"/>
+          <w:sz w:val="18"/>
+          <w:lang w:eastAsia="zh-CN"/>
+        </w:rPr>
+      </w:pPr>
+      <w:r>
+        <w:rPr>
+          <w:rFonts w:hint="eastAsia" w:ascii="Consolas" w:hAnsi="Consolas" w:cs="Consolas"/>
+          <w:sz w:val="18"/>
+          <w:lang w:eastAsia="zh-CN"/>
+        </w:rPr>
+        <w:t xml:space="preserve">                │ HTTP + JSON (RESTful, 携带令牌)</w:t>
+      </w:r>
+    </w:p>
+    <w:p>
+      <w:pPr>
+        <w:bidi w:val="0"/>
+        <w:rPr>
+          <w:rFonts w:hint="eastAsia" w:ascii="Consolas" w:hAnsi="Consolas" w:cs="Consolas"/>
+          <w:sz w:val="18"/>
+          <w:lang w:eastAsia="zh-CN"/>
+        </w:rPr>
+      </w:pPr>
+      <w:r>
+        <w:rPr>
+          <w:rFonts w:hint="eastAsia" w:ascii="Consolas" w:hAnsi="Consolas" w:cs="Consolas"/>
+          <w:sz w:val="18"/>
+          <w:lang w:eastAsia="zh-CN"/>
+        </w:rPr>
+        <w:t>┌───────────────▼─────────────────────────────┐</w:t>
+      </w:r>
+    </w:p>
+    <w:p>
+      <w:pPr>
+        <w:bidi w:val="0"/>
+        <w:rPr>
+          <w:rFonts w:hint="eastAsia" w:ascii="Consolas" w:hAnsi="Consolas" w:cs="Consolas"/>
+          <w:sz w:val="18"/>
+          <w:lang w:eastAsia="zh-CN"/>
+        </w:rPr>
+      </w:pPr>
+      <w:r>
+        <w:rPr>
+          <w:rFonts w:hint="eastAsia" w:ascii="Consolas" w:hAnsi="Consolas" w:cs="Consolas"/>
+          <w:sz w:val="18"/>
+          <w:lang w:eastAsia="zh-CN"/>
+        </w:rPr>
+        <w:t>│  应用层（后端 Spring Boot）                    │</w:t>
+      </w:r>
+    </w:p>
+    <w:p>
+      <w:pPr>
+        <w:bidi w:val="0"/>
+        <w:rPr>
+          <w:rFonts w:hint="eastAsia" w:ascii="Consolas" w:hAnsi="Consolas" w:cs="Consolas"/>
+          <w:sz w:val="18"/>
+          <w:lang w:eastAsia="zh-CN"/>
+        </w:rPr>
+      </w:pPr>
+      <w:r>
+        <w:rPr>
+          <w:rFonts w:hint="eastAsia" w:ascii="Consolas" w:hAnsi="Consolas" w:cs="Consolas"/>
+          <w:sz w:val="18"/>
+          <w:lang w:eastAsia="zh-CN"/>
+        </w:rPr>
+        <w:t>│  Controller → Service → Repository            │</w:t>
+      </w:r>
+    </w:p>
+    <w:p>
+      <w:pPr>
+        <w:bidi w:val="0"/>
+        <w:rPr>
+          <w:rFonts w:hint="eastAsia" w:ascii="Consolas" w:hAnsi="Consolas" w:cs="Consolas"/>
+          <w:sz w:val="18"/>
+          <w:lang w:eastAsia="zh-CN"/>
+        </w:rPr>
+      </w:pPr>
+      <w:r>
+        <w:rPr>
+          <w:rFonts w:hint="eastAsia" w:ascii="Consolas" w:hAnsi="Consolas" w:cs="Consolas"/>
+          <w:sz w:val="18"/>
+          <w:lang w:eastAsia="zh-CN"/>
+        </w:rPr>
+        <w:t>│  拦截器鉴权 · 令牌存储 · 全局异常 · 定时任务      │</w:t>
+      </w:r>
+    </w:p>
+    <w:p>
+      <w:pPr>
+        <w:bidi w:val="0"/>
+        <w:rPr>
+          <w:rFonts w:hint="eastAsia" w:ascii="Consolas" w:hAnsi="Consolas" w:cs="Consolas"/>
+          <w:sz w:val="18"/>
+          <w:lang w:eastAsia="zh-CN"/>
+        </w:rPr>
+      </w:pPr>
+      <w:r>
+        <w:rPr>
+          <w:rFonts w:hint="eastAsia" w:ascii="Consolas" w:hAnsi="Consolas" w:cs="Consolas"/>
+          <w:sz w:val="18"/>
+          <w:lang w:eastAsia="zh-CN"/>
+        </w:rPr>
+        <w:t>│  钉钉推送 · Excel导入导出 · 图片存储压缩          │</w:t>
+      </w:r>
+    </w:p>
+    <w:p>
+      <w:pPr>
+        <w:bidi w:val="0"/>
+        <w:rPr>
+          <w:rFonts w:hint="eastAsia" w:ascii="Consolas" w:hAnsi="Consolas" w:cs="Consolas"/>
+          <w:sz w:val="18"/>
+          <w:lang w:eastAsia="zh-CN"/>
+        </w:rPr>
+      </w:pPr>
+      <w:r>
+        <w:rPr>
+          <w:rFonts w:hint="eastAsia" w:ascii="Consolas" w:hAnsi="Consolas" w:cs="Consolas"/>
+          <w:sz w:val="18"/>
+          <w:lang w:eastAsia="zh-CN"/>
+        </w:rPr>
+        <w:t>└───────────────┬─────────────────────────────┘</w:t>
+      </w:r>
+    </w:p>
+    <w:p>
+      <w:pPr>
+        <w:bidi w:val="0"/>
+        <w:rPr>
+          <w:rFonts w:hint="eastAsia" w:ascii="Consolas" w:hAnsi="Consolas" w:cs="Consolas"/>
+          <w:sz w:val="18"/>
+          <w:lang w:eastAsia="zh-CN"/>
+        </w:rPr>
+      </w:pPr>
+      <w:r>
+        <w:rPr>
+          <w:rFonts w:hint="eastAsia" w:ascii="Consolas" w:hAnsi="Consolas" w:cs="Consolas"/>
+          <w:sz w:val="18"/>
+          <w:lang w:eastAsia="zh-CN"/>
+        </w:rPr>
+        <w:t xml:space="preserve">                │ JPA / JDBC</w:t>
+      </w:r>
+    </w:p>
+    <w:p>
+      <w:pPr>
+        <w:bidi w:val="0"/>
+        <w:rPr>
+          <w:rFonts w:hint="eastAsia" w:ascii="Consolas" w:hAnsi="Consolas" w:cs="Consolas"/>
+          <w:sz w:val="18"/>
+          <w:lang w:eastAsia="zh-CN"/>
+        </w:rPr>
+      </w:pPr>
+      <w:r>
+        <w:rPr>
+          <w:rFonts w:hint="eastAsia" w:ascii="Consolas" w:hAnsi="Consolas" w:cs="Consolas"/>
+          <w:sz w:val="18"/>
+          <w:lang w:eastAsia="zh-CN"/>
+        </w:rPr>
+        <w:t>┌───────────────▼─────────────────────────────┐</w:t>
+      </w:r>
+    </w:p>
+    <w:p>
+      <w:pPr>
+        <w:bidi w:val="0"/>
+        <w:rPr>
+          <w:rFonts w:hint="eastAsia" w:ascii="Consolas" w:hAnsi="Consolas" w:cs="Consolas"/>
+          <w:sz w:val="18"/>
+          <w:lang w:eastAsia="zh-CN"/>
+        </w:rPr>
+      </w:pPr>
+      <w:r>
+        <w:rPr>
+          <w:rFonts w:hint="eastAsia" w:ascii="Consolas" w:hAnsi="Consolas" w:cs="Consolas"/>
+          <w:sz w:val="18"/>
+          <w:lang w:eastAsia="zh-CN"/>
+        </w:rPr>
+        <w:t>│  数据层（MySQL）+ 本地文件存储（上传图片）        │</w:t>
+      </w:r>
+    </w:p>
+    <w:p>
+      <w:pPr>
+        <w:bidi w:val="0"/>
+        <w:rPr>
+          <w:rFonts w:hint="eastAsia" w:ascii="Consolas" w:hAnsi="Consolas" w:cs="Consolas"/>
+          <w:sz w:val="18"/>
+          <w:lang w:eastAsia="zh-CN"/>
+        </w:rPr>
+      </w:pPr>
+      <w:r>
+        <w:rPr>
+          <w:rFonts w:hint="eastAsia" w:ascii="Consolas" w:hAnsi="Consolas" w:cs="Consolas"/>
+          <w:sz w:val="18"/>
+          <w:lang w:eastAsia="zh-CN"/>
+        </w:rPr>
+        <w:t>└─────────────────────────────────────────────┘</w:t>
+      </w:r>
+    </w:p>
+    <w:p>
+      <w:pPr>
+        <w:bidi w:val="0"/>
+        <w:rPr>
+          <w:rFonts w:hint="eastAsia" w:ascii="Consolas" w:hAnsi="Consolas" w:cs="Consolas"/>
+          <w:sz w:val="18"/>
+          <w:lang w:eastAsia="zh-CN"/>
+        </w:rPr>
+      </w:pPr>
+      <w:r>
+        <w:rPr>
+          <w:rFonts w:hint="eastAsia" w:ascii="Consolas" w:hAnsi="Consolas" w:cs="Consolas"/>
+          <w:sz w:val="18"/>
+          <w:lang w:eastAsia="zh-CN"/>
+        </w:rPr>
+        <w:t xml:space="preserve">                │ 外部：钉钉群机器人 API</w:t>
+      </w:r>
+    </w:p>
+    <w:p>
+      <w:pPr>
+        <w:bidi w:val="0"/>
+        <w:rPr>
+          <w:rFonts w:hint="eastAsia" w:ascii="Consolas" w:hAnsi="Consolas" w:cs="Consolas"/>
+          <w:sz w:val="21"/>
+          <w:lang w:eastAsia="zh-CN"/>
+        </w:rPr>
+      </w:pPr>
+    </w:p>
+    <w:p>
+      <w:pPr>
+        <w:bidi w:val="0"/>
+        <w:rPr>
+          <w:rFonts w:hint="eastAsia"/>
+          <w:lang w:eastAsia="zh-CN"/>
+        </w:rPr>
+      </w:pPr>
+      <w:r>
+        <w:rPr>
+          <w:rFonts w:hint="eastAsia"/>
+          <w:lang w:eastAsia="zh-CN"/>
+        </w:rPr>
+        <w:t>生产部署上，前端经 Vite 打包后的静态资源由后端一并托管（打入同一 Jar 的 static 目录），因此线上仅运行一个 Spring Boot 服务（端口 8082），由 systemd 守护，降低了部署与运维复杂度。</w:t>
+      </w:r>
+    </w:p>
+    <w:p>
+      <w:pPr>
+        <w:bidi w:val="0"/>
+        <w:rPr>
+          <w:rFonts w:hint="eastAsia"/>
+          <w:lang w:eastAsia="zh-CN"/>
+        </w:rPr>
+      </w:pPr>
+    </w:p>
+    <w:p>
+      <w:pPr>
+        <w:bidi w:val="0"/>
+        <w:rPr>
+          <w:rFonts w:hint="eastAsia"/>
+          <w:lang w:eastAsia="zh-CN"/>
+        </w:rPr>
+      </w:pPr>
+      <w:r>
+        <w:rPr>
+          <w:rFonts w:hint="eastAsia"/>
+          <w:lang w:eastAsia="zh-CN"/>
+        </w:rPr>
+        <w:t>系统总体架构如图4-1所示。</w:t>
+      </w:r>
+    </w:p>
+    <w:p>
+      <w:pPr>
+        <w:bidi w:val="0"/>
+        <w:rPr>
+          <w:rFonts w:hint="eastAsia"/>
+          <w:lang w:eastAsia="zh-CN"/>
+        </w:rPr>
+      </w:pPr>
+    </w:p>
+    <w:p>
+      <w:pPr>
+        <w:bidi w:val="0"/>
+        <w:jc w:val="center"/>
+        <w:rPr>
+          <w:rFonts w:hint="default"/>
+          <w:lang w:eastAsia="zh-CN"/>
+        </w:rPr>
+      </w:pPr>
+      <w:r>
+        <w:rPr>
+          <w:rFonts w:hint="default"/>
+          <w:lang w:eastAsia="zh-CN"/>
+        </w:rPr>
+        <w:drawing>
+          <wp:inline distT="0" distB="0" distL="114300" distR="114300">
+            <wp:extent cx="3743325" cy="7648575"/>
+            <wp:effectExtent l="0" t="0" r="9525" b="9525"/>
+            <wp:docPr id="2" name="图片 2" descr="1-架构图"/>
+            <wp:cNvGraphicFramePr/>
+            <a:graphic xmlns:a="http://schemas.openxmlformats.org/drawingml/2006/main">
+              <a:graphicData uri="http://schemas.openxmlformats.org/drawingml/2006/picture">
+                <pic:pic xmlns:pic="http://schemas.openxmlformats.org/drawingml/2006/picture">
+                  <pic:nvPicPr>
+                    <pic:cNvPr id="2" name="图片 2" descr="1-架构图"/>
+                    <pic:cNvPicPr/>
+                  </pic:nvPicPr>
+                  <pic:blipFill>
+                    <a:blip r:embed="rId5"/>
+                    <a:stretch>
+                      <a:fillRect/>
+                    </a:stretch>
+                  </pic:blipFill>
+                  <pic:spPr>
+                    <a:xfrm>
+                      <a:off x="0" y="0"/>
+                      <a:ext cx="3743325" cy="7648575"/>
+                    </a:xfrm>
+                    <a:prstGeom prst="rect">
+                      <a:avLst/>
+                    </a:prstGeom>
+                  </pic:spPr>
+                </pic:pic>
+              </a:graphicData>
+            </a:graphic>
+          </wp:inline>
+        </w:drawing>
+      </w:r>
+    </w:p>
+    <w:p>
+      <w:pPr>
+        <w:bidi w:val="0"/>
+        <w:jc w:val="left"/>
+        <w:rPr>
+          <w:rFonts w:hint="default"/>
+          <w:lang w:eastAsia="zh-CN"/>
+        </w:rPr>
+      </w:pPr>
+    </w:p>
+    <w:p>
+      <w:pPr>
+        <w:bidi w:val="0"/>
+        <w:jc w:val="center"/>
+        <w:rPr>
+          <w:rFonts w:hint="eastAsia"/>
+          <w:lang w:eastAsia="zh-CN"/>
+        </w:rPr>
+      </w:pPr>
+      <w:r>
+        <w:rPr>
+          <w:rFonts w:hint="eastAsia"/>
+          <w:lang w:eastAsia="zh-CN"/>
+        </w:rPr>
+        <w:t>图4-1 系统总体架构图</w:t>
+      </w:r>
+    </w:p>
+    <w:p>
+      <w:pPr>
+        <w:bidi w:val="0"/>
+        <w:jc w:val="left"/>
+        <w:rPr>
+          <w:rFonts w:hint="eastAsia"/>
+          <w:lang w:eastAsia="zh-CN"/>
+        </w:rPr>
+      </w:pPr>
+    </w:p>
+    <w:p>
+      <w:pPr>
+        <w:pStyle w:val="3"/>
+        <w:bidi w:val="0"/>
+        <w:rPr>
+          <w:rFonts w:hint="eastAsia"/>
+          <w:lang w:eastAsia="zh-CN"/>
+        </w:rPr>
+      </w:pPr>
+      <w:r>
+        <w:rPr>
+          <w:rFonts w:hint="eastAsia"/>
+          <w:lang w:eastAsia="zh-CN"/>
+        </w:rPr>
+        <w:t>4.2 功能模块设计</w:t>
+      </w:r>
+    </w:p>
+    <w:p>
+      <w:pPr>
+        <w:bidi w:val="0"/>
+        <w:rPr>
+          <w:rFonts w:hint="default"/>
+          <w:lang w:eastAsia="zh-CN"/>
+        </w:rPr>
+      </w:pPr>
+    </w:p>
+    <w:p>
+      <w:pPr>
+        <w:bidi w:val="0"/>
+        <w:rPr>
+          <w:rFonts w:hint="eastAsia"/>
+          <w:lang w:eastAsia="zh-CN"/>
+        </w:rPr>
+      </w:pPr>
+      <w:r>
+        <w:rPr>
+          <w:rFonts w:hint="eastAsia"/>
+          <w:lang w:eastAsia="zh-CN"/>
+        </w:rPr>
+        <w:t>系统功能模块划分如下（建议配一张功能结构图/树状图）：</w:t>
+      </w:r>
+    </w:p>
+    <w:p>
+      <w:pPr>
+        <w:bidi w:val="0"/>
+        <w:rPr>
+          <w:rFonts w:hint="eastAsia"/>
+          <w:lang w:eastAsia="zh-CN"/>
+        </w:rPr>
+      </w:pPr>
+    </w:p>
+    <w:p>
+      <w:pPr>
+        <w:bidi w:val="0"/>
+        <w:rPr>
+          <w:rFonts w:hint="eastAsia"/>
+          <w:lang w:eastAsia="zh-CN"/>
+        </w:rPr>
+      </w:pPr>
+      <w:r>
+        <w:rPr>
+          <w:rFonts w:hint="eastAsia"/>
+          <w:lang w:eastAsia="zh-CN"/>
+        </w:rPr>
+        <w:t>• 用户与权限模块（教师账号、管理员账号、邀请码、登录认证）</w:t>
+      </w:r>
+    </w:p>
+    <w:p>
+      <w:pPr>
+        <w:bidi w:val="0"/>
+        <w:rPr>
+          <w:rFonts w:hint="eastAsia"/>
+          <w:lang w:eastAsia="zh-CN"/>
+        </w:rPr>
+      </w:pPr>
+      <w:r>
+        <w:rPr>
+          <w:rFonts w:hint="eastAsia"/>
+          <w:lang w:eastAsia="zh-CN"/>
+        </w:rPr>
+        <w:t>• 报修工单模块（提交、列表、详情、状态流转、跟进、催单、取消、按号查询）</w:t>
+      </w:r>
+    </w:p>
+    <w:p>
+      <w:pPr>
+        <w:bidi w:val="0"/>
+        <w:rPr>
+          <w:rFonts w:hint="eastAsia"/>
+          <w:lang w:eastAsia="zh-CN"/>
+        </w:rPr>
+      </w:pPr>
+      <w:r>
+        <w:rPr>
+          <w:rFonts w:hint="eastAsia"/>
+          <w:lang w:eastAsia="zh-CN"/>
+        </w:rPr>
+        <w:t>• 资产管理模块（台账CRUD、筛选、统计、导入导出、保修预警）</w:t>
+      </w:r>
+    </w:p>
+    <w:p>
+      <w:pPr>
+        <w:bidi w:val="0"/>
+        <w:rPr>
+          <w:rFonts w:hint="eastAsia"/>
+          <w:lang w:eastAsia="zh-CN"/>
+        </w:rPr>
+      </w:pPr>
+      <w:r>
+        <w:rPr>
+          <w:rFonts w:hint="eastAsia"/>
+          <w:lang w:eastAsia="zh-CN"/>
+        </w:rPr>
+        <w:t>• 设备—工单关联模块</w:t>
+      </w:r>
+    </w:p>
+    <w:p>
+      <w:pPr>
+        <w:bidi w:val="0"/>
+        <w:rPr>
+          <w:rFonts w:hint="eastAsia"/>
+          <w:lang w:eastAsia="zh-CN"/>
+        </w:rPr>
+      </w:pPr>
+      <w:r>
+        <w:rPr>
+          <w:rFonts w:hint="eastAsia"/>
+          <w:lang w:eastAsia="zh-CN"/>
+        </w:rPr>
+        <w:t>• 通知模块（钉钉推送与群按钮）</w:t>
+      </w:r>
+    </w:p>
+    <w:p>
+      <w:pPr>
+        <w:bidi w:val="0"/>
+        <w:rPr>
+          <w:rFonts w:hint="eastAsia"/>
+          <w:lang w:eastAsia="zh-CN"/>
+        </w:rPr>
+      </w:pPr>
+      <w:r>
+        <w:rPr>
+          <w:rFonts w:hint="eastAsia"/>
+          <w:lang w:eastAsia="zh-CN"/>
+        </w:rPr>
+        <w:t>• 统计与导出模块</w:t>
+      </w:r>
+    </w:p>
+    <w:p>
+      <w:pPr>
+        <w:bidi w:val="0"/>
+        <w:rPr>
+          <w:rFonts w:hint="eastAsia"/>
+          <w:lang w:eastAsia="zh-CN"/>
+        </w:rPr>
+      </w:pPr>
+      <w:r>
+        <w:rPr>
+          <w:rFonts w:hint="eastAsia"/>
+          <w:lang w:eastAsia="zh-CN"/>
+        </w:rPr>
+        <w:t>• 系统设置模块</w:t>
+      </w:r>
+    </w:p>
+    <w:p>
+      <w:pPr>
+        <w:bidi w:val="0"/>
+        <w:rPr>
+          <w:rFonts w:hint="eastAsia"/>
+          <w:lang w:eastAsia="zh-CN"/>
+        </w:rPr>
+      </w:pPr>
+    </w:p>
+    <w:p>
+      <w:pPr>
+        <w:pStyle w:val="3"/>
+        <w:bidi w:val="0"/>
+        <w:rPr>
+          <w:rFonts w:hint="eastAsia"/>
+          <w:lang w:eastAsia="zh-CN"/>
+        </w:rPr>
+      </w:pPr>
+      <w:r>
+        <w:rPr>
+          <w:rFonts w:hint="eastAsia"/>
+          <w:lang w:eastAsia="zh-CN"/>
+        </w:rPr>
+        <w:t>4.3 后端分层设计</w:t>
+      </w:r>
+    </w:p>
+    <w:p>
+      <w:pPr>
+        <w:bidi w:val="0"/>
+        <w:rPr>
+          <w:rFonts w:hint="default"/>
+          <w:lang w:eastAsia="zh-CN"/>
+        </w:rPr>
+      </w:pPr>
+    </w:p>
+    <w:p>
+      <w:pPr>
+        <w:bidi w:val="0"/>
+        <w:rPr>
+          <w:rFonts w:hint="eastAsia"/>
+          <w:lang w:eastAsia="zh-CN"/>
+        </w:rPr>
+      </w:pPr>
+      <w:r>
+        <w:rPr>
+          <w:rFonts w:hint="eastAsia"/>
+          <w:lang w:eastAsia="zh-CN"/>
+        </w:rPr>
+        <w:t>后端遵循经典分层，包结构（com.school.ticket）如下：</w:t>
+      </w:r>
+    </w:p>
+    <w:p>
+      <w:pPr>
+        <w:bidi w:val="0"/>
+        <w:rPr>
+          <w:rFonts w:hint="eastAsia"/>
+          <w:lang w:eastAsia="zh-CN"/>
+        </w:rPr>
+      </w:pPr>
+    </w:p>
+    <w:p>
+      <w:pPr>
+        <w:bidi w:val="0"/>
+        <w:rPr>
+          <w:rFonts w:hint="eastAsia"/>
+          <w:lang w:eastAsia="zh-CN"/>
+        </w:rPr>
+      </w:pPr>
+      <w:r>
+        <w:rPr>
+          <w:rFonts w:hint="eastAsia"/>
+          <w:lang w:eastAsia="zh-CN"/>
+        </w:rPr>
+        <w:t>• entity：JPA 实体，映射数据库表；</w:t>
+      </w:r>
+    </w:p>
+    <w:p>
+      <w:pPr>
+        <w:bidi w:val="0"/>
+        <w:rPr>
+          <w:rFonts w:hint="eastAsia"/>
+          <w:lang w:eastAsia="zh-CN"/>
+        </w:rPr>
+      </w:pPr>
+      <w:r>
+        <w:rPr>
+          <w:rFonts w:hint="eastAsia"/>
+          <w:lang w:eastAsia="zh-CN"/>
+        </w:rPr>
+        <w:t>• repository：数据访问接口，继承 JpaRepository；</w:t>
+      </w:r>
+    </w:p>
+    <w:p>
+      <w:pPr>
+        <w:bidi w:val="0"/>
+        <w:rPr>
+          <w:rFonts w:hint="eastAsia"/>
+          <w:lang w:eastAsia="zh-CN"/>
+        </w:rPr>
+      </w:pPr>
+      <w:r>
+        <w:rPr>
+          <w:rFonts w:hint="eastAsia"/>
+          <w:lang w:eastAsia="zh-CN"/>
+        </w:rPr>
+        <w:t>• service：业务逻辑，事务边界；</w:t>
+      </w:r>
+    </w:p>
+    <w:p>
+      <w:pPr>
+        <w:bidi w:val="0"/>
+        <w:rPr>
+          <w:rFonts w:hint="eastAsia"/>
+          <w:lang w:eastAsia="zh-CN"/>
+        </w:rPr>
+      </w:pPr>
+      <w:r>
+        <w:rPr>
+          <w:rFonts w:hint="eastAsia"/>
+          <w:lang w:eastAsia="zh-CN"/>
+        </w:rPr>
+        <w:t>• controller：REST 接口，参数校验与响应封装；</w:t>
+      </w:r>
+    </w:p>
+    <w:p>
+      <w:pPr>
+        <w:bidi w:val="0"/>
+        <w:rPr>
+          <w:rFonts w:hint="eastAsia"/>
+          <w:lang w:eastAsia="zh-CN"/>
+        </w:rPr>
+      </w:pPr>
+      <w:r>
+        <w:rPr>
+          <w:rFonts w:hint="eastAsia"/>
+          <w:lang w:eastAsia="zh-CN"/>
+        </w:rPr>
+        <w:t>• dto：请求/响应数据传输对象（多用 Java record）；</w:t>
+      </w:r>
+    </w:p>
+    <w:p>
+      <w:pPr>
+        <w:bidi w:val="0"/>
+        <w:rPr>
+          <w:rFonts w:hint="eastAsia"/>
+          <w:lang w:eastAsia="zh-CN"/>
+        </w:rPr>
+      </w:pPr>
+      <w:r>
+        <w:rPr>
+          <w:rFonts w:hint="eastAsia"/>
+          <w:lang w:eastAsia="zh-CN"/>
+        </w:rPr>
+        <w:t>• web：拦截器、令牌存储、全局异常处理、Web 配置；</w:t>
+      </w:r>
+    </w:p>
+    <w:p>
+      <w:pPr>
+        <w:bidi w:val="0"/>
+        <w:rPr>
+          <w:rFonts w:hint="eastAsia"/>
+          <w:lang w:eastAsia="zh-CN"/>
+        </w:rPr>
+      </w:pPr>
+      <w:r>
+        <w:rPr>
+          <w:rFonts w:hint="eastAsia"/>
+          <w:lang w:eastAsia="zh-CN"/>
+        </w:rPr>
+        <w:t>• config：配置属性、初始化、定时任务、安全 Bean。</w:t>
+      </w:r>
+    </w:p>
+    <w:p>
+      <w:pPr>
+        <w:bidi w:val="0"/>
+        <w:rPr>
+          <w:rFonts w:hint="eastAsia"/>
+          <w:lang w:eastAsia="zh-CN"/>
+        </w:rPr>
+      </w:pPr>
+    </w:p>
+    <w:p>
+      <w:pPr>
+        <w:bidi w:val="0"/>
+        <w:rPr>
+          <w:rFonts w:hint="eastAsia"/>
+          <w:lang w:eastAsia="zh-CN"/>
+        </w:rPr>
+      </w:pPr>
+      <w:r>
+        <w:rPr>
+          <w:rFonts w:hint="eastAsia"/>
+          <w:lang w:eastAsia="zh-CN"/>
+        </w:rPr>
+        <w:t>请求处理链路为：Controller 接收并校验请求 → 调用 Service 处理业务与事务 → 通过 Repository 读写数据库 → 组装 DTO 返回。跨切面能力（鉴权、异常、CORS、静态回退）在 web 层统一处理。</w:t>
+      </w:r>
+    </w:p>
+    <w:p>
+      <w:pPr>
+        <w:bidi w:val="0"/>
+        <w:rPr>
+          <w:rFonts w:hint="eastAsia"/>
+          <w:lang w:eastAsia="zh-CN"/>
+        </w:rPr>
+      </w:pPr>
+    </w:p>
+    <w:p>
+      <w:pPr>
+        <w:pStyle w:val="3"/>
+        <w:bidi w:val="0"/>
+        <w:rPr>
+          <w:rFonts w:hint="eastAsia"/>
+          <w:lang w:eastAsia="zh-CN"/>
+        </w:rPr>
+      </w:pPr>
+      <w:r>
+        <w:rPr>
+          <w:rFonts w:hint="eastAsia"/>
+          <w:lang w:eastAsia="zh-CN"/>
+        </w:rPr>
+        <w:t>4.4 数据库设计</w:t>
+      </w:r>
+    </w:p>
+    <w:p>
+      <w:pPr>
+        <w:bidi w:val="0"/>
+        <w:rPr>
+          <w:rFonts w:hint="default"/>
+          <w:lang w:eastAsia="zh-CN"/>
+        </w:rPr>
+      </w:pPr>
+    </w:p>
+    <w:p>
+      <w:pPr>
+        <w:pStyle w:val="4"/>
+        <w:bidi w:val="0"/>
+        <w:rPr>
+          <w:rFonts w:hint="eastAsia"/>
+          <w:lang w:eastAsia="zh-CN"/>
+        </w:rPr>
+      </w:pPr>
+      <w:r>
+        <w:rPr>
+          <w:rFonts w:hint="eastAsia"/>
+          <w:lang w:eastAsia="zh-CN"/>
+        </w:rPr>
+        <w:t>4.4.1 概念结构设计（E-R）</w:t>
+      </w:r>
+    </w:p>
+    <w:p>
+      <w:pPr>
+        <w:bidi w:val="0"/>
+        <w:rPr>
+          <w:rFonts w:hint="default"/>
+          <w:lang w:eastAsia="zh-CN"/>
+        </w:rPr>
+      </w:pPr>
+    </w:p>
+    <w:p>
+      <w:pPr>
+        <w:bidi w:val="0"/>
+        <w:rPr>
+          <w:rFonts w:hint="eastAsia"/>
+          <w:lang w:eastAsia="zh-CN"/>
+        </w:rPr>
+      </w:pPr>
+      <w:r>
+        <w:rPr>
+          <w:rFonts w:hint="eastAsia"/>
+          <w:lang w:eastAsia="zh-CN"/>
+        </w:rPr>
+        <w:t>系统核心实体及关系：</w:t>
+      </w:r>
+    </w:p>
+    <w:p>
+      <w:pPr>
+        <w:bidi w:val="0"/>
+        <w:rPr>
+          <w:rFonts w:hint="eastAsia"/>
+          <w:lang w:eastAsia="zh-CN"/>
+        </w:rPr>
+      </w:pPr>
+    </w:p>
+    <w:p>
+      <w:pPr>
+        <w:bidi w:val="0"/>
+        <w:rPr>
+          <w:rFonts w:hint="eastAsia"/>
+          <w:lang w:eastAsia="zh-CN"/>
+        </w:rPr>
+      </w:pPr>
+      <w:r>
+        <w:rPr>
+          <w:rFonts w:hint="eastAsia"/>
+          <w:lang w:eastAsia="zh-CN"/>
+        </w:rPr>
+        <w:t>• 一个教师(app_user) 可提交多张工单(ticket)（1:N）；</w:t>
+      </w:r>
+    </w:p>
+    <w:p>
+      <w:pPr>
+        <w:bidi w:val="0"/>
+        <w:rPr>
+          <w:rFonts w:hint="eastAsia"/>
+          <w:lang w:eastAsia="zh-CN"/>
+        </w:rPr>
+      </w:pPr>
+      <w:r>
+        <w:rPr>
+          <w:rFonts w:hint="eastAsia"/>
+          <w:lang w:eastAsia="zh-CN"/>
+        </w:rPr>
+        <w:t>• 一张工单 可有多条跟进记录(ticket_log)（1:N）；</w:t>
+      </w:r>
+    </w:p>
+    <w:p>
+      <w:pPr>
+        <w:bidi w:val="0"/>
+        <w:rPr>
+          <w:rFonts w:hint="eastAsia"/>
+          <w:lang w:eastAsia="zh-CN"/>
+        </w:rPr>
+      </w:pPr>
+      <w:r>
+        <w:rPr>
+          <w:rFonts w:hint="eastAsia"/>
+          <w:lang w:eastAsia="zh-CN"/>
+        </w:rPr>
+        <w:t>• 一台资产(asset) 可关联多张工单（通过资产编号 asset_no，1:N，弱关联）；</w:t>
+      </w:r>
+    </w:p>
+    <w:p>
+      <w:pPr>
+        <w:bidi w:val="0"/>
+        <w:rPr>
+          <w:rFonts w:hint="eastAsia"/>
+          <w:lang w:eastAsia="zh-CN"/>
+        </w:rPr>
+      </w:pPr>
+      <w:r>
+        <w:rPr>
+          <w:rFonts w:hint="eastAsia"/>
+          <w:lang w:eastAsia="zh-CN"/>
+        </w:rPr>
+        <w:t>• 管理员(admin_user)、邀请码(invite_code)、登录令牌(auth_token)、系统设置(system_setting) 为独立支撑实体。</w:t>
+      </w:r>
+    </w:p>
+    <w:p>
+      <w:pPr>
+        <w:bidi w:val="0"/>
+        <w:rPr>
+          <w:rFonts w:hint="eastAsia"/>
+          <w:lang w:eastAsia="zh-CN"/>
+        </w:rPr>
+      </w:pPr>
+    </w:p>
+    <w:p>
+      <w:pPr>
+        <w:bidi w:val="0"/>
+        <w:rPr>
+          <w:rFonts w:hint="eastAsia"/>
+          <w:lang w:eastAsia="zh-CN"/>
+        </w:rPr>
+      </w:pPr>
+      <w:r>
+        <w:rPr>
+          <w:rFonts w:hint="eastAsia"/>
+          <w:lang w:eastAsia="zh-CN"/>
+        </w:rPr>
+        <w:t>系统的实体关系如图4-2所示。</w:t>
+      </w:r>
+    </w:p>
+    <w:p>
+      <w:pPr>
+        <w:bidi w:val="0"/>
+        <w:rPr>
+          <w:rFonts w:hint="eastAsia"/>
+          <w:lang w:eastAsia="zh-CN"/>
+        </w:rPr>
+      </w:pPr>
+    </w:p>
+    <w:p>
+      <w:pPr>
+        <w:bidi w:val="0"/>
+        <w:jc w:val="center"/>
+        <w:rPr>
+          <w:rFonts w:hint="default"/>
+          <w:lang w:eastAsia="zh-CN"/>
+        </w:rPr>
+      </w:pPr>
+      <w:r>
+        <w:rPr>
+          <w:rFonts w:hint="default"/>
+          <w:lang w:eastAsia="zh-CN"/>
+        </w:rPr>
+        <w:drawing>
+          <wp:inline distT="0" distB="0" distL="114300" distR="114300">
+            <wp:extent cx="5268595" cy="5817235"/>
+            <wp:effectExtent l="0" t="0" r="8255" b="12065"/>
+            <wp:docPr id="3" name="图片 3" descr="2-ER图"/>
+            <wp:cNvGraphicFramePr/>
+            <a:graphic xmlns:a="http://schemas.openxmlformats.org/drawingml/2006/main">
+              <a:graphicData uri="http://schemas.openxmlformats.org/drawingml/2006/picture">
+                <pic:pic xmlns:pic="http://schemas.openxmlformats.org/drawingml/2006/picture">
+                  <pic:nvPicPr>
+                    <pic:cNvPr id="3" name="图片 3" descr="2-ER图"/>
+                    <pic:cNvPicPr/>
+                  </pic:nvPicPr>
+                  <pic:blipFill>
+                    <a:blip r:embed="rId6"/>
+                    <a:stretch>
+                      <a:fillRect/>
+                    </a:stretch>
+                  </pic:blipFill>
+                  <pic:spPr>
+                    <a:xfrm>
+                      <a:off x="0" y="0"/>
+                      <a:ext cx="5268595" cy="5817235"/>
+                    </a:xfrm>
+                    <a:prstGeom prst="rect">
+                      <a:avLst/>
+                    </a:prstGeom>
+                  </pic:spPr>
+                </pic:pic>
+              </a:graphicData>
+            </a:graphic>
+          </wp:inline>
+        </w:drawing>
+      </w:r>
+    </w:p>
+    <w:p>
+      <w:pPr>
+        <w:bidi w:val="0"/>
+        <w:jc w:val="left"/>
+        <w:rPr>
+          <w:rFonts w:hint="default"/>
+          <w:lang w:eastAsia="zh-CN"/>
+        </w:rPr>
+      </w:pPr>
+    </w:p>
+    <w:p>
+      <w:pPr>
+        <w:bidi w:val="0"/>
+        <w:jc w:val="center"/>
+        <w:rPr>
+          <w:rFonts w:hint="eastAsia"/>
+          <w:lang w:eastAsia="zh-CN"/>
+        </w:rPr>
+      </w:pPr>
+      <w:r>
+        <w:rPr>
+          <w:rFonts w:hint="eastAsia"/>
+          <w:lang w:eastAsia="zh-CN"/>
+        </w:rPr>
+        <w:t>图4-2 数据库E-R图</w:t>
+      </w:r>
+    </w:p>
+    <w:p>
+      <w:pPr>
+        <w:bidi w:val="0"/>
+        <w:jc w:val="left"/>
+        <w:rPr>
+          <w:rFonts w:hint="eastAsia"/>
+          <w:lang w:eastAsia="zh-CN"/>
+        </w:rPr>
+      </w:pPr>
+    </w:p>
+    <w:p>
+      <w:pPr>
+        <w:pStyle w:val="4"/>
+        <w:bidi w:val="0"/>
+        <w:rPr>
+          <w:rFonts w:hint="eastAsia"/>
+          <w:lang w:eastAsia="zh-CN"/>
+        </w:rPr>
+      </w:pPr>
+      <w:r>
+        <w:rPr>
+          <w:rFonts w:hint="eastAsia"/>
+          <w:lang w:eastAsia="zh-CN"/>
+        </w:rPr>
+        <w:t>4.4.2 逻辑结构设计（主要数据表）</w:t>
+      </w:r>
+    </w:p>
+    <w:p>
+      <w:pPr>
+        <w:bidi w:val="0"/>
+        <w:rPr>
+          <w:rFonts w:hint="default"/>
+          <w:lang w:eastAsia="zh-CN"/>
+        </w:rPr>
+      </w:pPr>
+    </w:p>
+    <w:p>
+      <w:pPr>
+        <w:bidi w:val="0"/>
+        <w:rPr>
+          <w:rFonts w:hint="eastAsia"/>
+          <w:lang w:eastAsia="zh-CN"/>
+        </w:rPr>
+      </w:pPr>
+      <w:r>
+        <w:rPr>
+          <w:rFonts w:hint="eastAsia"/>
+          <w:lang w:eastAsia="zh-CN"/>
+        </w:rPr>
+        <w:t>数据表由 JPA 依据实体自动生成（ddl-auto=update），字符集 utf8mb4。主要表如下：</w:t>
+      </w:r>
+    </w:p>
+    <w:p>
+      <w:pPr>
+        <w:bidi w:val="0"/>
+        <w:rPr>
+          <w:rFonts w:hint="eastAsia"/>
+          <w:lang w:eastAsia="zh-CN"/>
+        </w:rPr>
+      </w:pPr>
+    </w:p>
+    <w:p>
+      <w:pPr>
+        <w:bidi w:val="0"/>
+        <w:rPr>
+          <w:rFonts w:hint="eastAsia"/>
+          <w:lang w:eastAsia="zh-CN"/>
+        </w:rPr>
+      </w:pPr>
+      <w:r>
+        <w:rPr>
+          <w:rFonts w:hint="eastAsia"/>
+          <w:lang w:eastAsia="zh-CN"/>
+        </w:rPr>
+        <w:t>工单表 ticket</w:t>
+      </w:r>
+    </w:p>
+    <w:p>
+      <w:pPr>
+        <w:bidi w:val="0"/>
+        <w:rPr>
+          <w:rFonts w:hint="eastAsia"/>
+          <w:lang w:eastAsia="zh-CN"/>
+        </w:rPr>
+      </w:pPr>
+    </w:p>
+    <w:tbl>
+      <w:tblPr>
+        <w:tblStyle w:val="7"/>
+        <w:tblW w:w="0" w:type="auto"/>
+        <w:tblInd w:w="0" w:type="dxa"/>
+        <w:tblBorders>
+          <w:top w:val="single" w:color="auto" w:sz="4" w:space="0"/>
+          <w:left w:val="single" w:color="auto" w:sz="4" w:space="0"/>
+          <w:bottom w:val="single" w:color="auto" w:sz="4" w:space="0"/>
+          <w:right w:val="single" w:color="auto" w:sz="4" w:space="0"/>
+          <w:insideH w:val="single" w:color="auto" w:sz="4" w:space="0"/>
+          <w:insideV w:val="single" w:color="auto" w:sz="4" w:space="0"/>
+        </w:tblBorders>
+        <w:tblLayout w:type="fixed"/>
+        <w:tblCellMar>
+          <w:left w:w="108" w:type="dxa"/>
+          <w:right w:w="108" w:type="dxa"/>
+        </w:tblCellMar>
+      </w:tblPr>
+      <w:tblGrid>
+        <w:gridCol w:w="2840"/>
+        <w:gridCol w:w="2841"/>
+        <w:gridCol w:w="2841"/>
+      </w:tblGrid>
+      <w:tr>
+        <w:tblPrEx>
+          <w:tblBorders>
+            <w:top w:val="single" w:color="auto" w:sz="4" w:space="0"/>
+            <w:left w:val="single" w:color="auto" w:sz="4" w:space="0"/>
+            <w:bottom w:val="single" w:color="auto" w:sz="4" w:space="0"/>
+            <w:right w:val="single" w:color="auto" w:sz="4" w:space="0"/>
+            <w:insideH w:val="single" w:color="auto" w:sz="4" w:space="0"/>
+            <w:insideV w:val="single" w:color="auto" w:sz="4" w:space="0"/>
+          </w:tblBorders>
+        </w:tblPrEx>
+        <w:tc>
+          <w:tcPr>
+            <w:tcW w:w="2840" w:type="dxa"/>
+          </w:tcPr>
+          <w:p>
+            <w:pPr>
+              <w:bidi w:val="0"/>
+              <w:rPr>
+                <w:rFonts w:hint="default"/>
+                <w:b/>
+                <w:sz w:val="18"/>
+                <w:vertAlign w:val="baseline"/>
+                <w:lang w:eastAsia="zh-CN"/>
+              </w:rPr>
+            </w:pPr>
+            <w:r>
+              <w:rPr>
+                <w:rFonts w:hint="eastAsia"/>
+                <w:b/>
+                <w:sz w:val="18"/>
+                <w:vertAlign w:val="baseline"/>
+                <w:lang w:eastAsia="zh-CN"/>
+              </w:rPr>
+              <w:t>字段</w:t>
+            </w:r>
+          </w:p>
+        </w:tc>
+        <w:tc>
+          <w:tcPr>
+            <w:tcW w:w="2841" w:type="dxa"/>
+          </w:tcPr>
+          <w:p>
+            <w:pPr>
+              <w:bidi w:val="0"/>
+              <w:rPr>
+                <w:rFonts w:hint="default"/>
+                <w:b/>
+                <w:sz w:val="18"/>
+                <w:vertAlign w:val="baseline"/>
+                <w:lang w:eastAsia="zh-CN"/>
+              </w:rPr>
+            </w:pPr>
+            <w:r>
+              <w:rPr>
+                <w:rFonts w:hint="eastAsia"/>
+                <w:b/>
+                <w:sz w:val="18"/>
+                <w:vertAlign w:val="baseline"/>
+                <w:lang w:eastAsia="zh-CN"/>
+              </w:rPr>
+              <w:t>类型</w:t>
+            </w:r>
+          </w:p>
+        </w:tc>
+        <w:tc>
+          <w:tcPr>
+            <w:tcW w:w="2841" w:type="dxa"/>
+          </w:tcPr>
+          <w:p>
+            <w:pPr>
+              <w:bidi w:val="0"/>
+              <w:rPr>
+                <w:rFonts w:hint="default"/>
+                <w:b/>
+                <w:sz w:val="18"/>
+                <w:vertAlign w:val="baseline"/>
+                <w:lang w:eastAsia="zh-CN"/>
+              </w:rPr>
+            </w:pPr>
+            <w:r>
+              <w:rPr>
+                <w:rFonts w:hint="eastAsia"/>
+                <w:b/>
+                <w:sz w:val="18"/>
+                <w:vertAlign w:val="baseline"/>
+                <w:lang w:eastAsia="zh-CN"/>
+              </w:rPr>
+              <w:t>说明</w:t>
+            </w:r>
+          </w:p>
+        </w:tc>
+      </w:tr>
+      <w:tr>
+        <w:tblPrEx>
+          <w:tblBorders>
+            <w:top w:val="single" w:color="auto" w:sz="4" w:space="0"/>
+            <w:left w:val="single" w:color="auto" w:sz="4" w:space="0"/>
+            <w:bottom w:val="single" w:color="auto" w:sz="4" w:space="0"/>
+            <w:right w:val="single" w:color="auto" w:sz="4" w:space="0"/>
+            <w:insideH w:val="single" w:color="auto" w:sz="4" w:space="0"/>
+            <w:insideV w:val="single" w:color="auto" w:sz="4" w:space="0"/>
+          </w:tblBorders>
+        </w:tblPrEx>
+        <w:tc>
+          <w:tcPr>
+            <w:tcW w:w="2840" w:type="dxa"/>
+          </w:tcPr>
+          <w:p>
+            <w:pPr>
+              <w:bidi w:val="0"/>
+              <w:rPr>
+                <w:rFonts w:hint="default"/>
+                <w:sz w:val="18"/>
+                <w:vertAlign w:val="baseline"/>
+                <w:lang w:eastAsia="zh-CN"/>
+              </w:rPr>
+            </w:pPr>
+            <w:r>
+              <w:rPr>
+                <w:rFonts w:hint="eastAsia"/>
+                <w:sz w:val="18"/>
+                <w:vertAlign w:val="baseline"/>
+                <w:lang w:eastAsia="zh-CN"/>
+              </w:rPr>
+              <w:t>id</w:t>
+            </w:r>
+          </w:p>
+        </w:tc>
+        <w:tc>
+          <w:tcPr>
+            <w:tcW w:w="2841" w:type="dxa"/>
+          </w:tcPr>
+          <w:p>
+            <w:pPr>
+              <w:bidi w:val="0"/>
+              <w:rPr>
+                <w:rFonts w:hint="default"/>
+                <w:sz w:val="18"/>
+                <w:vertAlign w:val="baseline"/>
+                <w:lang w:eastAsia="zh-CN"/>
+              </w:rPr>
+            </w:pPr>
+            <w:r>
+              <w:rPr>
+                <w:rFonts w:hint="eastAsia"/>
+                <w:sz w:val="18"/>
+                <w:vertAlign w:val="baseline"/>
+                <w:lang w:eastAsia="zh-CN"/>
+              </w:rPr>
+              <w:t>bigint PK 自增</w:t>
+            </w:r>
+          </w:p>
+        </w:tc>
+        <w:tc>
+          <w:tcPr>
+            <w:tcW w:w="2841" w:type="dxa"/>
+          </w:tcPr>
+          <w:p>
+            <w:pPr>
+              <w:bidi w:val="0"/>
+              <w:rPr>
+                <w:rFonts w:hint="default"/>
+                <w:sz w:val="18"/>
+                <w:vertAlign w:val="baseline"/>
+                <w:lang w:eastAsia="zh-CN"/>
+              </w:rPr>
+            </w:pPr>
+            <w:r>
+              <w:rPr>
+                <w:rFonts w:hint="eastAsia"/>
+                <w:sz w:val="18"/>
+                <w:vertAlign w:val="baseline"/>
+                <w:lang w:eastAsia="zh-CN"/>
+              </w:rPr>
+              <w:t>主键</w:t>
+            </w:r>
+          </w:p>
+        </w:tc>
+      </w:tr>
+      <w:tr>
+        <w:tblPrEx>
+          <w:tblBorders>
+            <w:top w:val="single" w:color="auto" w:sz="4" w:space="0"/>
+            <w:left w:val="single" w:color="auto" w:sz="4" w:space="0"/>
+            <w:bottom w:val="single" w:color="auto" w:sz="4" w:space="0"/>
+            <w:right w:val="single" w:color="auto" w:sz="4" w:space="0"/>
+            <w:insideH w:val="single" w:color="auto" w:sz="4" w:space="0"/>
+            <w:insideV w:val="single" w:color="auto" w:sz="4" w:space="0"/>
+          </w:tblBorders>
+        </w:tblPrEx>
+        <w:tc>
+          <w:tcPr>
+            <w:tcW w:w="2840" w:type="dxa"/>
+          </w:tcPr>
+          <w:p>
+            <w:pPr>
+              <w:bidi w:val="0"/>
+              <w:rPr>
+                <w:rFonts w:hint="default"/>
+                <w:sz w:val="18"/>
+                <w:vertAlign w:val="baseline"/>
+                <w:lang w:eastAsia="zh-CN"/>
+              </w:rPr>
+            </w:pPr>
+            <w:r>
+              <w:rPr>
+                <w:rFonts w:hint="eastAsia"/>
+                <w:sz w:val="18"/>
+                <w:vertAlign w:val="baseline"/>
+                <w:lang w:eastAsia="zh-CN"/>
+              </w:rPr>
+              <w:t>code</w:t>
+            </w:r>
+          </w:p>
+        </w:tc>
+        <w:tc>
+          <w:tcPr>
+            <w:tcW w:w="2841" w:type="dxa"/>
+          </w:tcPr>
+          <w:p>
+            <w:pPr>
+              <w:bidi w:val="0"/>
+              <w:rPr>
+                <w:rFonts w:hint="default"/>
+                <w:sz w:val="18"/>
+                <w:vertAlign w:val="baseline"/>
+                <w:lang w:eastAsia="zh-CN"/>
+              </w:rPr>
+            </w:pPr>
+            <w:r>
+              <w:rPr>
+                <w:rFonts w:hint="eastAsia"/>
+                <w:sz w:val="18"/>
+                <w:vertAlign w:val="baseline"/>
+                <w:lang w:eastAsia="zh-CN"/>
+              </w:rPr>
+              <w:t>varchar(32) 唯一</w:t>
+            </w:r>
+          </w:p>
+        </w:tc>
+        <w:tc>
+          <w:tcPr>
+            <w:tcW w:w="2841" w:type="dxa"/>
+          </w:tcPr>
+          <w:p>
+            <w:pPr>
+              <w:bidi w:val="0"/>
+              <w:rPr>
+                <w:rFonts w:hint="default"/>
+                <w:sz w:val="18"/>
+                <w:vertAlign w:val="baseline"/>
+                <w:lang w:eastAsia="zh-CN"/>
+              </w:rPr>
+            </w:pPr>
+            <w:r>
+              <w:rPr>
+                <w:rFonts w:hint="eastAsia"/>
+                <w:sz w:val="18"/>
+                <w:vertAlign w:val="baseline"/>
+                <w:lang w:eastAsia="zh-CN"/>
+              </w:rPr>
+              <w:t>工单号 BX+日期+序号</w:t>
+            </w:r>
+          </w:p>
+        </w:tc>
+      </w:tr>
+      <w:tr>
+        <w:tblPrEx>
+          <w:tblBorders>
+            <w:top w:val="single" w:color="auto" w:sz="4" w:space="0"/>
+            <w:left w:val="single" w:color="auto" w:sz="4" w:space="0"/>
+            <w:bottom w:val="single" w:color="auto" w:sz="4" w:space="0"/>
+            <w:right w:val="single" w:color="auto" w:sz="4" w:space="0"/>
+            <w:insideH w:val="single" w:color="auto" w:sz="4" w:space="0"/>
+            <w:insideV w:val="single" w:color="auto" w:sz="4" w:space="0"/>
+          </w:tblBorders>
+          <w:tblCellMar>
+            <w:left w:w="108" w:type="dxa"/>
+            <w:right w:w="108" w:type="dxa"/>
+          </w:tblCellMar>
+        </w:tblPrEx>
+        <w:tc>
+          <w:tcPr>
+            <w:tcW w:w="2840" w:type="dxa"/>
+          </w:tcPr>
+          <w:p>
+            <w:pPr>
+              <w:bidi w:val="0"/>
+              <w:rPr>
+                <w:rFonts w:hint="default"/>
+                <w:sz w:val="18"/>
+                <w:vertAlign w:val="baseline"/>
+                <w:lang w:eastAsia="zh-CN"/>
+              </w:rPr>
+            </w:pPr>
+            <w:r>
+              <w:rPr>
+                <w:rFonts w:hint="eastAsia"/>
+                <w:sz w:val="18"/>
+                <w:vertAlign w:val="baseline"/>
+                <w:lang w:eastAsia="zh-CN"/>
+              </w:rPr>
+              <w:t>reporter</w:t>
+            </w:r>
+          </w:p>
+        </w:tc>
+        <w:tc>
+          <w:tcPr>
+            <w:tcW w:w="2841" w:type="dxa"/>
+          </w:tcPr>
+          <w:p>
+            <w:pPr>
+              <w:bidi w:val="0"/>
+              <w:rPr>
+                <w:rFonts w:hint="default"/>
+                <w:sz w:val="18"/>
+                <w:vertAlign w:val="baseline"/>
+                <w:lang w:eastAsia="zh-CN"/>
+              </w:rPr>
+            </w:pPr>
+            <w:r>
+              <w:rPr>
+                <w:rFonts w:hint="eastAsia"/>
+                <w:sz w:val="18"/>
+                <w:vertAlign w:val="baseline"/>
+                <w:lang w:eastAsia="zh-CN"/>
+              </w:rPr>
+              <w:t>varchar(64)</w:t>
+            </w:r>
+          </w:p>
+        </w:tc>
+        <w:tc>
+          <w:tcPr>
+            <w:tcW w:w="2841" w:type="dxa"/>
+          </w:tcPr>
+          <w:p>
+            <w:pPr>
+              <w:bidi w:val="0"/>
+              <w:rPr>
+                <w:rFonts w:hint="default"/>
+                <w:sz w:val="18"/>
+                <w:vertAlign w:val="baseline"/>
+                <w:lang w:eastAsia="zh-CN"/>
+              </w:rPr>
+            </w:pPr>
+            <w:r>
+              <w:rPr>
+                <w:rFonts w:hint="eastAsia"/>
+                <w:sz w:val="18"/>
+                <w:vertAlign w:val="baseline"/>
+                <w:lang w:eastAsia="zh-CN"/>
+              </w:rPr>
+              <w:t>报修人</w:t>
+            </w:r>
+          </w:p>
+        </w:tc>
+      </w:tr>
+      <w:tr>
+        <w:tblPrEx>
+          <w:tblBorders>
+            <w:top w:val="single" w:color="auto" w:sz="4" w:space="0"/>
+            <w:left w:val="single" w:color="auto" w:sz="4" w:space="0"/>
+            <w:bottom w:val="single" w:color="auto" w:sz="4" w:space="0"/>
+            <w:right w:val="single" w:color="auto" w:sz="4" w:space="0"/>
+            <w:insideH w:val="single" w:color="auto" w:sz="4" w:space="0"/>
+            <w:insideV w:val="single" w:color="auto" w:sz="4" w:space="0"/>
+          </w:tblBorders>
+          <w:tblCellMar>
+            <w:left w:w="108" w:type="dxa"/>
+            <w:right w:w="108" w:type="dxa"/>
+          </w:tblCellMar>
+        </w:tblPrEx>
+        <w:tc>
+          <w:tcPr>
+            <w:tcW w:w="2840" w:type="dxa"/>
+          </w:tcPr>
+          <w:p>
+            <w:pPr>
+              <w:bidi w:val="0"/>
+              <w:rPr>
+                <w:rFonts w:hint="default"/>
+                <w:sz w:val="18"/>
+                <w:vertAlign w:val="baseline"/>
+                <w:lang w:eastAsia="zh-CN"/>
+              </w:rPr>
+            </w:pPr>
+            <w:r>
+              <w:rPr>
+                <w:rFonts w:hint="eastAsia"/>
+                <w:sz w:val="18"/>
+                <w:vertAlign w:val="baseline"/>
+                <w:lang w:eastAsia="zh-CN"/>
+              </w:rPr>
+              <w:t>contact</w:t>
+            </w:r>
+          </w:p>
+        </w:tc>
+        <w:tc>
+          <w:tcPr>
+            <w:tcW w:w="2841" w:type="dxa"/>
+          </w:tcPr>
+          <w:p>
+            <w:pPr>
+              <w:bidi w:val="0"/>
+              <w:rPr>
+                <w:rFonts w:hint="default"/>
+                <w:sz w:val="18"/>
+                <w:vertAlign w:val="baseline"/>
+                <w:lang w:eastAsia="zh-CN"/>
+              </w:rPr>
+            </w:pPr>
+            <w:r>
+              <w:rPr>
+                <w:rFonts w:hint="eastAsia"/>
+                <w:sz w:val="18"/>
+                <w:vertAlign w:val="baseline"/>
+                <w:lang w:eastAsia="zh-CN"/>
+              </w:rPr>
+              <w:t>varchar(64)</w:t>
+            </w:r>
+          </w:p>
+        </w:tc>
+        <w:tc>
+          <w:tcPr>
+            <w:tcW w:w="2841" w:type="dxa"/>
+          </w:tcPr>
+          <w:p>
+            <w:pPr>
+              <w:bidi w:val="0"/>
+              <w:rPr>
+                <w:rFonts w:hint="default"/>
+                <w:sz w:val="18"/>
+                <w:vertAlign w:val="baseline"/>
+                <w:lang w:eastAsia="zh-CN"/>
+              </w:rPr>
+            </w:pPr>
+            <w:r>
+              <w:rPr>
+                <w:rFonts w:hint="eastAsia"/>
+                <w:sz w:val="18"/>
+                <w:vertAlign w:val="baseline"/>
+                <w:lang w:eastAsia="zh-CN"/>
+              </w:rPr>
+              <w:t>联系方式</w:t>
+            </w:r>
+          </w:p>
+        </w:tc>
+      </w:tr>
+      <w:tr>
+        <w:tblPrEx>
+          <w:tblBorders>
+            <w:top w:val="single" w:color="auto" w:sz="4" w:space="0"/>
+            <w:left w:val="single" w:color="auto" w:sz="4" w:space="0"/>
+            <w:bottom w:val="single" w:color="auto" w:sz="4" w:space="0"/>
+            <w:right w:val="single" w:color="auto" w:sz="4" w:space="0"/>
+            <w:insideH w:val="single" w:color="auto" w:sz="4" w:space="0"/>
+            <w:insideV w:val="single" w:color="auto" w:sz="4" w:space="0"/>
+          </w:tblBorders>
+        </w:tblPrEx>
+        <w:tc>
+          <w:tcPr>
+            <w:tcW w:w="2840" w:type="dxa"/>
+          </w:tcPr>
+          <w:p>
+            <w:pPr>
+              <w:bidi w:val="0"/>
+              <w:rPr>
+                <w:rFonts w:hint="default"/>
+                <w:sz w:val="18"/>
+                <w:vertAlign w:val="baseline"/>
+                <w:lang w:eastAsia="zh-CN"/>
+              </w:rPr>
+            </w:pPr>
+            <w:r>
+              <w:rPr>
+                <w:rFonts w:hint="eastAsia"/>
+                <w:sz w:val="18"/>
+                <w:vertAlign w:val="baseline"/>
+                <w:lang w:eastAsia="zh-CN"/>
+              </w:rPr>
+              <w:t>location</w:t>
+            </w:r>
+          </w:p>
+        </w:tc>
+        <w:tc>
+          <w:tcPr>
+            <w:tcW w:w="2841" w:type="dxa"/>
+          </w:tcPr>
+          <w:p>
+            <w:pPr>
+              <w:bidi w:val="0"/>
+              <w:rPr>
+                <w:rFonts w:hint="default"/>
+                <w:sz w:val="18"/>
+                <w:vertAlign w:val="baseline"/>
+                <w:lang w:eastAsia="zh-CN"/>
+              </w:rPr>
+            </w:pPr>
+            <w:r>
+              <w:rPr>
+                <w:rFonts w:hint="eastAsia"/>
+                <w:sz w:val="18"/>
+                <w:vertAlign w:val="baseline"/>
+                <w:lang w:eastAsia="zh-CN"/>
+              </w:rPr>
+              <w:t>varchar(128)</w:t>
+            </w:r>
+          </w:p>
+        </w:tc>
+        <w:tc>
+          <w:tcPr>
+            <w:tcW w:w="2841" w:type="dxa"/>
+          </w:tcPr>
+          <w:p>
+            <w:pPr>
+              <w:bidi w:val="0"/>
+              <w:rPr>
+                <w:rFonts w:hint="default"/>
+                <w:sz w:val="18"/>
+                <w:vertAlign w:val="baseline"/>
+                <w:lang w:eastAsia="zh-CN"/>
+              </w:rPr>
+            </w:pPr>
+            <w:r>
+              <w:rPr>
+                <w:rFonts w:hint="eastAsia"/>
+                <w:sz w:val="18"/>
+                <w:vertAlign w:val="baseline"/>
+                <w:lang w:eastAsia="zh-CN"/>
+              </w:rPr>
+              <w:t>位置/教室</w:t>
+            </w:r>
+          </w:p>
+        </w:tc>
+      </w:tr>
+      <w:tr>
+        <w:tblPrEx>
+          <w:tblBorders>
+            <w:top w:val="single" w:color="auto" w:sz="4" w:space="0"/>
+            <w:left w:val="single" w:color="auto" w:sz="4" w:space="0"/>
+            <w:bottom w:val="single" w:color="auto" w:sz="4" w:space="0"/>
+            <w:right w:val="single" w:color="auto" w:sz="4" w:space="0"/>
+            <w:insideH w:val="single" w:color="auto" w:sz="4" w:space="0"/>
+            <w:insideV w:val="single" w:color="auto" w:sz="4" w:space="0"/>
+          </w:tblBorders>
+          <w:tblCellMar>
+            <w:left w:w="108" w:type="dxa"/>
+            <w:right w:w="108" w:type="dxa"/>
+          </w:tblCellMar>
+        </w:tblPrEx>
+        <w:tc>
+          <w:tcPr>
+            <w:tcW w:w="2840" w:type="dxa"/>
+          </w:tcPr>
+          <w:p>
+            <w:pPr>
+              <w:bidi w:val="0"/>
+              <w:rPr>
+                <w:rFonts w:hint="default"/>
+                <w:sz w:val="18"/>
+                <w:vertAlign w:val="baseline"/>
+                <w:lang w:eastAsia="zh-CN"/>
+              </w:rPr>
+            </w:pPr>
+            <w:r>
+              <w:rPr>
+                <w:rFonts w:hint="eastAsia"/>
+                <w:sz w:val="18"/>
+                <w:vertAlign w:val="baseline"/>
+                <w:lang w:eastAsia="zh-CN"/>
+              </w:rPr>
+              <w:t>asset_no</w:t>
+            </w:r>
+          </w:p>
+        </w:tc>
+        <w:tc>
+          <w:tcPr>
+            <w:tcW w:w="2841" w:type="dxa"/>
+          </w:tcPr>
+          <w:p>
+            <w:pPr>
+              <w:bidi w:val="0"/>
+              <w:rPr>
+                <w:rFonts w:hint="default"/>
+                <w:sz w:val="18"/>
+                <w:vertAlign w:val="baseline"/>
+                <w:lang w:eastAsia="zh-CN"/>
+              </w:rPr>
+            </w:pPr>
+            <w:r>
+              <w:rPr>
+                <w:rFonts w:hint="eastAsia"/>
+                <w:sz w:val="18"/>
+                <w:vertAlign w:val="baseline"/>
+                <w:lang w:eastAsia="zh-CN"/>
+              </w:rPr>
+              <w:t>varchar(64)</w:t>
+            </w:r>
+          </w:p>
+        </w:tc>
+        <w:tc>
+          <w:tcPr>
+            <w:tcW w:w="2841" w:type="dxa"/>
+          </w:tcPr>
+          <w:p>
+            <w:pPr>
+              <w:bidi w:val="0"/>
+              <w:rPr>
+                <w:rFonts w:hint="default"/>
+                <w:sz w:val="18"/>
+                <w:vertAlign w:val="baseline"/>
+                <w:lang w:eastAsia="zh-CN"/>
+              </w:rPr>
+            </w:pPr>
+            <w:r>
+              <w:rPr>
+                <w:rFonts w:hint="eastAsia"/>
+                <w:sz w:val="18"/>
+                <w:vertAlign w:val="baseline"/>
+                <w:lang w:eastAsia="zh-CN"/>
+              </w:rPr>
+              <w:t>关联资产编号（选填）</w:t>
+            </w:r>
+          </w:p>
+        </w:tc>
+      </w:tr>
+      <w:tr>
+        <w:tblPrEx>
+          <w:tblBorders>
+            <w:top w:val="single" w:color="auto" w:sz="4" w:space="0"/>
+            <w:left w:val="single" w:color="auto" w:sz="4" w:space="0"/>
+            <w:bottom w:val="single" w:color="auto" w:sz="4" w:space="0"/>
+            <w:right w:val="single" w:color="auto" w:sz="4" w:space="0"/>
+            <w:insideH w:val="single" w:color="auto" w:sz="4" w:space="0"/>
+            <w:insideV w:val="single" w:color="auto" w:sz="4" w:space="0"/>
+          </w:tblBorders>
+          <w:tblCellMar>
+            <w:left w:w="108" w:type="dxa"/>
+            <w:right w:w="108" w:type="dxa"/>
+          </w:tblCellMar>
+        </w:tblPrEx>
+        <w:tc>
+          <w:tcPr>
+            <w:tcW w:w="2840" w:type="dxa"/>
+          </w:tcPr>
+          <w:p>
+            <w:pPr>
+              <w:bidi w:val="0"/>
+              <w:rPr>
+                <w:rFonts w:hint="default"/>
+                <w:sz w:val="18"/>
+                <w:vertAlign w:val="baseline"/>
+                <w:lang w:eastAsia="zh-CN"/>
+              </w:rPr>
+            </w:pPr>
+            <w:r>
+              <w:rPr>
+                <w:rFonts w:hint="eastAsia"/>
+                <w:sz w:val="18"/>
+                <w:vertAlign w:val="baseline"/>
+                <w:lang w:eastAsia="zh-CN"/>
+              </w:rPr>
+              <w:t>category</w:t>
+            </w:r>
+          </w:p>
+        </w:tc>
+        <w:tc>
+          <w:tcPr>
+            <w:tcW w:w="2841" w:type="dxa"/>
+          </w:tcPr>
+          <w:p>
+            <w:pPr>
+              <w:bidi w:val="0"/>
+              <w:rPr>
+                <w:rFonts w:hint="default"/>
+                <w:sz w:val="18"/>
+                <w:vertAlign w:val="baseline"/>
+                <w:lang w:eastAsia="zh-CN"/>
+              </w:rPr>
+            </w:pPr>
+            <w:r>
+              <w:rPr>
+                <w:rFonts w:hint="eastAsia"/>
+                <w:sz w:val="18"/>
+                <w:vertAlign w:val="baseline"/>
+                <w:lang w:eastAsia="zh-CN"/>
+              </w:rPr>
+              <w:t>varchar(32)</w:t>
+            </w:r>
+          </w:p>
+        </w:tc>
+        <w:tc>
+          <w:tcPr>
+            <w:tcW w:w="2841" w:type="dxa"/>
+          </w:tcPr>
+          <w:p>
+            <w:pPr>
+              <w:bidi w:val="0"/>
+              <w:rPr>
+                <w:rFonts w:hint="default"/>
+                <w:sz w:val="18"/>
+                <w:vertAlign w:val="baseline"/>
+                <w:lang w:eastAsia="zh-CN"/>
+              </w:rPr>
+            </w:pPr>
+            <w:r>
+              <w:rPr>
+                <w:rFonts w:hint="eastAsia"/>
+                <w:sz w:val="18"/>
+                <w:vertAlign w:val="baseline"/>
+                <w:lang w:eastAsia="zh-CN"/>
+              </w:rPr>
+              <w:t>故障类型</w:t>
+            </w:r>
+          </w:p>
+        </w:tc>
+      </w:tr>
+      <w:tr>
+        <w:tblPrEx>
+          <w:tblBorders>
+            <w:top w:val="single" w:color="auto" w:sz="4" w:space="0"/>
+            <w:left w:val="single" w:color="auto" w:sz="4" w:space="0"/>
+            <w:bottom w:val="single" w:color="auto" w:sz="4" w:space="0"/>
+            <w:right w:val="single" w:color="auto" w:sz="4" w:space="0"/>
+            <w:insideH w:val="single" w:color="auto" w:sz="4" w:space="0"/>
+            <w:insideV w:val="single" w:color="auto" w:sz="4" w:space="0"/>
+          </w:tblBorders>
+          <w:tblCellMar>
+            <w:left w:w="108" w:type="dxa"/>
+            <w:right w:w="108" w:type="dxa"/>
+          </w:tblCellMar>
+        </w:tblPrEx>
+        <w:tc>
+          <w:tcPr>
+            <w:tcW w:w="2840" w:type="dxa"/>
+          </w:tcPr>
+          <w:p>
+            <w:pPr>
+              <w:bidi w:val="0"/>
+              <w:rPr>
+                <w:rFonts w:hint="default"/>
+                <w:sz w:val="18"/>
+                <w:vertAlign w:val="baseline"/>
+                <w:lang w:eastAsia="zh-CN"/>
+              </w:rPr>
+            </w:pPr>
+            <w:r>
+              <w:rPr>
+                <w:rFonts w:hint="eastAsia"/>
+                <w:sz w:val="18"/>
+                <w:vertAlign w:val="baseline"/>
+                <w:lang w:eastAsia="zh-CN"/>
+              </w:rPr>
+              <w:t>title</w:t>
+            </w:r>
+          </w:p>
+        </w:tc>
+        <w:tc>
+          <w:tcPr>
+            <w:tcW w:w="2841" w:type="dxa"/>
+          </w:tcPr>
+          <w:p>
+            <w:pPr>
+              <w:bidi w:val="0"/>
+              <w:rPr>
+                <w:rFonts w:hint="default"/>
+                <w:sz w:val="18"/>
+                <w:vertAlign w:val="baseline"/>
+                <w:lang w:eastAsia="zh-CN"/>
+              </w:rPr>
+            </w:pPr>
+            <w:r>
+              <w:rPr>
+                <w:rFonts w:hint="eastAsia"/>
+                <w:sz w:val="18"/>
+                <w:vertAlign w:val="baseline"/>
+                <w:lang w:eastAsia="zh-CN"/>
+              </w:rPr>
+              <w:t>varchar(128)</w:t>
+            </w:r>
+          </w:p>
+        </w:tc>
+        <w:tc>
+          <w:tcPr>
+            <w:tcW w:w="2841" w:type="dxa"/>
+          </w:tcPr>
+          <w:p>
+            <w:pPr>
+              <w:bidi w:val="0"/>
+              <w:rPr>
+                <w:rFonts w:hint="default"/>
+                <w:sz w:val="18"/>
+                <w:vertAlign w:val="baseline"/>
+                <w:lang w:eastAsia="zh-CN"/>
+              </w:rPr>
+            </w:pPr>
+            <w:r>
+              <w:rPr>
+                <w:rFonts w:hint="eastAsia"/>
+                <w:sz w:val="18"/>
+                <w:vertAlign w:val="baseline"/>
+                <w:lang w:eastAsia="zh-CN"/>
+              </w:rPr>
+              <w:t>问题简述</w:t>
+            </w:r>
+          </w:p>
+        </w:tc>
+      </w:tr>
+      <w:tr>
+        <w:tblPrEx>
+          <w:tblBorders>
+            <w:top w:val="single" w:color="auto" w:sz="4" w:space="0"/>
+            <w:left w:val="single" w:color="auto" w:sz="4" w:space="0"/>
+            <w:bottom w:val="single" w:color="auto" w:sz="4" w:space="0"/>
+            <w:right w:val="single" w:color="auto" w:sz="4" w:space="0"/>
+            <w:insideH w:val="single" w:color="auto" w:sz="4" w:space="0"/>
+            <w:insideV w:val="single" w:color="auto" w:sz="4" w:space="0"/>
+          </w:tblBorders>
+          <w:tblCellMar>
+            <w:left w:w="108" w:type="dxa"/>
+            <w:right w:w="108" w:type="dxa"/>
+          </w:tblCellMar>
+        </w:tblPrEx>
+        <w:tc>
+          <w:tcPr>
+            <w:tcW w:w="2840" w:type="dxa"/>
+          </w:tcPr>
+          <w:p>
+            <w:pPr>
+              <w:bidi w:val="0"/>
+              <w:rPr>
+                <w:rFonts w:hint="default"/>
+                <w:sz w:val="18"/>
+                <w:vertAlign w:val="baseline"/>
+                <w:lang w:eastAsia="zh-CN"/>
+              </w:rPr>
+            </w:pPr>
+            <w:r>
+              <w:rPr>
+                <w:rFonts w:hint="eastAsia"/>
+                <w:sz w:val="18"/>
+                <w:vertAlign w:val="baseline"/>
+                <w:lang w:eastAsia="zh-CN"/>
+              </w:rPr>
+              <w:t>description</w:t>
+            </w:r>
+          </w:p>
+        </w:tc>
+        <w:tc>
+          <w:tcPr>
+            <w:tcW w:w="2841" w:type="dxa"/>
+          </w:tcPr>
+          <w:p>
+            <w:pPr>
+              <w:bidi w:val="0"/>
+              <w:rPr>
+                <w:rFonts w:hint="default"/>
+                <w:sz w:val="18"/>
+                <w:vertAlign w:val="baseline"/>
+                <w:lang w:eastAsia="zh-CN"/>
+              </w:rPr>
+            </w:pPr>
+            <w:r>
+              <w:rPr>
+                <w:rFonts w:hint="eastAsia"/>
+                <w:sz w:val="18"/>
+                <w:vertAlign w:val="baseline"/>
+                <w:lang w:eastAsia="zh-CN"/>
+              </w:rPr>
+              <w:t>varchar(1000)</w:t>
+            </w:r>
+          </w:p>
+        </w:tc>
+        <w:tc>
+          <w:tcPr>
+            <w:tcW w:w="2841" w:type="dxa"/>
+          </w:tcPr>
+          <w:p>
+            <w:pPr>
+              <w:bidi w:val="0"/>
+              <w:rPr>
+                <w:rFonts w:hint="default"/>
+                <w:sz w:val="18"/>
+                <w:vertAlign w:val="baseline"/>
+                <w:lang w:eastAsia="zh-CN"/>
+              </w:rPr>
+            </w:pPr>
+            <w:r>
+              <w:rPr>
+                <w:rFonts w:hint="eastAsia"/>
+                <w:sz w:val="18"/>
+                <w:vertAlign w:val="baseline"/>
+                <w:lang w:eastAsia="zh-CN"/>
+              </w:rPr>
+              <w:t>详细描述</w:t>
+            </w:r>
+          </w:p>
+        </w:tc>
+      </w:tr>
+      <w:tr>
+        <w:tblPrEx>
+          <w:tblBorders>
+            <w:top w:val="single" w:color="auto" w:sz="4" w:space="0"/>
+            <w:left w:val="single" w:color="auto" w:sz="4" w:space="0"/>
+            <w:bottom w:val="single" w:color="auto" w:sz="4" w:space="0"/>
+            <w:right w:val="single" w:color="auto" w:sz="4" w:space="0"/>
+            <w:insideH w:val="single" w:color="auto" w:sz="4" w:space="0"/>
+            <w:insideV w:val="single" w:color="auto" w:sz="4" w:space="0"/>
+          </w:tblBorders>
+          <w:tblCellMar>
+            <w:left w:w="108" w:type="dxa"/>
+            <w:right w:w="108" w:type="dxa"/>
+          </w:tblCellMar>
+        </w:tblPrEx>
+        <w:tc>
+          <w:tcPr>
+            <w:tcW w:w="2840" w:type="dxa"/>
+          </w:tcPr>
+          <w:p>
+            <w:pPr>
+              <w:bidi w:val="0"/>
+              <w:rPr>
+                <w:rFonts w:hint="default"/>
+                <w:sz w:val="18"/>
+                <w:vertAlign w:val="baseline"/>
+                <w:lang w:eastAsia="zh-CN"/>
+              </w:rPr>
+            </w:pPr>
+            <w:r>
+              <w:rPr>
+                <w:rFonts w:hint="eastAsia"/>
+                <w:sz w:val="18"/>
+                <w:vertAlign w:val="baseline"/>
+                <w:lang w:eastAsia="zh-CN"/>
+              </w:rPr>
+              <w:t>urgency</w:t>
+            </w:r>
+          </w:p>
+        </w:tc>
+        <w:tc>
+          <w:tcPr>
+            <w:tcW w:w="2841" w:type="dxa"/>
+          </w:tcPr>
+          <w:p>
+            <w:pPr>
+              <w:bidi w:val="0"/>
+              <w:rPr>
+                <w:rFonts w:hint="default"/>
+                <w:sz w:val="18"/>
+                <w:vertAlign w:val="baseline"/>
+                <w:lang w:eastAsia="zh-CN"/>
+              </w:rPr>
+            </w:pPr>
+            <w:r>
+              <w:rPr>
+                <w:rFonts w:hint="eastAsia"/>
+                <w:sz w:val="18"/>
+                <w:vertAlign w:val="baseline"/>
+                <w:lang w:eastAsia="zh-CN"/>
+              </w:rPr>
+              <w:t>varchar(8)</w:t>
+            </w:r>
+          </w:p>
+        </w:tc>
+        <w:tc>
+          <w:tcPr>
+            <w:tcW w:w="2841" w:type="dxa"/>
+          </w:tcPr>
+          <w:p>
+            <w:pPr>
+              <w:bidi w:val="0"/>
+              <w:rPr>
+                <w:rFonts w:hint="default"/>
+                <w:sz w:val="18"/>
+                <w:vertAlign w:val="baseline"/>
+                <w:lang w:eastAsia="zh-CN"/>
+              </w:rPr>
+            </w:pPr>
+            <w:r>
+              <w:rPr>
+                <w:rFonts w:hint="eastAsia"/>
+                <w:sz w:val="18"/>
+                <w:vertAlign w:val="baseline"/>
+                <w:lang w:eastAsia="zh-CN"/>
+              </w:rPr>
+              <w:t>紧急程度（普通/紧急）</w:t>
+            </w:r>
+          </w:p>
+        </w:tc>
+      </w:tr>
+      <w:tr>
+        <w:tblPrEx>
+          <w:tblBorders>
+            <w:top w:val="single" w:color="auto" w:sz="4" w:space="0"/>
+            <w:left w:val="single" w:color="auto" w:sz="4" w:space="0"/>
+            <w:bottom w:val="single" w:color="auto" w:sz="4" w:space="0"/>
+            <w:right w:val="single" w:color="auto" w:sz="4" w:space="0"/>
+            <w:insideH w:val="single" w:color="auto" w:sz="4" w:space="0"/>
+            <w:insideV w:val="single" w:color="auto" w:sz="4" w:space="0"/>
+          </w:tblBorders>
+          <w:tblCellMar>
+            <w:left w:w="108" w:type="dxa"/>
+            <w:right w:w="108" w:type="dxa"/>
+          </w:tblCellMar>
+        </w:tblPrEx>
+        <w:tc>
+          <w:tcPr>
+            <w:tcW w:w="2840" w:type="dxa"/>
+          </w:tcPr>
+          <w:p>
+            <w:pPr>
+              <w:bidi w:val="0"/>
+              <w:rPr>
+                <w:rFonts w:hint="default"/>
+                <w:sz w:val="18"/>
+                <w:vertAlign w:val="baseline"/>
+                <w:lang w:eastAsia="zh-CN"/>
+              </w:rPr>
+            </w:pPr>
+            <w:r>
+              <w:rPr>
+                <w:rFonts w:hint="eastAsia"/>
+                <w:sz w:val="18"/>
+                <w:vertAlign w:val="baseline"/>
+                <w:lang w:eastAsia="zh-CN"/>
+              </w:rPr>
+              <w:t>status</w:t>
+            </w:r>
+          </w:p>
+        </w:tc>
+        <w:tc>
+          <w:tcPr>
+            <w:tcW w:w="2841" w:type="dxa"/>
+          </w:tcPr>
+          <w:p>
+            <w:pPr>
+              <w:bidi w:val="0"/>
+              <w:rPr>
+                <w:rFonts w:hint="default"/>
+                <w:sz w:val="18"/>
+                <w:vertAlign w:val="baseline"/>
+                <w:lang w:eastAsia="zh-CN"/>
+              </w:rPr>
+            </w:pPr>
+            <w:r>
+              <w:rPr>
+                <w:rFonts w:hint="eastAsia"/>
+                <w:sz w:val="18"/>
+                <w:vertAlign w:val="baseline"/>
+                <w:lang w:eastAsia="zh-CN"/>
+              </w:rPr>
+              <w:t>varchar(8)</w:t>
+            </w:r>
+          </w:p>
+        </w:tc>
+        <w:tc>
+          <w:tcPr>
+            <w:tcW w:w="2841" w:type="dxa"/>
+          </w:tcPr>
+          <w:p>
+            <w:pPr>
+              <w:bidi w:val="0"/>
+              <w:rPr>
+                <w:rFonts w:hint="default"/>
+                <w:sz w:val="18"/>
+                <w:vertAlign w:val="baseline"/>
+                <w:lang w:eastAsia="zh-CN"/>
+              </w:rPr>
+            </w:pPr>
+            <w:r>
+              <w:rPr>
+                <w:rFonts w:hint="eastAsia"/>
+                <w:sz w:val="18"/>
+                <w:vertAlign w:val="baseline"/>
+                <w:lang w:eastAsia="zh-CN"/>
+              </w:rPr>
+              <w:t>状态</w:t>
+            </w:r>
+          </w:p>
+        </w:tc>
+      </w:tr>
+      <w:tr>
+        <w:tblPrEx>
+          <w:tblBorders>
+            <w:top w:val="single" w:color="auto" w:sz="4" w:space="0"/>
+            <w:left w:val="single" w:color="auto" w:sz="4" w:space="0"/>
+            <w:bottom w:val="single" w:color="auto" w:sz="4" w:space="0"/>
+            <w:right w:val="single" w:color="auto" w:sz="4" w:space="0"/>
+            <w:insideH w:val="single" w:color="auto" w:sz="4" w:space="0"/>
+            <w:insideV w:val="single" w:color="auto" w:sz="4" w:space="0"/>
+          </w:tblBorders>
+          <w:tblCellMar>
+            <w:left w:w="108" w:type="dxa"/>
+            <w:right w:w="108" w:type="dxa"/>
+          </w:tblCellMar>
+        </w:tblPrEx>
+        <w:tc>
+          <w:tcPr>
+            <w:tcW w:w="2840" w:type="dxa"/>
+          </w:tcPr>
+          <w:p>
+            <w:pPr>
+              <w:bidi w:val="0"/>
+              <w:rPr>
+                <w:rFonts w:hint="default"/>
+                <w:sz w:val="18"/>
+                <w:vertAlign w:val="baseline"/>
+                <w:lang w:eastAsia="zh-CN"/>
+              </w:rPr>
+            </w:pPr>
+            <w:r>
+              <w:rPr>
+                <w:rFonts w:hint="eastAsia"/>
+                <w:sz w:val="18"/>
+                <w:vertAlign w:val="baseline"/>
+                <w:lang w:eastAsia="zh-CN"/>
+              </w:rPr>
+              <w:t>handler</w:t>
+            </w:r>
+          </w:p>
+        </w:tc>
+        <w:tc>
+          <w:tcPr>
+            <w:tcW w:w="2841" w:type="dxa"/>
+          </w:tcPr>
+          <w:p>
+            <w:pPr>
+              <w:bidi w:val="0"/>
+              <w:rPr>
+                <w:rFonts w:hint="default"/>
+                <w:sz w:val="18"/>
+                <w:vertAlign w:val="baseline"/>
+                <w:lang w:eastAsia="zh-CN"/>
+              </w:rPr>
+            </w:pPr>
+            <w:r>
+              <w:rPr>
+                <w:rFonts w:hint="eastAsia"/>
+                <w:sz w:val="18"/>
+                <w:vertAlign w:val="baseline"/>
+                <w:lang w:eastAsia="zh-CN"/>
+              </w:rPr>
+              <w:t>varchar(64)</w:t>
+            </w:r>
+          </w:p>
+        </w:tc>
+        <w:tc>
+          <w:tcPr>
+            <w:tcW w:w="2841" w:type="dxa"/>
+          </w:tcPr>
+          <w:p>
+            <w:pPr>
+              <w:bidi w:val="0"/>
+              <w:rPr>
+                <w:rFonts w:hint="default"/>
+                <w:sz w:val="18"/>
+                <w:vertAlign w:val="baseline"/>
+                <w:lang w:eastAsia="zh-CN"/>
+              </w:rPr>
+            </w:pPr>
+            <w:r>
+              <w:rPr>
+                <w:rFonts w:hint="eastAsia"/>
+                <w:sz w:val="18"/>
+                <w:vertAlign w:val="baseline"/>
+                <w:lang w:eastAsia="zh-CN"/>
+              </w:rPr>
+              <w:t>处理人</w:t>
+            </w:r>
+          </w:p>
+        </w:tc>
+      </w:tr>
+      <w:tr>
+        <w:tblPrEx>
+          <w:tblBorders>
+            <w:top w:val="single" w:color="auto" w:sz="4" w:space="0"/>
+            <w:left w:val="single" w:color="auto" w:sz="4" w:space="0"/>
+            <w:bottom w:val="single" w:color="auto" w:sz="4" w:space="0"/>
+            <w:right w:val="single" w:color="auto" w:sz="4" w:space="0"/>
+            <w:insideH w:val="single" w:color="auto" w:sz="4" w:space="0"/>
+            <w:insideV w:val="single" w:color="auto" w:sz="4" w:space="0"/>
+          </w:tblBorders>
+          <w:tblCellMar>
+            <w:left w:w="108" w:type="dxa"/>
+            <w:right w:w="108" w:type="dxa"/>
+          </w:tblCellMar>
+        </w:tblPrEx>
+        <w:tc>
+          <w:tcPr>
+            <w:tcW w:w="2840" w:type="dxa"/>
+          </w:tcPr>
+          <w:p>
+            <w:pPr>
+              <w:bidi w:val="0"/>
+              <w:rPr>
+                <w:rFonts w:hint="default"/>
+                <w:sz w:val="18"/>
+                <w:vertAlign w:val="baseline"/>
+                <w:lang w:eastAsia="zh-CN"/>
+              </w:rPr>
+            </w:pPr>
+            <w:r>
+              <w:rPr>
+                <w:rFonts w:hint="eastAsia"/>
+                <w:sz w:val="18"/>
+                <w:vertAlign w:val="baseline"/>
+                <w:lang w:eastAsia="zh-CN"/>
+              </w:rPr>
+              <w:t>resolution</w:t>
+            </w:r>
+          </w:p>
+        </w:tc>
+        <w:tc>
+          <w:tcPr>
+            <w:tcW w:w="2841" w:type="dxa"/>
+          </w:tcPr>
+          <w:p>
+            <w:pPr>
+              <w:bidi w:val="0"/>
+              <w:rPr>
+                <w:rFonts w:hint="default"/>
+                <w:sz w:val="18"/>
+                <w:vertAlign w:val="baseline"/>
+                <w:lang w:eastAsia="zh-CN"/>
+              </w:rPr>
+            </w:pPr>
+            <w:r>
+              <w:rPr>
+                <w:rFonts w:hint="eastAsia"/>
+                <w:sz w:val="18"/>
+                <w:vertAlign w:val="baseline"/>
+                <w:lang w:eastAsia="zh-CN"/>
+              </w:rPr>
+              <w:t>varchar(1000)</w:t>
+            </w:r>
+          </w:p>
+        </w:tc>
+        <w:tc>
+          <w:tcPr>
+            <w:tcW w:w="2841" w:type="dxa"/>
+          </w:tcPr>
+          <w:p>
+            <w:pPr>
+              <w:bidi w:val="0"/>
+              <w:rPr>
+                <w:rFonts w:hint="default"/>
+                <w:sz w:val="18"/>
+                <w:vertAlign w:val="baseline"/>
+                <w:lang w:eastAsia="zh-CN"/>
+              </w:rPr>
+            </w:pPr>
+            <w:r>
+              <w:rPr>
+                <w:rFonts w:hint="eastAsia"/>
+                <w:sz w:val="18"/>
+                <w:vertAlign w:val="baseline"/>
+                <w:lang w:eastAsia="zh-CN"/>
+              </w:rPr>
+              <w:t>解决方案/备注</w:t>
+            </w:r>
+          </w:p>
+        </w:tc>
+      </w:tr>
+      <w:tr>
+        <w:tblPrEx>
+          <w:tblBorders>
+            <w:top w:val="single" w:color="auto" w:sz="4" w:space="0"/>
+            <w:left w:val="single" w:color="auto" w:sz="4" w:space="0"/>
+            <w:bottom w:val="single" w:color="auto" w:sz="4" w:space="0"/>
+            <w:right w:val="single" w:color="auto" w:sz="4" w:space="0"/>
+            <w:insideH w:val="single" w:color="auto" w:sz="4" w:space="0"/>
+            <w:insideV w:val="single" w:color="auto" w:sz="4" w:space="0"/>
+          </w:tblBorders>
+          <w:tblCellMar>
+            <w:left w:w="108" w:type="dxa"/>
+            <w:right w:w="108" w:type="dxa"/>
+          </w:tblCellMar>
+        </w:tblPrEx>
+        <w:tc>
+          <w:tcPr>
+            <w:tcW w:w="2840" w:type="dxa"/>
+          </w:tcPr>
+          <w:p>
+            <w:pPr>
+              <w:bidi w:val="0"/>
+              <w:rPr>
+                <w:rFonts w:hint="default"/>
+                <w:sz w:val="18"/>
+                <w:vertAlign w:val="baseline"/>
+                <w:lang w:eastAsia="zh-CN"/>
+              </w:rPr>
+            </w:pPr>
+            <w:r>
+              <w:rPr>
+                <w:rFonts w:hint="eastAsia"/>
+                <w:sz w:val="18"/>
+                <w:vertAlign w:val="baseline"/>
+                <w:lang w:eastAsia="zh-CN"/>
+              </w:rPr>
+              <w:t>images</w:t>
+            </w:r>
+          </w:p>
+        </w:tc>
+        <w:tc>
+          <w:tcPr>
+            <w:tcW w:w="2841" w:type="dxa"/>
+          </w:tcPr>
+          <w:p>
+            <w:pPr>
+              <w:bidi w:val="0"/>
+              <w:rPr>
+                <w:rFonts w:hint="default"/>
+                <w:sz w:val="18"/>
+                <w:vertAlign w:val="baseline"/>
+                <w:lang w:eastAsia="zh-CN"/>
+              </w:rPr>
+            </w:pPr>
+            <w:r>
+              <w:rPr>
+                <w:rFonts w:hint="eastAsia"/>
+                <w:sz w:val="18"/>
+                <w:vertAlign w:val="baseline"/>
+                <w:lang w:eastAsia="zh-CN"/>
+              </w:rPr>
+              <w:t>varchar(1000)</w:t>
+            </w:r>
+          </w:p>
+        </w:tc>
+        <w:tc>
+          <w:tcPr>
+            <w:tcW w:w="2841" w:type="dxa"/>
+          </w:tcPr>
+          <w:p>
+            <w:pPr>
+              <w:bidi w:val="0"/>
+              <w:rPr>
+                <w:rFonts w:hint="default"/>
+                <w:sz w:val="18"/>
+                <w:vertAlign w:val="baseline"/>
+                <w:lang w:eastAsia="zh-CN"/>
+              </w:rPr>
+            </w:pPr>
+            <w:r>
+              <w:rPr>
+                <w:rFonts w:hint="eastAsia"/>
+                <w:sz w:val="18"/>
+                <w:vertAlign w:val="baseline"/>
+                <w:lang w:eastAsia="zh-CN"/>
+              </w:rPr>
+              <w:t>图片文件名（逗号分隔）</w:t>
+            </w:r>
+          </w:p>
+        </w:tc>
+      </w:tr>
+      <w:tr>
+        <w:tblPrEx>
+          <w:tblBorders>
+            <w:top w:val="single" w:color="auto" w:sz="4" w:space="0"/>
+            <w:left w:val="single" w:color="auto" w:sz="4" w:space="0"/>
+            <w:bottom w:val="single" w:color="auto" w:sz="4" w:space="0"/>
+            <w:right w:val="single" w:color="auto" w:sz="4" w:space="0"/>
+            <w:insideH w:val="single" w:color="auto" w:sz="4" w:space="0"/>
+            <w:insideV w:val="single" w:color="auto" w:sz="4" w:space="0"/>
+          </w:tblBorders>
+        </w:tblPrEx>
+        <w:tc>
+          <w:tcPr>
+            <w:tcW w:w="2840" w:type="dxa"/>
+          </w:tcPr>
+          <w:p>
+            <w:pPr>
+              <w:bidi w:val="0"/>
+              <w:rPr>
+                <w:rFonts w:hint="default"/>
+                <w:sz w:val="18"/>
+                <w:vertAlign w:val="baseline"/>
+                <w:lang w:eastAsia="zh-CN"/>
+              </w:rPr>
+            </w:pPr>
+            <w:r>
+              <w:rPr>
+                <w:rFonts w:hint="eastAsia"/>
+                <w:sz w:val="18"/>
+                <w:vertAlign w:val="baseline"/>
+                <w:lang w:eastAsia="zh-CN"/>
+              </w:rPr>
+              <w:t>user_id</w:t>
+            </w:r>
+          </w:p>
+        </w:tc>
+        <w:tc>
+          <w:tcPr>
+            <w:tcW w:w="2841" w:type="dxa"/>
+          </w:tcPr>
+          <w:p>
+            <w:pPr>
+              <w:bidi w:val="0"/>
+              <w:rPr>
+                <w:rFonts w:hint="default"/>
+                <w:sz w:val="18"/>
+                <w:vertAlign w:val="baseline"/>
+                <w:lang w:eastAsia="zh-CN"/>
+              </w:rPr>
+            </w:pPr>
+            <w:r>
+              <w:rPr>
+                <w:rFonts w:hint="eastAsia"/>
+                <w:sz w:val="18"/>
+                <w:vertAlign w:val="baseline"/>
+                <w:lang w:eastAsia="zh-CN"/>
+              </w:rPr>
+              <w:t>bigint</w:t>
+            </w:r>
+          </w:p>
+        </w:tc>
+        <w:tc>
+          <w:tcPr>
+            <w:tcW w:w="2841" w:type="dxa"/>
+          </w:tcPr>
+          <w:p>
+            <w:pPr>
+              <w:bidi w:val="0"/>
+              <w:rPr>
+                <w:rFonts w:hint="default"/>
+                <w:sz w:val="18"/>
+                <w:vertAlign w:val="baseline"/>
+                <w:lang w:eastAsia="zh-CN"/>
+              </w:rPr>
+            </w:pPr>
+            <w:r>
+              <w:rPr>
+                <w:rFonts w:hint="eastAsia"/>
+                <w:sz w:val="18"/>
+                <w:vertAlign w:val="baseline"/>
+                <w:lang w:eastAsia="zh-CN"/>
+              </w:rPr>
+              <w:t>报修教师ID</w:t>
+            </w:r>
+          </w:p>
+        </w:tc>
+      </w:tr>
+      <w:tr>
+        <w:tblPrEx>
+          <w:tblBorders>
+            <w:top w:val="single" w:color="auto" w:sz="4" w:space="0"/>
+            <w:left w:val="single" w:color="auto" w:sz="4" w:space="0"/>
+            <w:bottom w:val="single" w:color="auto" w:sz="4" w:space="0"/>
+            <w:right w:val="single" w:color="auto" w:sz="4" w:space="0"/>
+            <w:insideH w:val="single" w:color="auto" w:sz="4" w:space="0"/>
+            <w:insideV w:val="single" w:color="auto" w:sz="4" w:space="0"/>
+          </w:tblBorders>
+          <w:tblCellMar>
+            <w:left w:w="108" w:type="dxa"/>
+            <w:right w:w="108" w:type="dxa"/>
+          </w:tblCellMar>
+        </w:tblPrEx>
+        <w:tc>
+          <w:tcPr>
+            <w:tcW w:w="2840" w:type="dxa"/>
+          </w:tcPr>
+          <w:p>
+            <w:pPr>
+              <w:bidi w:val="0"/>
+              <w:rPr>
+                <w:rFonts w:hint="default"/>
+                <w:sz w:val="18"/>
+                <w:vertAlign w:val="baseline"/>
+                <w:lang w:eastAsia="zh-CN"/>
+              </w:rPr>
+            </w:pPr>
+            <w:r>
+              <w:rPr>
+                <w:rFonts w:hint="eastAsia"/>
+                <w:sz w:val="18"/>
+                <w:vertAlign w:val="baseline"/>
+                <w:lang w:eastAsia="zh-CN"/>
+              </w:rPr>
+              <w:t>urge_count</w:t>
+            </w:r>
+          </w:p>
+        </w:tc>
+        <w:tc>
+          <w:tcPr>
+            <w:tcW w:w="2841" w:type="dxa"/>
+          </w:tcPr>
+          <w:p>
+            <w:pPr>
+              <w:bidi w:val="0"/>
+              <w:rPr>
+                <w:rFonts w:hint="default"/>
+                <w:sz w:val="18"/>
+                <w:vertAlign w:val="baseline"/>
+                <w:lang w:eastAsia="zh-CN"/>
+              </w:rPr>
+            </w:pPr>
+            <w:r>
+              <w:rPr>
+                <w:rFonts w:hint="eastAsia"/>
+                <w:sz w:val="18"/>
+                <w:vertAlign w:val="baseline"/>
+                <w:lang w:eastAsia="zh-CN"/>
+              </w:rPr>
+              <w:t>int</w:t>
+            </w:r>
+          </w:p>
+        </w:tc>
+        <w:tc>
+          <w:tcPr>
+            <w:tcW w:w="2841" w:type="dxa"/>
+          </w:tcPr>
+          <w:p>
+            <w:pPr>
+              <w:bidi w:val="0"/>
+              <w:rPr>
+                <w:rFonts w:hint="default"/>
+                <w:sz w:val="18"/>
+                <w:vertAlign w:val="baseline"/>
+                <w:lang w:eastAsia="zh-CN"/>
+              </w:rPr>
+            </w:pPr>
+            <w:r>
+              <w:rPr>
+                <w:rFonts w:hint="eastAsia"/>
+                <w:sz w:val="18"/>
+                <w:vertAlign w:val="baseline"/>
+                <w:lang w:eastAsia="zh-CN"/>
+              </w:rPr>
+              <w:t>催单次数</w:t>
+            </w:r>
+          </w:p>
+        </w:tc>
+      </w:tr>
+      <w:tr>
+        <w:tblPrEx>
+          <w:tblBorders>
+            <w:top w:val="single" w:color="auto" w:sz="4" w:space="0"/>
+            <w:left w:val="single" w:color="auto" w:sz="4" w:space="0"/>
+            <w:bottom w:val="single" w:color="auto" w:sz="4" w:space="0"/>
+            <w:right w:val="single" w:color="auto" w:sz="4" w:space="0"/>
+            <w:insideH w:val="single" w:color="auto" w:sz="4" w:space="0"/>
+            <w:insideV w:val="single" w:color="auto" w:sz="4" w:space="0"/>
+          </w:tblBorders>
+          <w:tblCellMar>
+            <w:left w:w="108" w:type="dxa"/>
+            <w:right w:w="108" w:type="dxa"/>
+          </w:tblCellMar>
+        </w:tblPrEx>
+        <w:tc>
+          <w:tcPr>
+            <w:tcW w:w="2840" w:type="dxa"/>
+          </w:tcPr>
+          <w:p>
+            <w:pPr>
+              <w:bidi w:val="0"/>
+              <w:rPr>
+                <w:rFonts w:hint="default"/>
+                <w:sz w:val="18"/>
+                <w:vertAlign w:val="baseline"/>
+                <w:lang w:eastAsia="zh-CN"/>
+              </w:rPr>
+            </w:pPr>
+            <w:r>
+              <w:rPr>
+                <w:rFonts w:hint="eastAsia"/>
+                <w:sz w:val="18"/>
+                <w:vertAlign w:val="baseline"/>
+                <w:lang w:eastAsia="zh-CN"/>
+              </w:rPr>
+              <w:t>last_urged_at</w:t>
+            </w:r>
+          </w:p>
+        </w:tc>
+        <w:tc>
+          <w:tcPr>
+            <w:tcW w:w="2841" w:type="dxa"/>
+          </w:tcPr>
+          <w:p>
+            <w:pPr>
+              <w:bidi w:val="0"/>
+              <w:rPr>
+                <w:rFonts w:hint="default"/>
+                <w:sz w:val="18"/>
+                <w:vertAlign w:val="baseline"/>
+                <w:lang w:eastAsia="zh-CN"/>
+              </w:rPr>
+            </w:pPr>
+            <w:r>
+              <w:rPr>
+                <w:rFonts w:hint="eastAsia"/>
+                <w:sz w:val="18"/>
+                <w:vertAlign w:val="baseline"/>
+                <w:lang w:eastAsia="zh-CN"/>
+              </w:rPr>
+              <w:t>datetime</w:t>
+            </w:r>
+          </w:p>
+        </w:tc>
+        <w:tc>
+          <w:tcPr>
+            <w:tcW w:w="2841" w:type="dxa"/>
+          </w:tcPr>
+          <w:p>
+            <w:pPr>
+              <w:bidi w:val="0"/>
+              <w:rPr>
+                <w:rFonts w:hint="default"/>
+                <w:sz w:val="18"/>
+                <w:vertAlign w:val="baseline"/>
+                <w:lang w:eastAsia="zh-CN"/>
+              </w:rPr>
+            </w:pPr>
+            <w:r>
+              <w:rPr>
+                <w:rFonts w:hint="eastAsia"/>
+                <w:sz w:val="18"/>
+                <w:vertAlign w:val="baseline"/>
+                <w:lang w:eastAsia="zh-CN"/>
+              </w:rPr>
+              <w:t>最近催单时间</w:t>
+            </w:r>
+          </w:p>
+        </w:tc>
+      </w:tr>
+      <w:tr>
+        <w:tblPrEx>
+          <w:tblBorders>
+            <w:top w:val="single" w:color="auto" w:sz="4" w:space="0"/>
+            <w:left w:val="single" w:color="auto" w:sz="4" w:space="0"/>
+            <w:bottom w:val="single" w:color="auto" w:sz="4" w:space="0"/>
+            <w:right w:val="single" w:color="auto" w:sz="4" w:space="0"/>
+            <w:insideH w:val="single" w:color="auto" w:sz="4" w:space="0"/>
+            <w:insideV w:val="single" w:color="auto" w:sz="4" w:space="0"/>
+          </w:tblBorders>
+          <w:tblCellMar>
+            <w:left w:w="108" w:type="dxa"/>
+            <w:right w:w="108" w:type="dxa"/>
+          </w:tblCellMar>
+        </w:tblPrEx>
+        <w:tc>
+          <w:tcPr>
+            <w:tcW w:w="2840" w:type="dxa"/>
+          </w:tcPr>
+          <w:p>
+            <w:pPr>
+              <w:bidi w:val="0"/>
+              <w:rPr>
+                <w:rFonts w:hint="default"/>
+                <w:sz w:val="18"/>
+                <w:vertAlign w:val="baseline"/>
+                <w:lang w:eastAsia="zh-CN"/>
+              </w:rPr>
+            </w:pPr>
+            <w:r>
+              <w:rPr>
+                <w:rFonts w:hint="eastAsia"/>
+                <w:sz w:val="18"/>
+                <w:vertAlign w:val="baseline"/>
+                <w:lang w:eastAsia="zh-CN"/>
+              </w:rPr>
+              <w:t>user_unread</w:t>
+            </w:r>
+          </w:p>
+        </w:tc>
+        <w:tc>
+          <w:tcPr>
+            <w:tcW w:w="2841" w:type="dxa"/>
+          </w:tcPr>
+          <w:p>
+            <w:pPr>
+              <w:bidi w:val="0"/>
+              <w:rPr>
+                <w:rFonts w:hint="default"/>
+                <w:sz w:val="18"/>
+                <w:vertAlign w:val="baseline"/>
+                <w:lang w:eastAsia="zh-CN"/>
+              </w:rPr>
+            </w:pPr>
+            <w:r>
+              <w:rPr>
+                <w:rFonts w:hint="eastAsia"/>
+                <w:sz w:val="18"/>
+                <w:vertAlign w:val="baseline"/>
+                <w:lang w:eastAsia="zh-CN"/>
+              </w:rPr>
+              <w:t>boolean</w:t>
+            </w:r>
+          </w:p>
+        </w:tc>
+        <w:tc>
+          <w:tcPr>
+            <w:tcW w:w="2841" w:type="dxa"/>
+          </w:tcPr>
+          <w:p>
+            <w:pPr>
+              <w:bidi w:val="0"/>
+              <w:rPr>
+                <w:rFonts w:hint="default"/>
+                <w:sz w:val="18"/>
+                <w:vertAlign w:val="baseline"/>
+                <w:lang w:eastAsia="zh-CN"/>
+              </w:rPr>
+            </w:pPr>
+            <w:r>
+              <w:rPr>
+                <w:rFonts w:hint="eastAsia"/>
+                <w:sz w:val="18"/>
+                <w:vertAlign w:val="baseline"/>
+                <w:lang w:eastAsia="zh-CN"/>
+              </w:rPr>
+              <w:t>报修人未读进展</w:t>
+            </w:r>
+          </w:p>
+        </w:tc>
+      </w:tr>
+      <w:tr>
+        <w:tblPrEx>
+          <w:tblBorders>
+            <w:top w:val="single" w:color="auto" w:sz="4" w:space="0"/>
+            <w:left w:val="single" w:color="auto" w:sz="4" w:space="0"/>
+            <w:bottom w:val="single" w:color="auto" w:sz="4" w:space="0"/>
+            <w:right w:val="single" w:color="auto" w:sz="4" w:space="0"/>
+            <w:insideH w:val="single" w:color="auto" w:sz="4" w:space="0"/>
+            <w:insideV w:val="single" w:color="auto" w:sz="4" w:space="0"/>
+          </w:tblBorders>
+        </w:tblPrEx>
+        <w:tc>
+          <w:tcPr>
+            <w:tcW w:w="2840" w:type="dxa"/>
+          </w:tcPr>
+          <w:p>
+            <w:pPr>
+              <w:bidi w:val="0"/>
+              <w:rPr>
+                <w:rFonts w:hint="default"/>
+                <w:sz w:val="18"/>
+                <w:vertAlign w:val="baseline"/>
+                <w:lang w:eastAsia="zh-CN"/>
+              </w:rPr>
+            </w:pPr>
+            <w:r>
+              <w:rPr>
+                <w:rFonts w:hint="eastAsia"/>
+                <w:sz w:val="18"/>
+                <w:vertAlign w:val="baseline"/>
+                <w:lang w:eastAsia="zh-CN"/>
+              </w:rPr>
+              <w:t>created_at / updated_at / resolved_at</w:t>
+            </w:r>
+          </w:p>
+        </w:tc>
+        <w:tc>
+          <w:tcPr>
+            <w:tcW w:w="2841" w:type="dxa"/>
+          </w:tcPr>
+          <w:p>
+            <w:pPr>
+              <w:bidi w:val="0"/>
+              <w:rPr>
+                <w:rFonts w:hint="default"/>
+                <w:sz w:val="18"/>
+                <w:vertAlign w:val="baseline"/>
+                <w:lang w:eastAsia="zh-CN"/>
+              </w:rPr>
+            </w:pPr>
+            <w:r>
+              <w:rPr>
+                <w:rFonts w:hint="eastAsia"/>
+                <w:sz w:val="18"/>
+                <w:vertAlign w:val="baseline"/>
+                <w:lang w:eastAsia="zh-CN"/>
+              </w:rPr>
+              <w:t>datetime</w:t>
+            </w:r>
+          </w:p>
+        </w:tc>
+        <w:tc>
+          <w:tcPr>
+            <w:tcW w:w="2841" w:type="dxa"/>
+          </w:tcPr>
+          <w:p>
+            <w:pPr>
+              <w:bidi w:val="0"/>
+              <w:rPr>
+                <w:rFonts w:hint="default"/>
+                <w:sz w:val="18"/>
+                <w:vertAlign w:val="baseline"/>
+                <w:lang w:eastAsia="zh-CN"/>
+              </w:rPr>
+            </w:pPr>
+            <w:r>
+              <w:rPr>
+                <w:rFonts w:hint="eastAsia"/>
+                <w:sz w:val="18"/>
+                <w:vertAlign w:val="baseline"/>
+                <w:lang w:eastAsia="zh-CN"/>
+              </w:rPr>
+              <w:t>时间戳</w:t>
+            </w:r>
+          </w:p>
+        </w:tc>
+      </w:tr>
+    </w:tbl>
+    <w:p>
+      <w:pPr>
+        <w:bidi w:val="0"/>
+        <w:rPr>
+          <w:rFonts w:hint="default"/>
+          <w:sz w:val="21"/>
+          <w:lang w:eastAsia="zh-CN"/>
+        </w:rPr>
+      </w:pPr>
+    </w:p>
+    <w:p>
+      <w:pPr>
+        <w:bidi w:val="0"/>
+        <w:rPr>
+          <w:rFonts w:hint="eastAsia"/>
+          <w:lang w:eastAsia="zh-CN"/>
+        </w:rPr>
+      </w:pPr>
+      <w:r>
+        <w:rPr>
+          <w:rFonts w:hint="eastAsia"/>
+          <w:lang w:eastAsia="zh-CN"/>
+        </w:rPr>
+        <w:t>资产表 asset</w:t>
       </w:r>
     </w:p>
     <w:p>
@@ -1913,4152 +6269,6 @@
             <w:pPr>
               <w:bidi w:val="0"/>
               <w:rPr>
-                <w:rFonts w:hint="eastAsia"/>
-                <w:b/>
-                <w:sz w:val="18"/>
-                <w:vertAlign w:val="baseline"/>
-                <w:lang w:eastAsia="zh-CN"/>
-              </w:rPr>
-            </w:pPr>
-            <w:r>
-              <w:rPr>
-                <w:rFonts w:hint="eastAsia"/>
-                <w:b/>
-                <w:sz w:val="18"/>
-                <w:vertAlign w:val="baseline"/>
-                <w:lang w:eastAsia="zh-CN"/>
-              </w:rPr>
-              <w:t>角色</w:t>
-            </w:r>
-          </w:p>
-        </w:tc>
-        <w:tc>
-          <w:tcPr>
-            <w:tcW w:w="2841" w:type="dxa"/>
-          </w:tcPr>
-          <w:p>
-            <w:pPr>
-              <w:bidi w:val="0"/>
-              <w:rPr>
-                <w:rFonts w:hint="eastAsia"/>
-                <w:b/>
-                <w:sz w:val="18"/>
-                <w:vertAlign w:val="baseline"/>
-                <w:lang w:eastAsia="zh-CN"/>
-              </w:rPr>
-            </w:pPr>
-            <w:r>
-              <w:rPr>
-                <w:rFonts w:hint="eastAsia"/>
-                <w:b/>
-                <w:sz w:val="18"/>
-                <w:vertAlign w:val="baseline"/>
-                <w:lang w:eastAsia="zh-CN"/>
-              </w:rPr>
-              <w:t>说明</w:t>
-            </w:r>
-          </w:p>
-        </w:tc>
-        <w:tc>
-          <w:tcPr>
-            <w:tcW w:w="2841" w:type="dxa"/>
-          </w:tcPr>
-          <w:p>
-            <w:pPr>
-              <w:bidi w:val="0"/>
-              <w:rPr>
-                <w:rFonts w:hint="eastAsia"/>
-                <w:b/>
-                <w:sz w:val="18"/>
-                <w:vertAlign w:val="baseline"/>
-                <w:lang w:eastAsia="zh-CN"/>
-              </w:rPr>
-            </w:pPr>
-            <w:r>
-              <w:rPr>
-                <w:rFonts w:hint="eastAsia"/>
-                <w:b/>
-                <w:sz w:val="18"/>
-                <w:vertAlign w:val="baseline"/>
-                <w:lang w:eastAsia="zh-CN"/>
-              </w:rPr>
-              <w:t>主要权限</w:t>
-            </w:r>
-          </w:p>
-        </w:tc>
-      </w:tr>
-      <w:tr>
-        <w:tblPrEx>
-          <w:tblBorders>
-            <w:top w:val="single" w:color="auto" w:sz="4" w:space="0"/>
-            <w:left w:val="single" w:color="auto" w:sz="4" w:space="0"/>
-            <w:bottom w:val="single" w:color="auto" w:sz="4" w:space="0"/>
-            <w:right w:val="single" w:color="auto" w:sz="4" w:space="0"/>
-            <w:insideH w:val="single" w:color="auto" w:sz="4" w:space="0"/>
-            <w:insideV w:val="single" w:color="auto" w:sz="4" w:space="0"/>
-          </w:tblBorders>
-          <w:tblCellMar>
-            <w:left w:w="108" w:type="dxa"/>
-            <w:right w:w="108" w:type="dxa"/>
-          </w:tblCellMar>
-        </w:tblPrEx>
-        <w:tc>
-          <w:tcPr>
-            <w:tcW w:w="2840" w:type="dxa"/>
-          </w:tcPr>
-          <w:p>
-            <w:pPr>
-              <w:bidi w:val="0"/>
-              <w:rPr>
-                <w:rFonts w:hint="eastAsia"/>
-                <w:sz w:val="18"/>
-                <w:vertAlign w:val="baseline"/>
-                <w:lang w:eastAsia="zh-CN"/>
-              </w:rPr>
-            </w:pPr>
-            <w:r>
-              <w:rPr>
-                <w:rFonts w:hint="eastAsia"/>
-                <w:sz w:val="18"/>
-                <w:vertAlign w:val="baseline"/>
-                <w:lang w:eastAsia="zh-CN"/>
-              </w:rPr>
-              <w:t>教师（普通用户 USER）</w:t>
-            </w:r>
-          </w:p>
-        </w:tc>
-        <w:tc>
-          <w:tcPr>
-            <w:tcW w:w="2841" w:type="dxa"/>
-          </w:tcPr>
-          <w:p>
-            <w:pPr>
-              <w:bidi w:val="0"/>
-              <w:rPr>
-                <w:rFonts w:hint="eastAsia"/>
-                <w:sz w:val="18"/>
-                <w:vertAlign w:val="baseline"/>
-                <w:lang w:eastAsia="zh-CN"/>
-              </w:rPr>
-            </w:pPr>
-            <w:r>
-              <w:rPr>
-                <w:rFonts w:hint="eastAsia"/>
-                <w:sz w:val="18"/>
-                <w:vertAlign w:val="baseline"/>
-                <w:lang w:eastAsia="zh-CN"/>
-              </w:rPr>
-              <w:t>报修发起方</w:t>
-            </w:r>
-          </w:p>
-        </w:tc>
-        <w:tc>
-          <w:tcPr>
-            <w:tcW w:w="2841" w:type="dxa"/>
-          </w:tcPr>
-          <w:p>
-            <w:pPr>
-              <w:bidi w:val="0"/>
-              <w:rPr>
-                <w:rFonts w:hint="eastAsia"/>
-                <w:sz w:val="18"/>
-                <w:vertAlign w:val="baseline"/>
-                <w:lang w:eastAsia="zh-CN"/>
-              </w:rPr>
-            </w:pPr>
-            <w:r>
-              <w:rPr>
-                <w:rFonts w:hint="eastAsia"/>
-                <w:sz w:val="18"/>
-                <w:vertAlign w:val="baseline"/>
-                <w:lang w:eastAsia="zh-CN"/>
-              </w:rPr>
-              <w:t>注册登录、提交报修、查看/催单/取消我的报修</w:t>
-            </w:r>
-          </w:p>
-        </w:tc>
-      </w:tr>
-      <w:tr>
-        <w:tblPrEx>
-          <w:tblBorders>
-            <w:top w:val="single" w:color="auto" w:sz="4" w:space="0"/>
-            <w:left w:val="single" w:color="auto" w:sz="4" w:space="0"/>
-            <w:bottom w:val="single" w:color="auto" w:sz="4" w:space="0"/>
-            <w:right w:val="single" w:color="auto" w:sz="4" w:space="0"/>
-            <w:insideH w:val="single" w:color="auto" w:sz="4" w:space="0"/>
-            <w:insideV w:val="single" w:color="auto" w:sz="4" w:space="0"/>
-          </w:tblBorders>
-          <w:tblCellMar>
-            <w:left w:w="108" w:type="dxa"/>
-            <w:right w:w="108" w:type="dxa"/>
-          </w:tblCellMar>
-        </w:tblPrEx>
-        <w:tc>
-          <w:tcPr>
-            <w:tcW w:w="2840" w:type="dxa"/>
-          </w:tcPr>
-          <w:p>
-            <w:pPr>
-              <w:bidi w:val="0"/>
-              <w:rPr>
-                <w:rFonts w:hint="eastAsia"/>
-                <w:sz w:val="18"/>
-                <w:vertAlign w:val="baseline"/>
-                <w:lang w:eastAsia="zh-CN"/>
-              </w:rPr>
-            </w:pPr>
-            <w:r>
-              <w:rPr>
-                <w:rFonts w:hint="eastAsia"/>
-                <w:sz w:val="18"/>
-                <w:vertAlign w:val="baseline"/>
-                <w:lang w:eastAsia="zh-CN"/>
-              </w:rPr>
-              <w:t>管理员（ADMIN）</w:t>
-            </w:r>
-          </w:p>
-        </w:tc>
-        <w:tc>
-          <w:tcPr>
-            <w:tcW w:w="2841" w:type="dxa"/>
-          </w:tcPr>
-          <w:p>
-            <w:pPr>
-              <w:bidi w:val="0"/>
-              <w:rPr>
-                <w:rFonts w:hint="eastAsia"/>
-                <w:sz w:val="18"/>
-                <w:vertAlign w:val="baseline"/>
-                <w:lang w:eastAsia="zh-CN"/>
-              </w:rPr>
-            </w:pPr>
-            <w:r>
-              <w:rPr>
-                <w:rFonts w:hint="eastAsia"/>
-                <w:sz w:val="18"/>
-                <w:vertAlign w:val="baseline"/>
-                <w:lang w:eastAsia="zh-CN"/>
-              </w:rPr>
-              <w:t>后勤维修与管理方</w:t>
-            </w:r>
-          </w:p>
-        </w:tc>
-        <w:tc>
-          <w:tcPr>
-            <w:tcW w:w="2841" w:type="dxa"/>
-          </w:tcPr>
-          <w:p>
-            <w:pPr>
-              <w:bidi w:val="0"/>
-              <w:rPr>
-                <w:rFonts w:hint="eastAsia"/>
-                <w:sz w:val="18"/>
-                <w:vertAlign w:val="baseline"/>
-                <w:lang w:eastAsia="zh-CN"/>
-              </w:rPr>
-            </w:pPr>
-            <w:r>
-              <w:rPr>
-                <w:rFonts w:hint="eastAsia"/>
-                <w:sz w:val="18"/>
-                <w:vertAlign w:val="baseline"/>
-                <w:lang w:eastAsia="zh-CN"/>
-              </w:rPr>
-              <w:t>工单处理、跟进、统计、导出、资产管理、账号与邀请码管理、系统设置</w:t>
-            </w:r>
-          </w:p>
-        </w:tc>
-      </w:tr>
-      <w:tr>
-        <w:tblPrEx>
-          <w:tblBorders>
-            <w:top w:val="single" w:color="auto" w:sz="4" w:space="0"/>
-            <w:left w:val="single" w:color="auto" w:sz="4" w:space="0"/>
-            <w:bottom w:val="single" w:color="auto" w:sz="4" w:space="0"/>
-            <w:right w:val="single" w:color="auto" w:sz="4" w:space="0"/>
-            <w:insideH w:val="single" w:color="auto" w:sz="4" w:space="0"/>
-            <w:insideV w:val="single" w:color="auto" w:sz="4" w:space="0"/>
-          </w:tblBorders>
-          <w:tblCellMar>
-            <w:left w:w="108" w:type="dxa"/>
-            <w:right w:w="108" w:type="dxa"/>
-          </w:tblCellMar>
-        </w:tblPrEx>
-        <w:tc>
-          <w:tcPr>
-            <w:tcW w:w="2840" w:type="dxa"/>
-          </w:tcPr>
-          <w:p>
-            <w:pPr>
-              <w:bidi w:val="0"/>
-              <w:rPr>
-                <w:rFonts w:hint="eastAsia"/>
-                <w:sz w:val="18"/>
-                <w:vertAlign w:val="baseline"/>
-                <w:lang w:eastAsia="zh-CN"/>
-              </w:rPr>
-            </w:pPr>
-            <w:r>
-              <w:rPr>
-                <w:rFonts w:hint="eastAsia"/>
-                <w:sz w:val="18"/>
-                <w:vertAlign w:val="baseline"/>
-                <w:lang w:eastAsia="zh-CN"/>
-              </w:rPr>
-              <w:t>游客</w:t>
-            </w:r>
-          </w:p>
-        </w:tc>
-        <w:tc>
-          <w:tcPr>
-            <w:tcW w:w="2841" w:type="dxa"/>
-          </w:tcPr>
-          <w:p>
-            <w:pPr>
-              <w:bidi w:val="0"/>
-              <w:rPr>
-                <w:rFonts w:hint="eastAsia"/>
-                <w:sz w:val="18"/>
-                <w:vertAlign w:val="baseline"/>
-                <w:lang w:eastAsia="zh-CN"/>
-              </w:rPr>
-            </w:pPr>
-            <w:r>
-              <w:rPr>
-                <w:rFonts w:hint="eastAsia"/>
-                <w:sz w:val="18"/>
-                <w:vertAlign w:val="baseline"/>
-                <w:lang w:eastAsia="zh-CN"/>
-              </w:rPr>
-              <w:t>未登录访客</w:t>
-            </w:r>
-          </w:p>
-        </w:tc>
-        <w:tc>
-          <w:tcPr>
-            <w:tcW w:w="2841" w:type="dxa"/>
-          </w:tcPr>
-          <w:p>
-            <w:pPr>
-              <w:bidi w:val="0"/>
-              <w:rPr>
-                <w:rFonts w:hint="eastAsia"/>
-                <w:sz w:val="18"/>
-                <w:vertAlign w:val="baseline"/>
-                <w:lang w:eastAsia="zh-CN"/>
-              </w:rPr>
-            </w:pPr>
-            <w:r>
-              <w:rPr>
-                <w:rFonts w:hint="eastAsia"/>
-                <w:sz w:val="18"/>
-                <w:vertAlign w:val="baseline"/>
-                <w:lang w:eastAsia="zh-CN"/>
-              </w:rPr>
-              <w:t>按工单号查询进度</w:t>
-            </w:r>
-          </w:p>
-        </w:tc>
-      </w:tr>
-    </w:tbl>
-    <w:p>
-      <w:pPr>
-        <w:bidi w:val="0"/>
-        <w:rPr>
-          <w:rFonts w:hint="eastAsia"/>
-          <w:sz w:val="21"/>
-          <w:lang w:eastAsia="zh-CN"/>
-        </w:rPr>
-      </w:pPr>
-    </w:p>
-    <w:p>
-      <w:pPr>
-        <w:pStyle w:val="3"/>
-        <w:bidi w:val="0"/>
-        <w:rPr>
-          <w:rFonts w:hint="eastAsia"/>
-          <w:lang w:eastAsia="zh-CN"/>
-        </w:rPr>
-      </w:pPr>
-      <w:r>
-        <w:rPr>
-          <w:rFonts w:hint="eastAsia"/>
-          <w:lang w:eastAsia="zh-CN"/>
-        </w:rPr>
-        <w:t>3.3 功能需求分析</w:t>
-      </w:r>
-    </w:p>
-    <w:p>
-      <w:pPr>
-        <w:bidi w:val="0"/>
-        <w:rPr>
-          <w:rFonts w:hint="eastAsia"/>
-          <w:lang w:eastAsia="zh-CN"/>
-        </w:rPr>
-      </w:pPr>
-    </w:p>
-    <w:p>
-      <w:pPr>
-        <w:bidi w:val="0"/>
-        <w:rPr>
-          <w:rFonts w:hint="eastAsia"/>
-          <w:lang w:eastAsia="zh-CN"/>
-        </w:rPr>
-      </w:pPr>
-      <w:r>
-        <w:rPr>
-          <w:rFonts w:hint="eastAsia"/>
-          <w:lang w:eastAsia="zh-CN"/>
-        </w:rPr>
-        <w:t>按模块划分，系统功能需求如下（撰写时建议为每个用例配用例图，见 3.5）。</w:t>
-      </w:r>
-    </w:p>
-    <w:p>
-      <w:pPr>
-        <w:bidi w:val="0"/>
-        <w:rPr>
-          <w:rFonts w:hint="eastAsia"/>
-          <w:lang w:eastAsia="zh-CN"/>
-        </w:rPr>
-      </w:pPr>
-    </w:p>
-    <w:p>
-      <w:pPr>
-        <w:bidi w:val="0"/>
-        <w:rPr>
-          <w:rFonts w:hint="eastAsia"/>
-          <w:lang w:eastAsia="zh-CN"/>
-        </w:rPr>
-      </w:pPr>
-      <w:r>
-        <w:rPr>
-          <w:rFonts w:hint="eastAsia"/>
-          <w:lang w:eastAsia="zh-CN"/>
-        </w:rPr>
-        <w:t>（1）用户与权限模块</w:t>
-      </w:r>
-    </w:p>
-    <w:p>
-      <w:pPr>
-        <w:bidi w:val="0"/>
-        <w:rPr>
-          <w:rFonts w:hint="eastAsia"/>
-          <w:lang w:eastAsia="zh-CN"/>
-        </w:rPr>
-      </w:pPr>
-      <w:r>
-        <w:rPr>
-          <w:rFonts w:hint="eastAsia"/>
-          <w:lang w:eastAsia="zh-CN"/>
-        </w:rPr>
-        <w:t>• 教师注册（需填写管理员发放的邀请码）、登录、登出；</w:t>
-      </w:r>
-    </w:p>
-    <w:p>
-      <w:pPr>
-        <w:bidi w:val="0"/>
-        <w:rPr>
-          <w:rFonts w:hint="eastAsia"/>
-          <w:lang w:eastAsia="zh-CN"/>
-        </w:rPr>
-      </w:pPr>
-      <w:r>
-        <w:rPr>
-          <w:rFonts w:hint="eastAsia"/>
-          <w:lang w:eastAsia="zh-CN"/>
-        </w:rPr>
-        <w:t>• 管理员登录、修改口令、管理管理员账号（新增、停用、删除、改密）；</w:t>
-      </w:r>
-    </w:p>
-    <w:p>
-      <w:pPr>
-        <w:bidi w:val="0"/>
-        <w:rPr>
-          <w:rFonts w:hint="eastAsia"/>
-          <w:lang w:eastAsia="zh-CN"/>
-        </w:rPr>
-      </w:pPr>
-      <w:r>
-        <w:rPr>
-          <w:rFonts w:hint="eastAsia"/>
-          <w:lang w:eastAsia="zh-CN"/>
-        </w:rPr>
-        <w:t>• 管理员管理教师账号（启停、重置口令、设为管理员、删除）；</w:t>
-      </w:r>
-    </w:p>
-    <w:p>
-      <w:pPr>
-        <w:bidi w:val="0"/>
-        <w:rPr>
-          <w:rFonts w:hint="eastAsia"/>
-          <w:lang w:eastAsia="zh-CN"/>
-        </w:rPr>
-      </w:pPr>
-      <w:r>
-        <w:rPr>
-          <w:rFonts w:hint="eastAsia"/>
-          <w:lang w:eastAsia="zh-CN"/>
-        </w:rPr>
-        <w:t>• 注册邀请码管理（生成、设置备注与使用次数上限、启停、删除）。</w:t>
-      </w:r>
-    </w:p>
-    <w:p>
-      <w:pPr>
-        <w:bidi w:val="0"/>
-        <w:rPr>
-          <w:rFonts w:hint="eastAsia"/>
-          <w:lang w:eastAsia="zh-CN"/>
-        </w:rPr>
-      </w:pPr>
-    </w:p>
-    <w:p>
-      <w:pPr>
-        <w:bidi w:val="0"/>
-        <w:rPr>
-          <w:rFonts w:hint="eastAsia"/>
-          <w:lang w:eastAsia="zh-CN"/>
-        </w:rPr>
-      </w:pPr>
-      <w:r>
-        <w:rPr>
-          <w:rFonts w:hint="eastAsia"/>
-          <w:lang w:eastAsia="zh-CN"/>
-        </w:rPr>
-        <w:t>（2）报修工单模块</w:t>
-      </w:r>
-    </w:p>
-    <w:p>
-      <w:pPr>
-        <w:bidi w:val="0"/>
-        <w:rPr>
-          <w:rFonts w:hint="eastAsia"/>
-          <w:lang w:eastAsia="zh-CN"/>
-        </w:rPr>
-      </w:pPr>
-      <w:r>
-        <w:rPr>
-          <w:rFonts w:hint="eastAsia"/>
-          <w:lang w:eastAsia="zh-CN"/>
-        </w:rPr>
-        <w:t>• 教师提交报修：填写位置、故障类型、问题简述、详细描述、紧急程度，可选填设备编号、上传现场照片（最多6张）；</w:t>
-      </w:r>
-    </w:p>
-    <w:p>
-      <w:pPr>
-        <w:bidi w:val="0"/>
-        <w:rPr>
-          <w:rFonts w:hint="eastAsia"/>
-          <w:lang w:eastAsia="zh-CN"/>
-        </w:rPr>
-      </w:pPr>
-      <w:r>
-        <w:rPr>
-          <w:rFonts w:hint="eastAsia"/>
-          <w:lang w:eastAsia="zh-CN"/>
-        </w:rPr>
-        <w:t>• 工单状态流转：待处理 → 处理中 → 已解决 → 已关闭，另有终态"已取消"；</w:t>
-      </w:r>
-    </w:p>
-    <w:p>
-      <w:pPr>
-        <w:bidi w:val="0"/>
-        <w:rPr>
-          <w:rFonts w:hint="eastAsia"/>
-          <w:lang w:eastAsia="zh-CN"/>
-        </w:rPr>
-      </w:pPr>
-      <w:r>
-        <w:rPr>
-          <w:rFonts w:hint="eastAsia"/>
-          <w:lang w:eastAsia="zh-CN"/>
-        </w:rPr>
-        <w:t>• 教师端：查看"我的报修"（分页、按状态/关键词筛选）、催单（限频）、取消（仅待处理时）、进展未读红点提醒；</w:t>
-      </w:r>
-    </w:p>
-    <w:p>
-      <w:pPr>
-        <w:bidi w:val="0"/>
-        <w:rPr>
-          <w:rFonts w:hint="eastAsia"/>
-          <w:lang w:eastAsia="zh-CN"/>
-        </w:rPr>
-      </w:pPr>
-      <w:r>
-        <w:rPr>
-          <w:rFonts w:hint="eastAsia"/>
-          <w:lang w:eastAsia="zh-CN"/>
-        </w:rPr>
-        <w:t>• 管理端：工单列表（多条件筛选、分页、最新置顶、超时标红）、详情、更新状态与处理结果、添加跟进记录；</w:t>
-      </w:r>
-    </w:p>
-    <w:p>
-      <w:pPr>
-        <w:bidi w:val="0"/>
-        <w:rPr>
-          <w:rFonts w:hint="eastAsia"/>
-          <w:lang w:eastAsia="zh-CN"/>
-        </w:rPr>
-      </w:pPr>
-      <w:r>
-        <w:rPr>
-          <w:rFonts w:hint="eastAsia"/>
-          <w:lang w:eastAsia="zh-CN"/>
-        </w:rPr>
-        <w:t>• 游客：凭工单号查询处理进度。</w:t>
-      </w:r>
-    </w:p>
-    <w:p>
-      <w:pPr>
-        <w:bidi w:val="0"/>
-        <w:rPr>
-          <w:rFonts w:hint="eastAsia"/>
-          <w:lang w:eastAsia="zh-CN"/>
-        </w:rPr>
-      </w:pPr>
-    </w:p>
-    <w:p>
-      <w:pPr>
-        <w:bidi w:val="0"/>
-        <w:rPr>
-          <w:rFonts w:hint="eastAsia"/>
-          <w:lang w:eastAsia="zh-CN"/>
-        </w:rPr>
-      </w:pPr>
-      <w:r>
-        <w:rPr>
-          <w:rFonts w:hint="eastAsia"/>
-          <w:lang w:eastAsia="zh-CN"/>
-        </w:rPr>
-        <w:t>（3）通知模块</w:t>
-      </w:r>
-    </w:p>
-    <w:p>
-      <w:pPr>
-        <w:bidi w:val="0"/>
-        <w:rPr>
-          <w:rFonts w:hint="eastAsia"/>
-          <w:lang w:eastAsia="zh-CN"/>
-        </w:rPr>
-      </w:pPr>
-      <w:r>
-        <w:rPr>
-          <w:rFonts w:hint="eastAsia"/>
-          <w:lang w:eastAsia="zh-CN"/>
-        </w:rPr>
-        <w:t>• 新工单、催单、取消等事件通过钉钉群机器人推送；</w:t>
-      </w:r>
-    </w:p>
-    <w:p>
-      <w:pPr>
-        <w:bidi w:val="0"/>
-        <w:rPr>
-          <w:rFonts w:hint="eastAsia"/>
-          <w:lang w:eastAsia="zh-CN"/>
-        </w:rPr>
-      </w:pPr>
-      <w:r>
-        <w:rPr>
-          <w:rFonts w:hint="eastAsia"/>
-          <w:lang w:eastAsia="zh-CN"/>
-        </w:rPr>
-        <w:t>• 钉钉群内可通过卡片按钮直接将工单置为"处理中/已解决/已取消"。</w:t>
-      </w:r>
-    </w:p>
-    <w:p>
-      <w:pPr>
-        <w:bidi w:val="0"/>
-        <w:rPr>
-          <w:rFonts w:hint="eastAsia"/>
-          <w:lang w:eastAsia="zh-CN"/>
-        </w:rPr>
-      </w:pPr>
-    </w:p>
-    <w:p>
-      <w:pPr>
-        <w:bidi w:val="0"/>
-        <w:rPr>
-          <w:rFonts w:hint="eastAsia"/>
-          <w:lang w:eastAsia="zh-CN"/>
-        </w:rPr>
-      </w:pPr>
-      <w:r>
-        <w:rPr>
-          <w:rFonts w:hint="eastAsia"/>
-          <w:lang w:eastAsia="zh-CN"/>
-        </w:rPr>
-        <w:t>（4）统计与导出模块</w:t>
-      </w:r>
-    </w:p>
-    <w:p>
-      <w:pPr>
-        <w:bidi w:val="0"/>
-        <w:rPr>
-          <w:rFonts w:hint="eastAsia"/>
-          <w:lang w:eastAsia="zh-CN"/>
-        </w:rPr>
-      </w:pPr>
-      <w:r>
-        <w:rPr>
-          <w:rFonts w:hint="eastAsia"/>
-          <w:lang w:eastAsia="zh-CN"/>
-        </w:rPr>
-        <w:t>• 按状态、故障类型、位置、月份等维度统计并以图表展示；</w:t>
-      </w:r>
-    </w:p>
-    <w:p>
-      <w:pPr>
-        <w:bidi w:val="0"/>
-        <w:rPr>
-          <w:rFonts w:hint="eastAsia"/>
-          <w:lang w:eastAsia="zh-CN"/>
-        </w:rPr>
-      </w:pPr>
-      <w:r>
-        <w:rPr>
-          <w:rFonts w:hint="eastAsia"/>
-          <w:lang w:eastAsia="zh-CN"/>
-        </w:rPr>
-        <w:t>• 统计平均解决时长、未完成工单数等指标；</w:t>
-      </w:r>
-    </w:p>
-    <w:p>
-      <w:pPr>
-        <w:bidi w:val="0"/>
-        <w:rPr>
-          <w:rFonts w:hint="eastAsia"/>
-          <w:lang w:eastAsia="zh-CN"/>
-        </w:rPr>
-      </w:pPr>
-      <w:r>
-        <w:rPr>
-          <w:rFonts w:hint="eastAsia"/>
-          <w:lang w:eastAsia="zh-CN"/>
-        </w:rPr>
-        <w:t>• 工单按筛选条件导出为 Excel。</w:t>
-      </w:r>
-    </w:p>
-    <w:p>
-      <w:pPr>
-        <w:bidi w:val="0"/>
-        <w:rPr>
-          <w:rFonts w:hint="eastAsia"/>
-          <w:lang w:eastAsia="zh-CN"/>
-        </w:rPr>
-      </w:pPr>
-    </w:p>
-    <w:p>
-      <w:pPr>
-        <w:bidi w:val="0"/>
-        <w:rPr>
-          <w:rFonts w:hint="eastAsia"/>
-          <w:lang w:eastAsia="zh-CN"/>
-        </w:rPr>
-      </w:pPr>
-      <w:r>
-        <w:rPr>
-          <w:rFonts w:hint="eastAsia"/>
-          <w:lang w:eastAsia="zh-CN"/>
-        </w:rPr>
-        <w:t>（5）IT资产管理模块（CMDB）</w:t>
-      </w:r>
-    </w:p>
-    <w:p>
-      <w:pPr>
-        <w:bidi w:val="0"/>
-        <w:rPr>
-          <w:rFonts w:hint="eastAsia"/>
-          <w:lang w:eastAsia="zh-CN"/>
-        </w:rPr>
-      </w:pPr>
-      <w:r>
-        <w:rPr>
-          <w:rFonts w:hint="eastAsia"/>
-          <w:lang w:eastAsia="zh-CN"/>
-        </w:rPr>
-        <w:t>• 资产台账的增、删、改、查（分页、按类型/状态/位置/关键词筛选）；</w:t>
-      </w:r>
-    </w:p>
-    <w:p>
-      <w:pPr>
-        <w:bidi w:val="0"/>
-        <w:rPr>
-          <w:rFonts w:hint="eastAsia"/>
-          <w:lang w:eastAsia="zh-CN"/>
-        </w:rPr>
-      </w:pPr>
-      <w:r>
-        <w:rPr>
-          <w:rFonts w:hint="eastAsia"/>
-          <w:lang w:eastAsia="zh-CN"/>
-        </w:rPr>
-        <w:t>• 资产字段：资产编号、类型、品牌型号、序列号、IP、MAC、位置、责任人、使用科室、购入日期、保修到期、供应商、采购单号、状态、备注；</w:t>
-      </w:r>
-    </w:p>
-    <w:p>
-      <w:pPr>
-        <w:bidi w:val="0"/>
-        <w:rPr>
-          <w:rFonts w:hint="eastAsia"/>
-          <w:lang w:eastAsia="zh-CN"/>
-        </w:rPr>
-      </w:pPr>
-      <w:r>
-        <w:rPr>
-          <w:rFonts w:hint="eastAsia"/>
-          <w:lang w:eastAsia="zh-CN"/>
-        </w:rPr>
-        <w:t>• 保修到期自动计算并预警（有效/即将到期/已过保）；</w:t>
-      </w:r>
-    </w:p>
-    <w:p>
-      <w:pPr>
-        <w:bidi w:val="0"/>
-        <w:rPr>
-          <w:rFonts w:hint="eastAsia"/>
-          <w:lang w:eastAsia="zh-CN"/>
-        </w:rPr>
-      </w:pPr>
-      <w:r>
-        <w:rPr>
-          <w:rFonts w:hint="eastAsia"/>
-          <w:lang w:eastAsia="zh-CN"/>
-        </w:rPr>
-        <w:t>• 资产台账导出 Excel；下载导入模板、按模板批量导入（编号唯一校验、重复跳过、返回导入结果明细）；</w:t>
-      </w:r>
-    </w:p>
-    <w:p>
-      <w:pPr>
-        <w:bidi w:val="0"/>
-        <w:rPr>
-          <w:rFonts w:hint="eastAsia"/>
-          <w:lang w:eastAsia="zh-CN"/>
-        </w:rPr>
-      </w:pPr>
-      <w:r>
-        <w:rPr>
-          <w:rFonts w:hint="eastAsia"/>
-          <w:lang w:eastAsia="zh-CN"/>
-        </w:rPr>
-        <w:t>• 资产统计（按类型、状态分布）。</w:t>
-      </w:r>
-    </w:p>
-    <w:p>
-      <w:pPr>
-        <w:bidi w:val="0"/>
-        <w:rPr>
-          <w:rFonts w:hint="eastAsia"/>
-          <w:lang w:eastAsia="zh-CN"/>
-        </w:rPr>
-      </w:pPr>
-    </w:p>
-    <w:p>
-      <w:pPr>
-        <w:bidi w:val="0"/>
-        <w:rPr>
-          <w:rFonts w:hint="eastAsia"/>
-          <w:lang w:eastAsia="zh-CN"/>
-        </w:rPr>
-      </w:pPr>
-      <w:r>
-        <w:rPr>
-          <w:rFonts w:hint="eastAsia"/>
-          <w:lang w:eastAsia="zh-CN"/>
-        </w:rPr>
-        <w:t>（6）设备—工单关联模块</w:t>
-      </w:r>
-    </w:p>
-    <w:p>
-      <w:pPr>
-        <w:bidi w:val="0"/>
-        <w:rPr>
-          <w:rFonts w:hint="eastAsia"/>
-          <w:lang w:eastAsia="zh-CN"/>
-        </w:rPr>
-      </w:pPr>
-      <w:r>
-        <w:rPr>
-          <w:rFonts w:hint="eastAsia"/>
-          <w:lang w:eastAsia="zh-CN"/>
-        </w:rPr>
-        <w:t>• 报修时填写设备编号，即可将工单与资产台账中的设备关联；</w:t>
-      </w:r>
-    </w:p>
-    <w:p>
-      <w:pPr>
-        <w:bidi w:val="0"/>
-        <w:rPr>
-          <w:rFonts w:hint="eastAsia"/>
-          <w:lang w:eastAsia="zh-CN"/>
-        </w:rPr>
-      </w:pPr>
-      <w:r>
-        <w:rPr>
-          <w:rFonts w:hint="eastAsia"/>
-          <w:lang w:eastAsia="zh-CN"/>
-        </w:rPr>
-        <w:t>• 在资产台账中点击某设备，查看其全部历史报障记录（报障次数、状态、处理结果）。</w:t>
-      </w:r>
-    </w:p>
-    <w:p>
-      <w:pPr>
-        <w:bidi w:val="0"/>
-        <w:rPr>
-          <w:rFonts w:hint="eastAsia"/>
-          <w:lang w:eastAsia="zh-CN"/>
-        </w:rPr>
-      </w:pPr>
-    </w:p>
-    <w:p>
-      <w:pPr>
-        <w:bidi w:val="0"/>
-        <w:rPr>
-          <w:rFonts w:hint="eastAsia"/>
-          <w:lang w:eastAsia="zh-CN"/>
-        </w:rPr>
-      </w:pPr>
-      <w:r>
-        <w:rPr>
-          <w:rFonts w:hint="eastAsia"/>
-          <w:lang w:eastAsia="zh-CN"/>
-        </w:rPr>
-        <w:t>（7）系统设置模块</w:t>
-      </w:r>
-    </w:p>
-    <w:p>
-      <w:pPr>
-        <w:bidi w:val="0"/>
-        <w:rPr>
-          <w:rFonts w:hint="eastAsia"/>
-          <w:lang w:eastAsia="zh-CN"/>
-        </w:rPr>
-      </w:pPr>
-      <w:r>
-        <w:rPr>
-          <w:rFonts w:hint="eastAsia"/>
-          <w:lang w:eastAsia="zh-CN"/>
-        </w:rPr>
-        <w:t>• 配置钉钉机器人；</w:t>
-      </w:r>
-    </w:p>
-    <w:p>
-      <w:pPr>
-        <w:bidi w:val="0"/>
-        <w:rPr>
-          <w:rFonts w:hint="eastAsia"/>
-          <w:lang w:eastAsia="zh-CN"/>
-        </w:rPr>
-      </w:pPr>
-      <w:r>
-        <w:rPr>
-          <w:rFonts w:hint="eastAsia"/>
-          <w:lang w:eastAsia="zh-CN"/>
-        </w:rPr>
-        <w:t>• 配置报修选项（故障类型、常用位置、常见问题FAQ、超时小时数）。</w:t>
-      </w:r>
-    </w:p>
-    <w:p>
-      <w:pPr>
-        <w:bidi w:val="0"/>
-        <w:rPr>
-          <w:rFonts w:hint="eastAsia"/>
-          <w:lang w:eastAsia="zh-CN"/>
-        </w:rPr>
-      </w:pPr>
-    </w:p>
-    <w:p>
-      <w:pPr>
-        <w:pStyle w:val="3"/>
-        <w:bidi w:val="0"/>
-        <w:rPr>
-          <w:rFonts w:hint="eastAsia"/>
-          <w:lang w:eastAsia="zh-CN"/>
-        </w:rPr>
-      </w:pPr>
-      <w:r>
-        <w:rPr>
-          <w:rFonts w:hint="eastAsia"/>
-          <w:lang w:eastAsia="zh-CN"/>
-        </w:rPr>
-        <w:t>3.4 非功能需求分析</w:t>
-      </w:r>
-    </w:p>
-    <w:p>
-      <w:pPr>
-        <w:bidi w:val="0"/>
-        <w:rPr>
-          <w:rFonts w:hint="eastAsia"/>
-          <w:lang w:eastAsia="zh-CN"/>
-        </w:rPr>
-      </w:pPr>
-    </w:p>
-    <w:p>
-      <w:pPr>
-        <w:bidi w:val="0"/>
-        <w:rPr>
-          <w:rFonts w:hint="eastAsia"/>
-          <w:lang w:eastAsia="zh-CN"/>
-        </w:rPr>
-      </w:pPr>
-      <w:r>
-        <w:rPr>
-          <w:rFonts w:hint="eastAsia"/>
-          <w:lang w:eastAsia="zh-CN"/>
-        </w:rPr>
-        <w:t>• 易用性：报修端移动优先、支持 PWA；管理端做移动端适配。</w:t>
-      </w:r>
-    </w:p>
-    <w:p>
-      <w:pPr>
-        <w:bidi w:val="0"/>
-        <w:rPr>
-          <w:rFonts w:hint="eastAsia"/>
-          <w:lang w:eastAsia="zh-CN"/>
-        </w:rPr>
-      </w:pPr>
-      <w:r>
-        <w:rPr>
-          <w:rFonts w:hint="eastAsia"/>
-          <w:lang w:eastAsia="zh-CN"/>
-        </w:rPr>
-        <w:t>• 安全性：口令 BCrypt 加密存储；接口按角色鉴权；令牌落库并设置有效期；上传图片防目录穿越；钉钉回调请求签名校验。</w:t>
-      </w:r>
-    </w:p>
-    <w:p>
-      <w:pPr>
-        <w:bidi w:val="0"/>
-        <w:rPr>
-          <w:rFonts w:hint="eastAsia"/>
-          <w:lang w:eastAsia="zh-CN"/>
-        </w:rPr>
-      </w:pPr>
-      <w:r>
-        <w:rPr>
-          <w:rFonts w:hint="eastAsia"/>
-          <w:lang w:eastAsia="zh-CN"/>
-        </w:rPr>
-        <w:t>• 性能：列表接口分页返回；上传图片自动压缩以节省存储与带宽。</w:t>
-      </w:r>
-    </w:p>
-    <w:p>
-      <w:pPr>
-        <w:bidi w:val="0"/>
-        <w:rPr>
-          <w:rFonts w:hint="eastAsia"/>
-          <w:lang w:eastAsia="zh-CN"/>
-        </w:rPr>
-      </w:pPr>
-      <w:r>
-        <w:rPr>
-          <w:rFonts w:hint="eastAsia"/>
-          <w:lang w:eastAsia="zh-CN"/>
-        </w:rPr>
-        <w:t>• 可维护性：前后端分离、分层清晰；数据表由 JPA 自动维护；配置项支持环境变量注入。</w:t>
-      </w:r>
-    </w:p>
-    <w:p>
-      <w:pPr>
-        <w:bidi w:val="0"/>
-        <w:rPr>
-          <w:rFonts w:hint="eastAsia"/>
-          <w:lang w:eastAsia="zh-CN"/>
-        </w:rPr>
-      </w:pPr>
-      <w:r>
-        <w:rPr>
-          <w:rFonts w:hint="eastAsia"/>
-          <w:lang w:eastAsia="zh-CN"/>
-        </w:rPr>
-        <w:t>• 可移植性：打包为单个 Jar，依赖 JDK 与 MySQL 即可运行，便于迁移部署。</w:t>
-      </w:r>
-    </w:p>
-    <w:p>
-      <w:pPr>
-        <w:bidi w:val="0"/>
-        <w:rPr>
-          <w:rFonts w:hint="eastAsia"/>
-          <w:lang w:eastAsia="zh-CN"/>
-        </w:rPr>
-      </w:pPr>
-    </w:p>
-    <w:p>
-      <w:pPr>
-        <w:pStyle w:val="3"/>
-        <w:bidi w:val="0"/>
-        <w:rPr>
-          <w:rFonts w:hint="eastAsia"/>
-          <w:lang w:eastAsia="zh-CN"/>
-        </w:rPr>
-      </w:pPr>
-      <w:r>
-        <w:rPr>
-          <w:rFonts w:hint="eastAsia"/>
-          <w:lang w:eastAsia="zh-CN"/>
-        </w:rPr>
-        <w:t>3.5 需求建模图</w:t>
-      </w:r>
-    </w:p>
-    <w:p>
-      <w:pPr>
-        <w:bidi w:val="0"/>
-        <w:rPr>
-          <w:rFonts w:hint="eastAsia"/>
-          <w:lang w:eastAsia="zh-CN"/>
-        </w:rPr>
-      </w:pPr>
-    </w:p>
-    <w:p>
-      <w:pPr>
-        <w:bidi w:val="0"/>
-        <w:rPr>
-          <w:rFonts w:hint="eastAsia"/>
-          <w:lang w:eastAsia="zh-CN"/>
-        </w:rPr>
-      </w:pPr>
-      <w:r>
-        <w:rPr>
-          <w:rFonts w:hint="eastAsia"/>
-          <w:lang w:eastAsia="zh-CN"/>
-        </w:rPr>
-        <w:t>【补充】本节建议插入以下 UML 图（可用 draw.io、StarUML、PlantUML 绘制）：</w:t>
-      </w:r>
-    </w:p>
-    <w:p>
-      <w:pPr>
-        <w:bidi w:val="0"/>
-        <w:rPr>
-          <w:rFonts w:hint="eastAsia"/>
-          <w:lang w:eastAsia="zh-CN"/>
-        </w:rPr>
-      </w:pPr>
-    </w:p>
-    <w:p>
-      <w:pPr>
-        <w:bidi w:val="0"/>
-        <w:rPr>
-          <w:rFonts w:hint="eastAsia"/>
-          <w:lang w:eastAsia="zh-CN"/>
-        </w:rPr>
-      </w:pPr>
-      <w:r>
-        <w:rPr>
-          <w:rFonts w:hint="eastAsia"/>
-          <w:lang w:eastAsia="zh-CN"/>
-        </w:rPr>
-        <w:t>• 用例图：分别绘制"教师""管理员""游客"三个参与者的用例图。</w:t>
-      </w:r>
-    </w:p>
-    <w:p>
-      <w:pPr>
-        <w:bidi w:val="0"/>
-        <w:rPr>
-          <w:rFonts w:hint="eastAsia"/>
-          <w:lang w:eastAsia="zh-CN"/>
-        </w:rPr>
-      </w:pPr>
-      <w:r>
-        <w:rPr>
-          <w:rFonts w:hint="eastAsia"/>
-          <w:lang w:eastAsia="zh-CN"/>
-        </w:rPr>
-        <w:t>• 业务流程图：绘制一张报修工单从提交到关闭的状态流转/活动图（含催单、取消、钉钉操作分支）。</w:t>
-      </w:r>
-    </w:p>
-    <w:p>
-      <w:pPr>
-        <w:bidi w:val="0"/>
-        <w:rPr>
-          <w:rFonts w:hint="eastAsia"/>
-          <w:lang w:eastAsia="zh-CN"/>
-        </w:rPr>
-      </w:pPr>
-    </w:p>
-    <w:p>
-      <w:pPr>
-        <w:bidi w:val="0"/>
-        <w:rPr>
-          <w:rFonts w:hint="eastAsia"/>
-          <w:lang w:eastAsia="zh-CN"/>
-        </w:rPr>
-      </w:pPr>
-    </w:p>
-    <w:p>
-      <w:pPr>
-        <w:pStyle w:val="2"/>
-        <w:bidi w:val="0"/>
-        <w:rPr>
-          <w:rFonts w:hint="eastAsia"/>
-          <w:lang w:eastAsia="zh-CN"/>
-        </w:rPr>
-      </w:pPr>
-      <w:r>
-        <w:rPr>
-          <w:rFonts w:hint="eastAsia"/>
-          <w:lang w:eastAsia="zh-CN"/>
-        </w:rPr>
-        <w:t>第4章 系统设计</w:t>
-      </w:r>
-    </w:p>
-    <w:p>
-      <w:pPr>
-        <w:bidi w:val="0"/>
-        <w:rPr>
-          <w:rFonts w:hint="eastAsia"/>
-          <w:lang w:eastAsia="zh-CN"/>
-        </w:rPr>
-      </w:pPr>
-    </w:p>
-    <w:p>
-      <w:pPr>
-        <w:pStyle w:val="3"/>
-        <w:bidi w:val="0"/>
-        <w:rPr>
-          <w:rFonts w:hint="eastAsia"/>
-          <w:lang w:eastAsia="zh-CN"/>
-        </w:rPr>
-      </w:pPr>
-      <w:r>
-        <w:rPr>
-          <w:rFonts w:hint="eastAsia"/>
-          <w:lang w:eastAsia="zh-CN"/>
-        </w:rPr>
-        <w:t>4.1 系统总体架构设计</w:t>
-      </w:r>
-    </w:p>
-    <w:p>
-      <w:pPr>
-        <w:bidi w:val="0"/>
-        <w:rPr>
-          <w:rFonts w:hint="eastAsia"/>
-          <w:lang w:eastAsia="zh-CN"/>
-        </w:rPr>
-      </w:pPr>
-    </w:p>
-    <w:p>
-      <w:pPr>
-        <w:bidi w:val="0"/>
-        <w:rPr>
-          <w:rFonts w:hint="eastAsia"/>
-          <w:lang w:eastAsia="zh-CN"/>
-        </w:rPr>
-      </w:pPr>
-      <w:r>
-        <w:rPr>
-          <w:rFonts w:hint="eastAsia"/>
-          <w:lang w:eastAsia="zh-CN"/>
-        </w:rPr>
-        <w:t>系统采用前后端分离的三层架构，整体分为表现层、应用层与数据层：</w:t>
-      </w:r>
-    </w:p>
-    <w:p>
-      <w:pPr>
-        <w:bidi w:val="0"/>
-        <w:rPr>
-          <w:rFonts w:hint="eastAsia"/>
-          <w:lang w:eastAsia="zh-CN"/>
-        </w:rPr>
-      </w:pPr>
-    </w:p>
-    <w:p>
-      <w:pPr>
-        <w:bidi w:val="0"/>
-        <w:rPr>
-          <w:rFonts w:hint="eastAsia" w:ascii="Consolas" w:hAnsi="Consolas" w:cs="Consolas"/>
-          <w:sz w:val="18"/>
-          <w:lang w:eastAsia="zh-CN"/>
-        </w:rPr>
-      </w:pPr>
-      <w:r>
-        <w:rPr>
-          <w:rFonts w:hint="eastAsia" w:ascii="Consolas" w:hAnsi="Consolas" w:cs="Consolas"/>
-          <w:sz w:val="18"/>
-          <w:lang w:eastAsia="zh-CN"/>
-        </w:rPr>
-        <w:t>┌─────────────────────────────────────────────┐</w:t>
-      </w:r>
-    </w:p>
-    <w:p>
-      <w:pPr>
-        <w:bidi w:val="0"/>
-        <w:rPr>
-          <w:rFonts w:hint="eastAsia" w:ascii="Consolas" w:hAnsi="Consolas" w:cs="Consolas"/>
-          <w:sz w:val="18"/>
-          <w:lang w:eastAsia="zh-CN"/>
-        </w:rPr>
-      </w:pPr>
-      <w:r>
-        <w:rPr>
-          <w:rFonts w:hint="eastAsia" w:ascii="Consolas" w:hAnsi="Consolas" w:cs="Consolas"/>
-          <w:sz w:val="18"/>
-          <w:lang w:eastAsia="zh-CN"/>
-        </w:rPr>
-        <w:t>│  表现层（前端 SPA，Vue3 + Element Plus + PWA） │</w:t>
-      </w:r>
-    </w:p>
-    <w:p>
-      <w:pPr>
-        <w:bidi w:val="0"/>
-        <w:rPr>
-          <w:rFonts w:hint="eastAsia" w:ascii="Consolas" w:hAnsi="Consolas" w:cs="Consolas"/>
-          <w:sz w:val="18"/>
-          <w:lang w:eastAsia="zh-CN"/>
-        </w:rPr>
-      </w:pPr>
-      <w:r>
-        <w:rPr>
-          <w:rFonts w:hint="eastAsia" w:ascii="Consolas" w:hAnsi="Consolas" w:cs="Consolas"/>
-          <w:sz w:val="18"/>
-          <w:lang w:eastAsia="zh-CN"/>
-        </w:rPr>
-        <w:t>│  教师端(报修/我的报修)   管理端(工单/资产/统计/设置) │</w:t>
-      </w:r>
-    </w:p>
-    <w:p>
-      <w:pPr>
-        <w:bidi w:val="0"/>
-        <w:rPr>
-          <w:rFonts w:hint="eastAsia" w:ascii="Consolas" w:hAnsi="Consolas" w:cs="Consolas"/>
-          <w:sz w:val="18"/>
-          <w:lang w:eastAsia="zh-CN"/>
-        </w:rPr>
-      </w:pPr>
-      <w:r>
-        <w:rPr>
-          <w:rFonts w:hint="eastAsia" w:ascii="Consolas" w:hAnsi="Consolas" w:cs="Consolas"/>
-          <w:sz w:val="18"/>
-          <w:lang w:eastAsia="zh-CN"/>
-        </w:rPr>
-        <w:t>└───────────────┬─────────────────────────────┘</w:t>
-      </w:r>
-    </w:p>
-    <w:p>
-      <w:pPr>
-        <w:bidi w:val="0"/>
-        <w:rPr>
-          <w:rFonts w:hint="eastAsia" w:ascii="Consolas" w:hAnsi="Consolas" w:cs="Consolas"/>
-          <w:sz w:val="18"/>
-          <w:lang w:eastAsia="zh-CN"/>
-        </w:rPr>
-      </w:pPr>
-      <w:r>
-        <w:rPr>
-          <w:rFonts w:hint="eastAsia" w:ascii="Consolas" w:hAnsi="Consolas" w:cs="Consolas"/>
-          <w:sz w:val="18"/>
-          <w:lang w:eastAsia="zh-CN"/>
-        </w:rPr>
-        <w:t xml:space="preserve">                │ HTTP + JSON (RESTful, 携带令牌)</w:t>
-      </w:r>
-    </w:p>
-    <w:p>
-      <w:pPr>
-        <w:bidi w:val="0"/>
-        <w:rPr>
-          <w:rFonts w:hint="eastAsia" w:ascii="Consolas" w:hAnsi="Consolas" w:cs="Consolas"/>
-          <w:sz w:val="18"/>
-          <w:lang w:eastAsia="zh-CN"/>
-        </w:rPr>
-      </w:pPr>
-      <w:r>
-        <w:rPr>
-          <w:rFonts w:hint="eastAsia" w:ascii="Consolas" w:hAnsi="Consolas" w:cs="Consolas"/>
-          <w:sz w:val="18"/>
-          <w:lang w:eastAsia="zh-CN"/>
-        </w:rPr>
-        <w:t>┌───────────────▼─────────────────────────────┐</w:t>
-      </w:r>
-    </w:p>
-    <w:p>
-      <w:pPr>
-        <w:bidi w:val="0"/>
-        <w:rPr>
-          <w:rFonts w:hint="eastAsia" w:ascii="Consolas" w:hAnsi="Consolas" w:cs="Consolas"/>
-          <w:sz w:val="18"/>
-          <w:lang w:eastAsia="zh-CN"/>
-        </w:rPr>
-      </w:pPr>
-      <w:r>
-        <w:rPr>
-          <w:rFonts w:hint="eastAsia" w:ascii="Consolas" w:hAnsi="Consolas" w:cs="Consolas"/>
-          <w:sz w:val="18"/>
-          <w:lang w:eastAsia="zh-CN"/>
-        </w:rPr>
-        <w:t>│  应用层（后端 Spring Boot）                    │</w:t>
-      </w:r>
-    </w:p>
-    <w:p>
-      <w:pPr>
-        <w:bidi w:val="0"/>
-        <w:rPr>
-          <w:rFonts w:hint="eastAsia" w:ascii="Consolas" w:hAnsi="Consolas" w:cs="Consolas"/>
-          <w:sz w:val="18"/>
-          <w:lang w:eastAsia="zh-CN"/>
-        </w:rPr>
-      </w:pPr>
-      <w:r>
-        <w:rPr>
-          <w:rFonts w:hint="eastAsia" w:ascii="Consolas" w:hAnsi="Consolas" w:cs="Consolas"/>
-          <w:sz w:val="18"/>
-          <w:lang w:eastAsia="zh-CN"/>
-        </w:rPr>
-        <w:t>│  Controller → Service → Repository            │</w:t>
-      </w:r>
-    </w:p>
-    <w:p>
-      <w:pPr>
-        <w:bidi w:val="0"/>
-        <w:rPr>
-          <w:rFonts w:hint="eastAsia" w:ascii="Consolas" w:hAnsi="Consolas" w:cs="Consolas"/>
-          <w:sz w:val="18"/>
-          <w:lang w:eastAsia="zh-CN"/>
-        </w:rPr>
-      </w:pPr>
-      <w:r>
-        <w:rPr>
-          <w:rFonts w:hint="eastAsia" w:ascii="Consolas" w:hAnsi="Consolas" w:cs="Consolas"/>
-          <w:sz w:val="18"/>
-          <w:lang w:eastAsia="zh-CN"/>
-        </w:rPr>
-        <w:t>│  拦截器鉴权 · 令牌存储 · 全局异常 · 定时任务      │</w:t>
-      </w:r>
-    </w:p>
-    <w:p>
-      <w:pPr>
-        <w:bidi w:val="0"/>
-        <w:rPr>
-          <w:rFonts w:hint="eastAsia" w:ascii="Consolas" w:hAnsi="Consolas" w:cs="Consolas"/>
-          <w:sz w:val="18"/>
-          <w:lang w:eastAsia="zh-CN"/>
-        </w:rPr>
-      </w:pPr>
-      <w:r>
-        <w:rPr>
-          <w:rFonts w:hint="eastAsia" w:ascii="Consolas" w:hAnsi="Consolas" w:cs="Consolas"/>
-          <w:sz w:val="18"/>
-          <w:lang w:eastAsia="zh-CN"/>
-        </w:rPr>
-        <w:t>│  钉钉推送 · Excel导入导出 · 图片存储压缩          │</w:t>
-      </w:r>
-    </w:p>
-    <w:p>
-      <w:pPr>
-        <w:bidi w:val="0"/>
-        <w:rPr>
-          <w:rFonts w:hint="eastAsia" w:ascii="Consolas" w:hAnsi="Consolas" w:cs="Consolas"/>
-          <w:sz w:val="18"/>
-          <w:lang w:eastAsia="zh-CN"/>
-        </w:rPr>
-      </w:pPr>
-      <w:r>
-        <w:rPr>
-          <w:rFonts w:hint="eastAsia" w:ascii="Consolas" w:hAnsi="Consolas" w:cs="Consolas"/>
-          <w:sz w:val="18"/>
-          <w:lang w:eastAsia="zh-CN"/>
-        </w:rPr>
-        <w:t>└───────────────┬─────────────────────────────┘</w:t>
-      </w:r>
-    </w:p>
-    <w:p>
-      <w:pPr>
-        <w:bidi w:val="0"/>
-        <w:rPr>
-          <w:rFonts w:hint="eastAsia" w:ascii="Consolas" w:hAnsi="Consolas" w:cs="Consolas"/>
-          <w:sz w:val="18"/>
-          <w:lang w:eastAsia="zh-CN"/>
-        </w:rPr>
-      </w:pPr>
-      <w:r>
-        <w:rPr>
-          <w:rFonts w:hint="eastAsia" w:ascii="Consolas" w:hAnsi="Consolas" w:cs="Consolas"/>
-          <w:sz w:val="18"/>
-          <w:lang w:eastAsia="zh-CN"/>
-        </w:rPr>
-        <w:t xml:space="preserve">                │ JPA / JDBC</w:t>
-      </w:r>
-    </w:p>
-    <w:p>
-      <w:pPr>
-        <w:bidi w:val="0"/>
-        <w:rPr>
-          <w:rFonts w:hint="eastAsia" w:ascii="Consolas" w:hAnsi="Consolas" w:cs="Consolas"/>
-          <w:sz w:val="18"/>
-          <w:lang w:eastAsia="zh-CN"/>
-        </w:rPr>
-      </w:pPr>
-      <w:r>
-        <w:rPr>
-          <w:rFonts w:hint="eastAsia" w:ascii="Consolas" w:hAnsi="Consolas" w:cs="Consolas"/>
-          <w:sz w:val="18"/>
-          <w:lang w:eastAsia="zh-CN"/>
-        </w:rPr>
-        <w:t>┌───────────────▼─────────────────────────────┐</w:t>
-      </w:r>
-    </w:p>
-    <w:p>
-      <w:pPr>
-        <w:bidi w:val="0"/>
-        <w:rPr>
-          <w:rFonts w:hint="eastAsia" w:ascii="Consolas" w:hAnsi="Consolas" w:cs="Consolas"/>
-          <w:sz w:val="18"/>
-          <w:lang w:eastAsia="zh-CN"/>
-        </w:rPr>
-      </w:pPr>
-      <w:r>
-        <w:rPr>
-          <w:rFonts w:hint="eastAsia" w:ascii="Consolas" w:hAnsi="Consolas" w:cs="Consolas"/>
-          <w:sz w:val="18"/>
-          <w:lang w:eastAsia="zh-CN"/>
-        </w:rPr>
-        <w:t>│  数据层（MySQL）+ 本地文件存储（上传图片）        │</w:t>
-      </w:r>
-    </w:p>
-    <w:p>
-      <w:pPr>
-        <w:bidi w:val="0"/>
-        <w:rPr>
-          <w:rFonts w:hint="eastAsia" w:ascii="Consolas" w:hAnsi="Consolas" w:cs="Consolas"/>
-          <w:sz w:val="18"/>
-          <w:lang w:eastAsia="zh-CN"/>
-        </w:rPr>
-      </w:pPr>
-      <w:r>
-        <w:rPr>
-          <w:rFonts w:hint="eastAsia" w:ascii="Consolas" w:hAnsi="Consolas" w:cs="Consolas"/>
-          <w:sz w:val="18"/>
-          <w:lang w:eastAsia="zh-CN"/>
-        </w:rPr>
-        <w:t>└─────────────────────────────────────────────┘</w:t>
-      </w:r>
-    </w:p>
-    <w:p>
-      <w:pPr>
-        <w:bidi w:val="0"/>
-        <w:rPr>
-          <w:rFonts w:hint="eastAsia" w:ascii="Consolas" w:hAnsi="Consolas" w:cs="Consolas"/>
-          <w:sz w:val="18"/>
-          <w:lang w:eastAsia="zh-CN"/>
-        </w:rPr>
-      </w:pPr>
-      <w:r>
-        <w:rPr>
-          <w:rFonts w:hint="eastAsia" w:ascii="Consolas" w:hAnsi="Consolas" w:cs="Consolas"/>
-          <w:sz w:val="18"/>
-          <w:lang w:eastAsia="zh-CN"/>
-        </w:rPr>
-        <w:t xml:space="preserve">                │ 外部：钉钉群机器人 API</w:t>
-      </w:r>
-    </w:p>
-    <w:p>
-      <w:pPr>
-        <w:bidi w:val="0"/>
-        <w:rPr>
-          <w:rFonts w:hint="eastAsia" w:ascii="Consolas" w:hAnsi="Consolas" w:cs="Consolas"/>
-          <w:sz w:val="21"/>
-          <w:lang w:eastAsia="zh-CN"/>
-        </w:rPr>
-      </w:pPr>
-    </w:p>
-    <w:p>
-      <w:pPr>
-        <w:bidi w:val="0"/>
-        <w:rPr>
-          <w:rFonts w:hint="eastAsia"/>
-          <w:lang w:eastAsia="zh-CN"/>
-        </w:rPr>
-      </w:pPr>
-      <w:r>
-        <w:rPr>
-          <w:rFonts w:hint="eastAsia"/>
-          <w:lang w:eastAsia="zh-CN"/>
-        </w:rPr>
-        <w:t>生产部署上，前端经 Vite 打包后的静态资源由后端一并托管（打入同一 Jar 的 static 目录），因此线上仅运行一个 Spring Boot 服务（端口 8082），由 systemd 守护，降低了部署与运维复杂度。</w:t>
-      </w:r>
-    </w:p>
-    <w:p>
-      <w:pPr>
-        <w:bidi w:val="0"/>
-        <w:rPr>
-          <w:rFonts w:hint="eastAsia"/>
-          <w:lang w:eastAsia="zh-CN"/>
-        </w:rPr>
-      </w:pPr>
-    </w:p>
-    <w:p>
-      <w:pPr>
-        <w:bidi w:val="0"/>
-        <w:rPr>
-          <w:rFonts w:hint="eastAsia"/>
-          <w:lang w:eastAsia="zh-CN"/>
-        </w:rPr>
-      </w:pPr>
-      <w:r>
-        <w:rPr>
-          <w:rFonts w:hint="eastAsia"/>
-          <w:lang w:eastAsia="zh-CN"/>
-        </w:rPr>
-        <w:t>【截图】此处可放一张系统部署/技术架构图（可用 draw.io 美化上面的示意）。</w:t>
-      </w:r>
-    </w:p>
-    <w:p>
-      <w:pPr>
-        <w:bidi w:val="0"/>
-        <w:rPr>
-          <w:rFonts w:hint="eastAsia"/>
-          <w:lang w:eastAsia="zh-CN"/>
-        </w:rPr>
-      </w:pPr>
-    </w:p>
-    <w:p>
-      <w:pPr>
-        <w:pStyle w:val="3"/>
-        <w:bidi w:val="0"/>
-        <w:rPr>
-          <w:rFonts w:hint="eastAsia"/>
-          <w:lang w:eastAsia="zh-CN"/>
-        </w:rPr>
-      </w:pPr>
-      <w:r>
-        <w:rPr>
-          <w:rFonts w:hint="eastAsia"/>
-          <w:lang w:eastAsia="zh-CN"/>
-        </w:rPr>
-        <w:t>4.2 功能模块设计</w:t>
-      </w:r>
-    </w:p>
-    <w:p>
-      <w:pPr>
-        <w:bidi w:val="0"/>
-        <w:rPr>
-          <w:rFonts w:hint="default"/>
-          <w:lang w:eastAsia="zh-CN"/>
-        </w:rPr>
-      </w:pPr>
-    </w:p>
-    <w:p>
-      <w:pPr>
-        <w:bidi w:val="0"/>
-        <w:rPr>
-          <w:rFonts w:hint="eastAsia"/>
-          <w:lang w:eastAsia="zh-CN"/>
-        </w:rPr>
-      </w:pPr>
-      <w:r>
-        <w:rPr>
-          <w:rFonts w:hint="eastAsia"/>
-          <w:lang w:eastAsia="zh-CN"/>
-        </w:rPr>
-        <w:t>系统功能模块划分如下（建议配一张功能结构图/树状图）：</w:t>
-      </w:r>
-    </w:p>
-    <w:p>
-      <w:pPr>
-        <w:bidi w:val="0"/>
-        <w:rPr>
-          <w:rFonts w:hint="eastAsia"/>
-          <w:lang w:eastAsia="zh-CN"/>
-        </w:rPr>
-      </w:pPr>
-    </w:p>
-    <w:p>
-      <w:pPr>
-        <w:bidi w:val="0"/>
-        <w:rPr>
-          <w:rFonts w:hint="eastAsia"/>
-          <w:lang w:eastAsia="zh-CN"/>
-        </w:rPr>
-      </w:pPr>
-      <w:r>
-        <w:rPr>
-          <w:rFonts w:hint="eastAsia"/>
-          <w:lang w:eastAsia="zh-CN"/>
-        </w:rPr>
-        <w:t>• 用户与权限模块（教师账号、管理员账号、邀请码、登录认证）</w:t>
-      </w:r>
-    </w:p>
-    <w:p>
-      <w:pPr>
-        <w:bidi w:val="0"/>
-        <w:rPr>
-          <w:rFonts w:hint="eastAsia"/>
-          <w:lang w:eastAsia="zh-CN"/>
-        </w:rPr>
-      </w:pPr>
-      <w:r>
-        <w:rPr>
-          <w:rFonts w:hint="eastAsia"/>
-          <w:lang w:eastAsia="zh-CN"/>
-        </w:rPr>
-        <w:t>• 报修工单模块（提交、列表、详情、状态流转、跟进、催单、取消、按号查询）</w:t>
-      </w:r>
-    </w:p>
-    <w:p>
-      <w:pPr>
-        <w:bidi w:val="0"/>
-        <w:rPr>
-          <w:rFonts w:hint="eastAsia"/>
-          <w:lang w:eastAsia="zh-CN"/>
-        </w:rPr>
-      </w:pPr>
-      <w:r>
-        <w:rPr>
-          <w:rFonts w:hint="eastAsia"/>
-          <w:lang w:eastAsia="zh-CN"/>
-        </w:rPr>
-        <w:t>• 资产管理模块（台账CRUD、筛选、统计、导入导出、保修预警）</w:t>
-      </w:r>
-    </w:p>
-    <w:p>
-      <w:pPr>
-        <w:bidi w:val="0"/>
-        <w:rPr>
-          <w:rFonts w:hint="eastAsia"/>
-          <w:lang w:eastAsia="zh-CN"/>
-        </w:rPr>
-      </w:pPr>
-      <w:r>
-        <w:rPr>
-          <w:rFonts w:hint="eastAsia"/>
-          <w:lang w:eastAsia="zh-CN"/>
-        </w:rPr>
-        <w:t>• 设备—工单关联模块</w:t>
-      </w:r>
-    </w:p>
-    <w:p>
-      <w:pPr>
-        <w:bidi w:val="0"/>
-        <w:rPr>
-          <w:rFonts w:hint="eastAsia"/>
-          <w:lang w:eastAsia="zh-CN"/>
-        </w:rPr>
-      </w:pPr>
-      <w:r>
-        <w:rPr>
-          <w:rFonts w:hint="eastAsia"/>
-          <w:lang w:eastAsia="zh-CN"/>
-        </w:rPr>
-        <w:t>• 通知模块（钉钉推送与群按钮）</w:t>
-      </w:r>
-    </w:p>
-    <w:p>
-      <w:pPr>
-        <w:bidi w:val="0"/>
-        <w:rPr>
-          <w:rFonts w:hint="eastAsia"/>
-          <w:lang w:eastAsia="zh-CN"/>
-        </w:rPr>
-      </w:pPr>
-      <w:r>
-        <w:rPr>
-          <w:rFonts w:hint="eastAsia"/>
-          <w:lang w:eastAsia="zh-CN"/>
-        </w:rPr>
-        <w:t>• 统计与导出模块</w:t>
-      </w:r>
-    </w:p>
-    <w:p>
-      <w:pPr>
-        <w:bidi w:val="0"/>
-        <w:rPr>
-          <w:rFonts w:hint="eastAsia"/>
-          <w:lang w:eastAsia="zh-CN"/>
-        </w:rPr>
-      </w:pPr>
-      <w:r>
-        <w:rPr>
-          <w:rFonts w:hint="eastAsia"/>
-          <w:lang w:eastAsia="zh-CN"/>
-        </w:rPr>
-        <w:t>• 系统设置模块</w:t>
-      </w:r>
-    </w:p>
-    <w:p>
-      <w:pPr>
-        <w:bidi w:val="0"/>
-        <w:rPr>
-          <w:rFonts w:hint="eastAsia"/>
-          <w:lang w:eastAsia="zh-CN"/>
-        </w:rPr>
-      </w:pPr>
-    </w:p>
-    <w:p>
-      <w:pPr>
-        <w:pStyle w:val="3"/>
-        <w:bidi w:val="0"/>
-        <w:rPr>
-          <w:rFonts w:hint="eastAsia"/>
-          <w:lang w:eastAsia="zh-CN"/>
-        </w:rPr>
-      </w:pPr>
-      <w:r>
-        <w:rPr>
-          <w:rFonts w:hint="eastAsia"/>
-          <w:lang w:eastAsia="zh-CN"/>
-        </w:rPr>
-        <w:t>4.3 后端分层设计</w:t>
-      </w:r>
-    </w:p>
-    <w:p>
-      <w:pPr>
-        <w:bidi w:val="0"/>
-        <w:rPr>
-          <w:rFonts w:hint="default"/>
-          <w:lang w:eastAsia="zh-CN"/>
-        </w:rPr>
-      </w:pPr>
-    </w:p>
-    <w:p>
-      <w:pPr>
-        <w:bidi w:val="0"/>
-        <w:rPr>
-          <w:rFonts w:hint="eastAsia"/>
-          <w:lang w:eastAsia="zh-CN"/>
-        </w:rPr>
-      </w:pPr>
-      <w:r>
-        <w:rPr>
-          <w:rFonts w:hint="eastAsia"/>
-          <w:lang w:eastAsia="zh-CN"/>
-        </w:rPr>
-        <w:t>后端遵循经典分层，包结构（com.school.ticket）如下：</w:t>
-      </w:r>
-    </w:p>
-    <w:p>
-      <w:pPr>
-        <w:bidi w:val="0"/>
-        <w:rPr>
-          <w:rFonts w:hint="eastAsia"/>
-          <w:lang w:eastAsia="zh-CN"/>
-        </w:rPr>
-      </w:pPr>
-    </w:p>
-    <w:p>
-      <w:pPr>
-        <w:bidi w:val="0"/>
-        <w:rPr>
-          <w:rFonts w:hint="eastAsia"/>
-          <w:lang w:eastAsia="zh-CN"/>
-        </w:rPr>
-      </w:pPr>
-      <w:r>
-        <w:rPr>
-          <w:rFonts w:hint="eastAsia"/>
-          <w:lang w:eastAsia="zh-CN"/>
-        </w:rPr>
-        <w:t>• entity：JPA 实体，映射数据库表；</w:t>
-      </w:r>
-    </w:p>
-    <w:p>
-      <w:pPr>
-        <w:bidi w:val="0"/>
-        <w:rPr>
-          <w:rFonts w:hint="eastAsia"/>
-          <w:lang w:eastAsia="zh-CN"/>
-        </w:rPr>
-      </w:pPr>
-      <w:r>
-        <w:rPr>
-          <w:rFonts w:hint="eastAsia"/>
-          <w:lang w:eastAsia="zh-CN"/>
-        </w:rPr>
-        <w:t>• repository：数据访问接口，继承 JpaRepository；</w:t>
-      </w:r>
-    </w:p>
-    <w:p>
-      <w:pPr>
-        <w:bidi w:val="0"/>
-        <w:rPr>
-          <w:rFonts w:hint="eastAsia"/>
-          <w:lang w:eastAsia="zh-CN"/>
-        </w:rPr>
-      </w:pPr>
-      <w:r>
-        <w:rPr>
-          <w:rFonts w:hint="eastAsia"/>
-          <w:lang w:eastAsia="zh-CN"/>
-        </w:rPr>
-        <w:t>• service：业务逻辑，事务边界；</w:t>
-      </w:r>
-    </w:p>
-    <w:p>
-      <w:pPr>
-        <w:bidi w:val="0"/>
-        <w:rPr>
-          <w:rFonts w:hint="eastAsia"/>
-          <w:lang w:eastAsia="zh-CN"/>
-        </w:rPr>
-      </w:pPr>
-      <w:r>
-        <w:rPr>
-          <w:rFonts w:hint="eastAsia"/>
-          <w:lang w:eastAsia="zh-CN"/>
-        </w:rPr>
-        <w:t>• controller：REST 接口，参数校验与响应封装；</w:t>
-      </w:r>
-    </w:p>
-    <w:p>
-      <w:pPr>
-        <w:bidi w:val="0"/>
-        <w:rPr>
-          <w:rFonts w:hint="eastAsia"/>
-          <w:lang w:eastAsia="zh-CN"/>
-        </w:rPr>
-      </w:pPr>
-      <w:r>
-        <w:rPr>
-          <w:rFonts w:hint="eastAsia"/>
-          <w:lang w:eastAsia="zh-CN"/>
-        </w:rPr>
-        <w:t>• dto：请求/响应数据传输对象（多用 Java record）；</w:t>
-      </w:r>
-    </w:p>
-    <w:p>
-      <w:pPr>
-        <w:bidi w:val="0"/>
-        <w:rPr>
-          <w:rFonts w:hint="eastAsia"/>
-          <w:lang w:eastAsia="zh-CN"/>
-        </w:rPr>
-      </w:pPr>
-      <w:r>
-        <w:rPr>
-          <w:rFonts w:hint="eastAsia"/>
-          <w:lang w:eastAsia="zh-CN"/>
-        </w:rPr>
-        <w:t>• web：拦截器、令牌存储、全局异常处理、Web 配置；</w:t>
-      </w:r>
-    </w:p>
-    <w:p>
-      <w:pPr>
-        <w:bidi w:val="0"/>
-        <w:rPr>
-          <w:rFonts w:hint="eastAsia"/>
-          <w:lang w:eastAsia="zh-CN"/>
-        </w:rPr>
-      </w:pPr>
-      <w:r>
-        <w:rPr>
-          <w:rFonts w:hint="eastAsia"/>
-          <w:lang w:eastAsia="zh-CN"/>
-        </w:rPr>
-        <w:t>• config：配置属性、初始化、定时任务、安全 Bean。</w:t>
-      </w:r>
-    </w:p>
-    <w:p>
-      <w:pPr>
-        <w:bidi w:val="0"/>
-        <w:rPr>
-          <w:rFonts w:hint="eastAsia"/>
-          <w:lang w:eastAsia="zh-CN"/>
-        </w:rPr>
-      </w:pPr>
-    </w:p>
-    <w:p>
-      <w:pPr>
-        <w:bidi w:val="0"/>
-        <w:rPr>
-          <w:rFonts w:hint="eastAsia"/>
-          <w:lang w:eastAsia="zh-CN"/>
-        </w:rPr>
-      </w:pPr>
-      <w:r>
-        <w:rPr>
-          <w:rFonts w:hint="eastAsia"/>
-          <w:lang w:eastAsia="zh-CN"/>
-        </w:rPr>
-        <w:t>请求处理链路为：Controller 接收并校验请求 → 调用 Service 处理业务与事务 → 通过 Repository 读写数据库 → 组装 DTO 返回。跨切面能力（鉴权、异常、CORS、静态回退）在 web 层统一处理。</w:t>
-      </w:r>
-    </w:p>
-    <w:p>
-      <w:pPr>
-        <w:bidi w:val="0"/>
-        <w:rPr>
-          <w:rFonts w:hint="eastAsia"/>
-          <w:lang w:eastAsia="zh-CN"/>
-        </w:rPr>
-      </w:pPr>
-    </w:p>
-    <w:p>
-      <w:pPr>
-        <w:pStyle w:val="3"/>
-        <w:bidi w:val="0"/>
-        <w:rPr>
-          <w:rFonts w:hint="eastAsia"/>
-          <w:lang w:eastAsia="zh-CN"/>
-        </w:rPr>
-      </w:pPr>
-      <w:r>
-        <w:rPr>
-          <w:rFonts w:hint="eastAsia"/>
-          <w:lang w:eastAsia="zh-CN"/>
-        </w:rPr>
-        <w:t>4.4 数据库设计</w:t>
-      </w:r>
-    </w:p>
-    <w:p>
-      <w:pPr>
-        <w:bidi w:val="0"/>
-        <w:rPr>
-          <w:rFonts w:hint="default"/>
-          <w:lang w:eastAsia="zh-CN"/>
-        </w:rPr>
-      </w:pPr>
-    </w:p>
-    <w:p>
-      <w:pPr>
-        <w:pStyle w:val="4"/>
-        <w:bidi w:val="0"/>
-        <w:rPr>
-          <w:rFonts w:hint="eastAsia"/>
-          <w:lang w:eastAsia="zh-CN"/>
-        </w:rPr>
-      </w:pPr>
-      <w:r>
-        <w:rPr>
-          <w:rFonts w:hint="eastAsia"/>
-          <w:lang w:eastAsia="zh-CN"/>
-        </w:rPr>
-        <w:t>4.4.1 概念结构设计（E-R）</w:t>
-      </w:r>
-    </w:p>
-    <w:p>
-      <w:pPr>
-        <w:bidi w:val="0"/>
-        <w:rPr>
-          <w:rFonts w:hint="default"/>
-          <w:lang w:eastAsia="zh-CN"/>
-        </w:rPr>
-      </w:pPr>
-    </w:p>
-    <w:p>
-      <w:pPr>
-        <w:bidi w:val="0"/>
-        <w:rPr>
-          <w:rFonts w:hint="eastAsia"/>
-          <w:lang w:eastAsia="zh-CN"/>
-        </w:rPr>
-      </w:pPr>
-      <w:r>
-        <w:rPr>
-          <w:rFonts w:hint="eastAsia"/>
-          <w:lang w:eastAsia="zh-CN"/>
-        </w:rPr>
-        <w:t>系统核心实体及关系：</w:t>
-      </w:r>
-    </w:p>
-    <w:p>
-      <w:pPr>
-        <w:bidi w:val="0"/>
-        <w:rPr>
-          <w:rFonts w:hint="eastAsia"/>
-          <w:lang w:eastAsia="zh-CN"/>
-        </w:rPr>
-      </w:pPr>
-    </w:p>
-    <w:p>
-      <w:pPr>
-        <w:bidi w:val="0"/>
-        <w:rPr>
-          <w:rFonts w:hint="eastAsia"/>
-          <w:lang w:eastAsia="zh-CN"/>
-        </w:rPr>
-      </w:pPr>
-      <w:r>
-        <w:rPr>
-          <w:rFonts w:hint="eastAsia"/>
-          <w:lang w:eastAsia="zh-CN"/>
-        </w:rPr>
-        <w:t>• 一个教师(app_user) 可提交多张工单(ticket)（1:N）；</w:t>
-      </w:r>
-    </w:p>
-    <w:p>
-      <w:pPr>
-        <w:bidi w:val="0"/>
-        <w:rPr>
-          <w:rFonts w:hint="eastAsia"/>
-          <w:lang w:eastAsia="zh-CN"/>
-        </w:rPr>
-      </w:pPr>
-      <w:r>
-        <w:rPr>
-          <w:rFonts w:hint="eastAsia"/>
-          <w:lang w:eastAsia="zh-CN"/>
-        </w:rPr>
-        <w:t>• 一张工单 可有多条跟进记录(ticket_log)（1:N）；</w:t>
-      </w:r>
-    </w:p>
-    <w:p>
-      <w:pPr>
-        <w:bidi w:val="0"/>
-        <w:rPr>
-          <w:rFonts w:hint="eastAsia"/>
-          <w:lang w:eastAsia="zh-CN"/>
-        </w:rPr>
-      </w:pPr>
-      <w:r>
-        <w:rPr>
-          <w:rFonts w:hint="eastAsia"/>
-          <w:lang w:eastAsia="zh-CN"/>
-        </w:rPr>
-        <w:t>• 一台资产(asset) 可关联多张工单（通过资产编号 asset_no，1:N，弱关联）；</w:t>
-      </w:r>
-    </w:p>
-    <w:p>
-      <w:pPr>
-        <w:bidi w:val="0"/>
-        <w:rPr>
-          <w:rFonts w:hint="eastAsia"/>
-          <w:lang w:eastAsia="zh-CN"/>
-        </w:rPr>
-      </w:pPr>
-      <w:r>
-        <w:rPr>
-          <w:rFonts w:hint="eastAsia"/>
-          <w:lang w:eastAsia="zh-CN"/>
-        </w:rPr>
-        <w:t>• 管理员(admin_user)、邀请码(invite_code)、登录令牌(auth_token)、系统设置(system_setting) 为独立支撑实体。</w:t>
-      </w:r>
-    </w:p>
-    <w:p>
-      <w:pPr>
-        <w:bidi w:val="0"/>
-        <w:rPr>
-          <w:rFonts w:hint="eastAsia"/>
-          <w:lang w:eastAsia="zh-CN"/>
-        </w:rPr>
-      </w:pPr>
-    </w:p>
-    <w:p>
-      <w:pPr>
-        <w:bidi w:val="0"/>
-        <w:rPr>
-          <w:rFonts w:hint="eastAsia"/>
-          <w:lang w:eastAsia="zh-CN"/>
-        </w:rPr>
-      </w:pPr>
-      <w:r>
-        <w:rPr>
-          <w:rFonts w:hint="eastAsia"/>
-          <w:lang w:eastAsia="zh-CN"/>
-        </w:rPr>
-        <w:t>【补充】此处插入 E-R 图（用 draw.io/PowerDesigner 绘制，标注实体、属性与联系基数）。</w:t>
-      </w:r>
-    </w:p>
-    <w:p>
-      <w:pPr>
-        <w:bidi w:val="0"/>
-        <w:rPr>
-          <w:rFonts w:hint="eastAsia"/>
-          <w:lang w:eastAsia="zh-CN"/>
-        </w:rPr>
-      </w:pPr>
-    </w:p>
-    <w:p>
-      <w:pPr>
-        <w:pStyle w:val="4"/>
-        <w:bidi w:val="0"/>
-        <w:rPr>
-          <w:rFonts w:hint="eastAsia"/>
-          <w:lang w:eastAsia="zh-CN"/>
-        </w:rPr>
-      </w:pPr>
-      <w:r>
-        <w:rPr>
-          <w:rFonts w:hint="eastAsia"/>
-          <w:lang w:eastAsia="zh-CN"/>
-        </w:rPr>
-        <w:t>4.4.2 逻辑结构设计（主要数据表）</w:t>
-      </w:r>
-    </w:p>
-    <w:p>
-      <w:pPr>
-        <w:bidi w:val="0"/>
-        <w:rPr>
-          <w:rFonts w:hint="default"/>
-          <w:lang w:eastAsia="zh-CN"/>
-        </w:rPr>
-      </w:pPr>
-    </w:p>
-    <w:p>
-      <w:pPr>
-        <w:bidi w:val="0"/>
-        <w:rPr>
-          <w:rFonts w:hint="eastAsia"/>
-          <w:lang w:eastAsia="zh-CN"/>
-        </w:rPr>
-      </w:pPr>
-      <w:r>
-        <w:rPr>
-          <w:rFonts w:hint="eastAsia"/>
-          <w:lang w:eastAsia="zh-CN"/>
-        </w:rPr>
-        <w:t>数据表由 JPA 依据实体自动生成（ddl-auto=update），字符集 utf8mb4。主要表如下：</w:t>
-      </w:r>
-    </w:p>
-    <w:p>
-      <w:pPr>
-        <w:bidi w:val="0"/>
-        <w:rPr>
-          <w:rFonts w:hint="eastAsia"/>
-          <w:lang w:eastAsia="zh-CN"/>
-        </w:rPr>
-      </w:pPr>
-    </w:p>
-    <w:p>
-      <w:pPr>
-        <w:bidi w:val="0"/>
-        <w:rPr>
-          <w:rFonts w:hint="eastAsia"/>
-          <w:lang w:eastAsia="zh-CN"/>
-        </w:rPr>
-      </w:pPr>
-      <w:r>
-        <w:rPr>
-          <w:rFonts w:hint="eastAsia"/>
-          <w:lang w:eastAsia="zh-CN"/>
-        </w:rPr>
-        <w:t>工单表 ticket</w:t>
-      </w:r>
-    </w:p>
-    <w:p>
-      <w:pPr>
-        <w:bidi w:val="0"/>
-        <w:rPr>
-          <w:rFonts w:hint="eastAsia"/>
-          <w:lang w:eastAsia="zh-CN"/>
-        </w:rPr>
-      </w:pPr>
-    </w:p>
-    <w:tbl>
-      <w:tblPr>
-        <w:tblStyle w:val="7"/>
-        <w:tblW w:w="0" w:type="auto"/>
-        <w:tblInd w:w="0" w:type="dxa"/>
-        <w:tblBorders>
-          <w:top w:val="single" w:color="auto" w:sz="4" w:space="0"/>
-          <w:left w:val="single" w:color="auto" w:sz="4" w:space="0"/>
-          <w:bottom w:val="single" w:color="auto" w:sz="4" w:space="0"/>
-          <w:right w:val="single" w:color="auto" w:sz="4" w:space="0"/>
-          <w:insideH w:val="single" w:color="auto" w:sz="4" w:space="0"/>
-          <w:insideV w:val="single" w:color="auto" w:sz="4" w:space="0"/>
-        </w:tblBorders>
-        <w:tblLayout w:type="fixed"/>
-        <w:tblCellMar>
-          <w:left w:w="108" w:type="dxa"/>
-          <w:right w:w="108" w:type="dxa"/>
-        </w:tblCellMar>
-      </w:tblPr>
-      <w:tblGrid>
-        <w:gridCol w:w="2840"/>
-        <w:gridCol w:w="2841"/>
-        <w:gridCol w:w="2841"/>
-      </w:tblGrid>
-      <w:tr>
-        <w:tblPrEx>
-          <w:tblBorders>
-            <w:top w:val="single" w:color="auto" w:sz="4" w:space="0"/>
-            <w:left w:val="single" w:color="auto" w:sz="4" w:space="0"/>
-            <w:bottom w:val="single" w:color="auto" w:sz="4" w:space="0"/>
-            <w:right w:val="single" w:color="auto" w:sz="4" w:space="0"/>
-            <w:insideH w:val="single" w:color="auto" w:sz="4" w:space="0"/>
-            <w:insideV w:val="single" w:color="auto" w:sz="4" w:space="0"/>
-          </w:tblBorders>
-          <w:tblCellMar>
-            <w:left w:w="108" w:type="dxa"/>
-            <w:right w:w="108" w:type="dxa"/>
-          </w:tblCellMar>
-        </w:tblPrEx>
-        <w:tc>
-          <w:tcPr>
-            <w:tcW w:w="2840" w:type="dxa"/>
-          </w:tcPr>
-          <w:p>
-            <w:pPr>
-              <w:bidi w:val="0"/>
-              <w:rPr>
-                <w:rFonts w:hint="default"/>
-                <w:b/>
-                <w:sz w:val="18"/>
-                <w:vertAlign w:val="baseline"/>
-                <w:lang w:eastAsia="zh-CN"/>
-              </w:rPr>
-            </w:pPr>
-            <w:r>
-              <w:rPr>
-                <w:rFonts w:hint="eastAsia"/>
-                <w:b/>
-                <w:sz w:val="18"/>
-                <w:vertAlign w:val="baseline"/>
-                <w:lang w:eastAsia="zh-CN"/>
-              </w:rPr>
-              <w:t>字段</w:t>
-            </w:r>
-          </w:p>
-        </w:tc>
-        <w:tc>
-          <w:tcPr>
-            <w:tcW w:w="2841" w:type="dxa"/>
-          </w:tcPr>
-          <w:p>
-            <w:pPr>
-              <w:bidi w:val="0"/>
-              <w:rPr>
-                <w:rFonts w:hint="default"/>
-                <w:b/>
-                <w:sz w:val="18"/>
-                <w:vertAlign w:val="baseline"/>
-                <w:lang w:eastAsia="zh-CN"/>
-              </w:rPr>
-            </w:pPr>
-            <w:r>
-              <w:rPr>
-                <w:rFonts w:hint="eastAsia"/>
-                <w:b/>
-                <w:sz w:val="18"/>
-                <w:vertAlign w:val="baseline"/>
-                <w:lang w:eastAsia="zh-CN"/>
-              </w:rPr>
-              <w:t>类型</w:t>
-            </w:r>
-          </w:p>
-        </w:tc>
-        <w:tc>
-          <w:tcPr>
-            <w:tcW w:w="2841" w:type="dxa"/>
-          </w:tcPr>
-          <w:p>
-            <w:pPr>
-              <w:bidi w:val="0"/>
-              <w:rPr>
-                <w:rFonts w:hint="default"/>
-                <w:b/>
-                <w:sz w:val="18"/>
-                <w:vertAlign w:val="baseline"/>
-                <w:lang w:eastAsia="zh-CN"/>
-              </w:rPr>
-            </w:pPr>
-            <w:r>
-              <w:rPr>
-                <w:rFonts w:hint="eastAsia"/>
-                <w:b/>
-                <w:sz w:val="18"/>
-                <w:vertAlign w:val="baseline"/>
-                <w:lang w:eastAsia="zh-CN"/>
-              </w:rPr>
-              <w:t>说明</w:t>
-            </w:r>
-          </w:p>
-        </w:tc>
-      </w:tr>
-      <w:tr>
-        <w:tblPrEx>
-          <w:tblBorders>
-            <w:top w:val="single" w:color="auto" w:sz="4" w:space="0"/>
-            <w:left w:val="single" w:color="auto" w:sz="4" w:space="0"/>
-            <w:bottom w:val="single" w:color="auto" w:sz="4" w:space="0"/>
-            <w:right w:val="single" w:color="auto" w:sz="4" w:space="0"/>
-            <w:insideH w:val="single" w:color="auto" w:sz="4" w:space="0"/>
-            <w:insideV w:val="single" w:color="auto" w:sz="4" w:space="0"/>
-          </w:tblBorders>
-          <w:tblCellMar>
-            <w:left w:w="108" w:type="dxa"/>
-            <w:right w:w="108" w:type="dxa"/>
-          </w:tblCellMar>
-        </w:tblPrEx>
-        <w:tc>
-          <w:tcPr>
-            <w:tcW w:w="2840" w:type="dxa"/>
-          </w:tcPr>
-          <w:p>
-            <w:pPr>
-              <w:bidi w:val="0"/>
-              <w:rPr>
-                <w:rFonts w:hint="default"/>
-                <w:sz w:val="18"/>
-                <w:vertAlign w:val="baseline"/>
-                <w:lang w:eastAsia="zh-CN"/>
-              </w:rPr>
-            </w:pPr>
-            <w:r>
-              <w:rPr>
-                <w:rFonts w:hint="eastAsia"/>
-                <w:sz w:val="18"/>
-                <w:vertAlign w:val="baseline"/>
-                <w:lang w:eastAsia="zh-CN"/>
-              </w:rPr>
-              <w:t>id</w:t>
-            </w:r>
-          </w:p>
-        </w:tc>
-        <w:tc>
-          <w:tcPr>
-            <w:tcW w:w="2841" w:type="dxa"/>
-          </w:tcPr>
-          <w:p>
-            <w:pPr>
-              <w:bidi w:val="0"/>
-              <w:rPr>
-                <w:rFonts w:hint="default"/>
-                <w:sz w:val="18"/>
-                <w:vertAlign w:val="baseline"/>
-                <w:lang w:eastAsia="zh-CN"/>
-              </w:rPr>
-            </w:pPr>
-            <w:r>
-              <w:rPr>
-                <w:rFonts w:hint="eastAsia"/>
-                <w:sz w:val="18"/>
-                <w:vertAlign w:val="baseline"/>
-                <w:lang w:eastAsia="zh-CN"/>
-              </w:rPr>
-              <w:t>bigint PK 自增</w:t>
-            </w:r>
-          </w:p>
-        </w:tc>
-        <w:tc>
-          <w:tcPr>
-            <w:tcW w:w="2841" w:type="dxa"/>
-          </w:tcPr>
-          <w:p>
-            <w:pPr>
-              <w:bidi w:val="0"/>
-              <w:rPr>
-                <w:rFonts w:hint="default"/>
-                <w:sz w:val="18"/>
-                <w:vertAlign w:val="baseline"/>
-                <w:lang w:eastAsia="zh-CN"/>
-              </w:rPr>
-            </w:pPr>
-            <w:r>
-              <w:rPr>
-                <w:rFonts w:hint="eastAsia"/>
-                <w:sz w:val="18"/>
-                <w:vertAlign w:val="baseline"/>
-                <w:lang w:eastAsia="zh-CN"/>
-              </w:rPr>
-              <w:t>主键</w:t>
-            </w:r>
-          </w:p>
-        </w:tc>
-      </w:tr>
-      <w:tr>
-        <w:tblPrEx>
-          <w:tblBorders>
-            <w:top w:val="single" w:color="auto" w:sz="4" w:space="0"/>
-            <w:left w:val="single" w:color="auto" w:sz="4" w:space="0"/>
-            <w:bottom w:val="single" w:color="auto" w:sz="4" w:space="0"/>
-            <w:right w:val="single" w:color="auto" w:sz="4" w:space="0"/>
-            <w:insideH w:val="single" w:color="auto" w:sz="4" w:space="0"/>
-            <w:insideV w:val="single" w:color="auto" w:sz="4" w:space="0"/>
-          </w:tblBorders>
-          <w:tblCellMar>
-            <w:left w:w="108" w:type="dxa"/>
-            <w:right w:w="108" w:type="dxa"/>
-          </w:tblCellMar>
-        </w:tblPrEx>
-        <w:tc>
-          <w:tcPr>
-            <w:tcW w:w="2840" w:type="dxa"/>
-          </w:tcPr>
-          <w:p>
-            <w:pPr>
-              <w:bidi w:val="0"/>
-              <w:rPr>
-                <w:rFonts w:hint="default"/>
-                <w:sz w:val="18"/>
-                <w:vertAlign w:val="baseline"/>
-                <w:lang w:eastAsia="zh-CN"/>
-              </w:rPr>
-            </w:pPr>
-            <w:r>
-              <w:rPr>
-                <w:rFonts w:hint="eastAsia"/>
-                <w:sz w:val="18"/>
-                <w:vertAlign w:val="baseline"/>
-                <w:lang w:eastAsia="zh-CN"/>
-              </w:rPr>
-              <w:t>code</w:t>
-            </w:r>
-          </w:p>
-        </w:tc>
-        <w:tc>
-          <w:tcPr>
-            <w:tcW w:w="2841" w:type="dxa"/>
-          </w:tcPr>
-          <w:p>
-            <w:pPr>
-              <w:bidi w:val="0"/>
-              <w:rPr>
-                <w:rFonts w:hint="default"/>
-                <w:sz w:val="18"/>
-                <w:vertAlign w:val="baseline"/>
-                <w:lang w:eastAsia="zh-CN"/>
-              </w:rPr>
-            </w:pPr>
-            <w:r>
-              <w:rPr>
-                <w:rFonts w:hint="eastAsia"/>
-                <w:sz w:val="18"/>
-                <w:vertAlign w:val="baseline"/>
-                <w:lang w:eastAsia="zh-CN"/>
-              </w:rPr>
-              <w:t>varchar(32) 唯一</w:t>
-            </w:r>
-          </w:p>
-        </w:tc>
-        <w:tc>
-          <w:tcPr>
-            <w:tcW w:w="2841" w:type="dxa"/>
-          </w:tcPr>
-          <w:p>
-            <w:pPr>
-              <w:bidi w:val="0"/>
-              <w:rPr>
-                <w:rFonts w:hint="default"/>
-                <w:sz w:val="18"/>
-                <w:vertAlign w:val="baseline"/>
-                <w:lang w:eastAsia="zh-CN"/>
-              </w:rPr>
-            </w:pPr>
-            <w:r>
-              <w:rPr>
-                <w:rFonts w:hint="eastAsia"/>
-                <w:sz w:val="18"/>
-                <w:vertAlign w:val="baseline"/>
-                <w:lang w:eastAsia="zh-CN"/>
-              </w:rPr>
-              <w:t>工单号 BX+日期+序号</w:t>
-            </w:r>
-          </w:p>
-        </w:tc>
-      </w:tr>
-      <w:tr>
-        <w:tblPrEx>
-          <w:tblBorders>
-            <w:top w:val="single" w:color="auto" w:sz="4" w:space="0"/>
-            <w:left w:val="single" w:color="auto" w:sz="4" w:space="0"/>
-            <w:bottom w:val="single" w:color="auto" w:sz="4" w:space="0"/>
-            <w:right w:val="single" w:color="auto" w:sz="4" w:space="0"/>
-            <w:insideH w:val="single" w:color="auto" w:sz="4" w:space="0"/>
-            <w:insideV w:val="single" w:color="auto" w:sz="4" w:space="0"/>
-          </w:tblBorders>
-          <w:tblCellMar>
-            <w:left w:w="108" w:type="dxa"/>
-            <w:right w:w="108" w:type="dxa"/>
-          </w:tblCellMar>
-        </w:tblPrEx>
-        <w:tc>
-          <w:tcPr>
-            <w:tcW w:w="2840" w:type="dxa"/>
-          </w:tcPr>
-          <w:p>
-            <w:pPr>
-              <w:bidi w:val="0"/>
-              <w:rPr>
-                <w:rFonts w:hint="default"/>
-                <w:sz w:val="18"/>
-                <w:vertAlign w:val="baseline"/>
-                <w:lang w:eastAsia="zh-CN"/>
-              </w:rPr>
-            </w:pPr>
-            <w:r>
-              <w:rPr>
-                <w:rFonts w:hint="eastAsia"/>
-                <w:sz w:val="18"/>
-                <w:vertAlign w:val="baseline"/>
-                <w:lang w:eastAsia="zh-CN"/>
-              </w:rPr>
-              <w:t>reporter</w:t>
-            </w:r>
-          </w:p>
-        </w:tc>
-        <w:tc>
-          <w:tcPr>
-            <w:tcW w:w="2841" w:type="dxa"/>
-          </w:tcPr>
-          <w:p>
-            <w:pPr>
-              <w:bidi w:val="0"/>
-              <w:rPr>
-                <w:rFonts w:hint="default"/>
-                <w:sz w:val="18"/>
-                <w:vertAlign w:val="baseline"/>
-                <w:lang w:eastAsia="zh-CN"/>
-              </w:rPr>
-            </w:pPr>
-            <w:r>
-              <w:rPr>
-                <w:rFonts w:hint="eastAsia"/>
-                <w:sz w:val="18"/>
-                <w:vertAlign w:val="baseline"/>
-                <w:lang w:eastAsia="zh-CN"/>
-              </w:rPr>
-              <w:t>varchar(64)</w:t>
-            </w:r>
-          </w:p>
-        </w:tc>
-        <w:tc>
-          <w:tcPr>
-            <w:tcW w:w="2841" w:type="dxa"/>
-          </w:tcPr>
-          <w:p>
-            <w:pPr>
-              <w:bidi w:val="0"/>
-              <w:rPr>
-                <w:rFonts w:hint="default"/>
-                <w:sz w:val="18"/>
-                <w:vertAlign w:val="baseline"/>
-                <w:lang w:eastAsia="zh-CN"/>
-              </w:rPr>
-            </w:pPr>
-            <w:r>
-              <w:rPr>
-                <w:rFonts w:hint="eastAsia"/>
-                <w:sz w:val="18"/>
-                <w:vertAlign w:val="baseline"/>
-                <w:lang w:eastAsia="zh-CN"/>
-              </w:rPr>
-              <w:t>报修人</w:t>
-            </w:r>
-          </w:p>
-        </w:tc>
-      </w:tr>
-      <w:tr>
-        <w:tblPrEx>
-          <w:tblBorders>
-            <w:top w:val="single" w:color="auto" w:sz="4" w:space="0"/>
-            <w:left w:val="single" w:color="auto" w:sz="4" w:space="0"/>
-            <w:bottom w:val="single" w:color="auto" w:sz="4" w:space="0"/>
-            <w:right w:val="single" w:color="auto" w:sz="4" w:space="0"/>
-            <w:insideH w:val="single" w:color="auto" w:sz="4" w:space="0"/>
-            <w:insideV w:val="single" w:color="auto" w:sz="4" w:space="0"/>
-          </w:tblBorders>
-          <w:tblCellMar>
-            <w:left w:w="108" w:type="dxa"/>
-            <w:right w:w="108" w:type="dxa"/>
-          </w:tblCellMar>
-        </w:tblPrEx>
-        <w:tc>
-          <w:tcPr>
-            <w:tcW w:w="2840" w:type="dxa"/>
-          </w:tcPr>
-          <w:p>
-            <w:pPr>
-              <w:bidi w:val="0"/>
-              <w:rPr>
-                <w:rFonts w:hint="default"/>
-                <w:sz w:val="18"/>
-                <w:vertAlign w:val="baseline"/>
-                <w:lang w:eastAsia="zh-CN"/>
-              </w:rPr>
-            </w:pPr>
-            <w:r>
-              <w:rPr>
-                <w:rFonts w:hint="eastAsia"/>
-                <w:sz w:val="18"/>
-                <w:vertAlign w:val="baseline"/>
-                <w:lang w:eastAsia="zh-CN"/>
-              </w:rPr>
-              <w:t>contact</w:t>
-            </w:r>
-          </w:p>
-        </w:tc>
-        <w:tc>
-          <w:tcPr>
-            <w:tcW w:w="2841" w:type="dxa"/>
-          </w:tcPr>
-          <w:p>
-            <w:pPr>
-              <w:bidi w:val="0"/>
-              <w:rPr>
-                <w:rFonts w:hint="default"/>
-                <w:sz w:val="18"/>
-                <w:vertAlign w:val="baseline"/>
-                <w:lang w:eastAsia="zh-CN"/>
-              </w:rPr>
-            </w:pPr>
-            <w:r>
-              <w:rPr>
-                <w:rFonts w:hint="eastAsia"/>
-                <w:sz w:val="18"/>
-                <w:vertAlign w:val="baseline"/>
-                <w:lang w:eastAsia="zh-CN"/>
-              </w:rPr>
-              <w:t>varchar(64)</w:t>
-            </w:r>
-          </w:p>
-        </w:tc>
-        <w:tc>
-          <w:tcPr>
-            <w:tcW w:w="2841" w:type="dxa"/>
-          </w:tcPr>
-          <w:p>
-            <w:pPr>
-              <w:bidi w:val="0"/>
-              <w:rPr>
-                <w:rFonts w:hint="default"/>
-                <w:sz w:val="18"/>
-                <w:vertAlign w:val="baseline"/>
-                <w:lang w:eastAsia="zh-CN"/>
-              </w:rPr>
-            </w:pPr>
-            <w:r>
-              <w:rPr>
-                <w:rFonts w:hint="eastAsia"/>
-                <w:sz w:val="18"/>
-                <w:vertAlign w:val="baseline"/>
-                <w:lang w:eastAsia="zh-CN"/>
-              </w:rPr>
-              <w:t>联系方式</w:t>
-            </w:r>
-          </w:p>
-        </w:tc>
-      </w:tr>
-      <w:tr>
-        <w:tblPrEx>
-          <w:tblBorders>
-            <w:top w:val="single" w:color="auto" w:sz="4" w:space="0"/>
-            <w:left w:val="single" w:color="auto" w:sz="4" w:space="0"/>
-            <w:bottom w:val="single" w:color="auto" w:sz="4" w:space="0"/>
-            <w:right w:val="single" w:color="auto" w:sz="4" w:space="0"/>
-            <w:insideH w:val="single" w:color="auto" w:sz="4" w:space="0"/>
-            <w:insideV w:val="single" w:color="auto" w:sz="4" w:space="0"/>
-          </w:tblBorders>
-          <w:tblCellMar>
-            <w:left w:w="108" w:type="dxa"/>
-            <w:right w:w="108" w:type="dxa"/>
-          </w:tblCellMar>
-        </w:tblPrEx>
-        <w:tc>
-          <w:tcPr>
-            <w:tcW w:w="2840" w:type="dxa"/>
-          </w:tcPr>
-          <w:p>
-            <w:pPr>
-              <w:bidi w:val="0"/>
-              <w:rPr>
-                <w:rFonts w:hint="default"/>
-                <w:sz w:val="18"/>
-                <w:vertAlign w:val="baseline"/>
-                <w:lang w:eastAsia="zh-CN"/>
-              </w:rPr>
-            </w:pPr>
-            <w:r>
-              <w:rPr>
-                <w:rFonts w:hint="eastAsia"/>
-                <w:sz w:val="18"/>
-                <w:vertAlign w:val="baseline"/>
-                <w:lang w:eastAsia="zh-CN"/>
-              </w:rPr>
-              <w:t>location</w:t>
-            </w:r>
-          </w:p>
-        </w:tc>
-        <w:tc>
-          <w:tcPr>
-            <w:tcW w:w="2841" w:type="dxa"/>
-          </w:tcPr>
-          <w:p>
-            <w:pPr>
-              <w:bidi w:val="0"/>
-              <w:rPr>
-                <w:rFonts w:hint="default"/>
-                <w:sz w:val="18"/>
-                <w:vertAlign w:val="baseline"/>
-                <w:lang w:eastAsia="zh-CN"/>
-              </w:rPr>
-            </w:pPr>
-            <w:r>
-              <w:rPr>
-                <w:rFonts w:hint="eastAsia"/>
-                <w:sz w:val="18"/>
-                <w:vertAlign w:val="baseline"/>
-                <w:lang w:eastAsia="zh-CN"/>
-              </w:rPr>
-              <w:t>varchar(128)</w:t>
-            </w:r>
-          </w:p>
-        </w:tc>
-        <w:tc>
-          <w:tcPr>
-            <w:tcW w:w="2841" w:type="dxa"/>
-          </w:tcPr>
-          <w:p>
-            <w:pPr>
-              <w:bidi w:val="0"/>
-              <w:rPr>
-                <w:rFonts w:hint="default"/>
-                <w:sz w:val="18"/>
-                <w:vertAlign w:val="baseline"/>
-                <w:lang w:eastAsia="zh-CN"/>
-              </w:rPr>
-            </w:pPr>
-            <w:r>
-              <w:rPr>
-                <w:rFonts w:hint="eastAsia"/>
-                <w:sz w:val="18"/>
-                <w:vertAlign w:val="baseline"/>
-                <w:lang w:eastAsia="zh-CN"/>
-              </w:rPr>
-              <w:t>位置/教室</w:t>
-            </w:r>
-          </w:p>
-        </w:tc>
-      </w:tr>
-      <w:tr>
-        <w:tblPrEx>
-          <w:tblBorders>
-            <w:top w:val="single" w:color="auto" w:sz="4" w:space="0"/>
-            <w:left w:val="single" w:color="auto" w:sz="4" w:space="0"/>
-            <w:bottom w:val="single" w:color="auto" w:sz="4" w:space="0"/>
-            <w:right w:val="single" w:color="auto" w:sz="4" w:space="0"/>
-            <w:insideH w:val="single" w:color="auto" w:sz="4" w:space="0"/>
-            <w:insideV w:val="single" w:color="auto" w:sz="4" w:space="0"/>
-          </w:tblBorders>
-          <w:tblCellMar>
-            <w:left w:w="108" w:type="dxa"/>
-            <w:right w:w="108" w:type="dxa"/>
-          </w:tblCellMar>
-        </w:tblPrEx>
-        <w:tc>
-          <w:tcPr>
-            <w:tcW w:w="2840" w:type="dxa"/>
-          </w:tcPr>
-          <w:p>
-            <w:pPr>
-              <w:bidi w:val="0"/>
-              <w:rPr>
-                <w:rFonts w:hint="default"/>
-                <w:sz w:val="18"/>
-                <w:vertAlign w:val="baseline"/>
-                <w:lang w:eastAsia="zh-CN"/>
-              </w:rPr>
-            </w:pPr>
-            <w:r>
-              <w:rPr>
-                <w:rFonts w:hint="eastAsia"/>
-                <w:sz w:val="18"/>
-                <w:vertAlign w:val="baseline"/>
-                <w:lang w:eastAsia="zh-CN"/>
-              </w:rPr>
-              <w:t>asset_no</w:t>
-            </w:r>
-          </w:p>
-        </w:tc>
-        <w:tc>
-          <w:tcPr>
-            <w:tcW w:w="2841" w:type="dxa"/>
-          </w:tcPr>
-          <w:p>
-            <w:pPr>
-              <w:bidi w:val="0"/>
-              <w:rPr>
-                <w:rFonts w:hint="default"/>
-                <w:sz w:val="18"/>
-                <w:vertAlign w:val="baseline"/>
-                <w:lang w:eastAsia="zh-CN"/>
-              </w:rPr>
-            </w:pPr>
-            <w:r>
-              <w:rPr>
-                <w:rFonts w:hint="eastAsia"/>
-                <w:sz w:val="18"/>
-                <w:vertAlign w:val="baseline"/>
-                <w:lang w:eastAsia="zh-CN"/>
-              </w:rPr>
-              <w:t>varchar(64)</w:t>
-            </w:r>
-          </w:p>
-        </w:tc>
-        <w:tc>
-          <w:tcPr>
-            <w:tcW w:w="2841" w:type="dxa"/>
-          </w:tcPr>
-          <w:p>
-            <w:pPr>
-              <w:bidi w:val="0"/>
-              <w:rPr>
-                <w:rFonts w:hint="default"/>
-                <w:sz w:val="18"/>
-                <w:vertAlign w:val="baseline"/>
-                <w:lang w:eastAsia="zh-CN"/>
-              </w:rPr>
-            </w:pPr>
-            <w:r>
-              <w:rPr>
-                <w:rFonts w:hint="eastAsia"/>
-                <w:sz w:val="18"/>
-                <w:vertAlign w:val="baseline"/>
-                <w:lang w:eastAsia="zh-CN"/>
-              </w:rPr>
-              <w:t>关联资产编号（选填）</w:t>
-            </w:r>
-          </w:p>
-        </w:tc>
-      </w:tr>
-      <w:tr>
-        <w:tblPrEx>
-          <w:tblBorders>
-            <w:top w:val="single" w:color="auto" w:sz="4" w:space="0"/>
-            <w:left w:val="single" w:color="auto" w:sz="4" w:space="0"/>
-            <w:bottom w:val="single" w:color="auto" w:sz="4" w:space="0"/>
-            <w:right w:val="single" w:color="auto" w:sz="4" w:space="0"/>
-            <w:insideH w:val="single" w:color="auto" w:sz="4" w:space="0"/>
-            <w:insideV w:val="single" w:color="auto" w:sz="4" w:space="0"/>
-          </w:tblBorders>
-          <w:tblCellMar>
-            <w:left w:w="108" w:type="dxa"/>
-            <w:right w:w="108" w:type="dxa"/>
-          </w:tblCellMar>
-        </w:tblPrEx>
-        <w:tc>
-          <w:tcPr>
-            <w:tcW w:w="2840" w:type="dxa"/>
-          </w:tcPr>
-          <w:p>
-            <w:pPr>
-              <w:bidi w:val="0"/>
-              <w:rPr>
-                <w:rFonts w:hint="default"/>
-                <w:sz w:val="18"/>
-                <w:vertAlign w:val="baseline"/>
-                <w:lang w:eastAsia="zh-CN"/>
-              </w:rPr>
-            </w:pPr>
-            <w:r>
-              <w:rPr>
-                <w:rFonts w:hint="eastAsia"/>
-                <w:sz w:val="18"/>
-                <w:vertAlign w:val="baseline"/>
-                <w:lang w:eastAsia="zh-CN"/>
-              </w:rPr>
-              <w:t>category</w:t>
-            </w:r>
-          </w:p>
-        </w:tc>
-        <w:tc>
-          <w:tcPr>
-            <w:tcW w:w="2841" w:type="dxa"/>
-          </w:tcPr>
-          <w:p>
-            <w:pPr>
-              <w:bidi w:val="0"/>
-              <w:rPr>
-                <w:rFonts w:hint="default"/>
-                <w:sz w:val="18"/>
-                <w:vertAlign w:val="baseline"/>
-                <w:lang w:eastAsia="zh-CN"/>
-              </w:rPr>
-            </w:pPr>
-            <w:r>
-              <w:rPr>
-                <w:rFonts w:hint="eastAsia"/>
-                <w:sz w:val="18"/>
-                <w:vertAlign w:val="baseline"/>
-                <w:lang w:eastAsia="zh-CN"/>
-              </w:rPr>
-              <w:t>varchar(32)</w:t>
-            </w:r>
-          </w:p>
-        </w:tc>
-        <w:tc>
-          <w:tcPr>
-            <w:tcW w:w="2841" w:type="dxa"/>
-          </w:tcPr>
-          <w:p>
-            <w:pPr>
-              <w:bidi w:val="0"/>
-              <w:rPr>
-                <w:rFonts w:hint="default"/>
-                <w:sz w:val="18"/>
-                <w:vertAlign w:val="baseline"/>
-                <w:lang w:eastAsia="zh-CN"/>
-              </w:rPr>
-            </w:pPr>
-            <w:r>
-              <w:rPr>
-                <w:rFonts w:hint="eastAsia"/>
-                <w:sz w:val="18"/>
-                <w:vertAlign w:val="baseline"/>
-                <w:lang w:eastAsia="zh-CN"/>
-              </w:rPr>
-              <w:t>故障类型</w:t>
-            </w:r>
-          </w:p>
-        </w:tc>
-      </w:tr>
-      <w:tr>
-        <w:tblPrEx>
-          <w:tblBorders>
-            <w:top w:val="single" w:color="auto" w:sz="4" w:space="0"/>
-            <w:left w:val="single" w:color="auto" w:sz="4" w:space="0"/>
-            <w:bottom w:val="single" w:color="auto" w:sz="4" w:space="0"/>
-            <w:right w:val="single" w:color="auto" w:sz="4" w:space="0"/>
-            <w:insideH w:val="single" w:color="auto" w:sz="4" w:space="0"/>
-            <w:insideV w:val="single" w:color="auto" w:sz="4" w:space="0"/>
-          </w:tblBorders>
-          <w:tblCellMar>
-            <w:left w:w="108" w:type="dxa"/>
-            <w:right w:w="108" w:type="dxa"/>
-          </w:tblCellMar>
-        </w:tblPrEx>
-        <w:tc>
-          <w:tcPr>
-            <w:tcW w:w="2840" w:type="dxa"/>
-          </w:tcPr>
-          <w:p>
-            <w:pPr>
-              <w:bidi w:val="0"/>
-              <w:rPr>
-                <w:rFonts w:hint="default"/>
-                <w:sz w:val="18"/>
-                <w:vertAlign w:val="baseline"/>
-                <w:lang w:eastAsia="zh-CN"/>
-              </w:rPr>
-            </w:pPr>
-            <w:r>
-              <w:rPr>
-                <w:rFonts w:hint="eastAsia"/>
-                <w:sz w:val="18"/>
-                <w:vertAlign w:val="baseline"/>
-                <w:lang w:eastAsia="zh-CN"/>
-              </w:rPr>
-              <w:t>title</w:t>
-            </w:r>
-          </w:p>
-        </w:tc>
-        <w:tc>
-          <w:tcPr>
-            <w:tcW w:w="2841" w:type="dxa"/>
-          </w:tcPr>
-          <w:p>
-            <w:pPr>
-              <w:bidi w:val="0"/>
-              <w:rPr>
-                <w:rFonts w:hint="default"/>
-                <w:sz w:val="18"/>
-                <w:vertAlign w:val="baseline"/>
-                <w:lang w:eastAsia="zh-CN"/>
-              </w:rPr>
-            </w:pPr>
-            <w:r>
-              <w:rPr>
-                <w:rFonts w:hint="eastAsia"/>
-                <w:sz w:val="18"/>
-                <w:vertAlign w:val="baseline"/>
-                <w:lang w:eastAsia="zh-CN"/>
-              </w:rPr>
-              <w:t>varchar(128)</w:t>
-            </w:r>
-          </w:p>
-        </w:tc>
-        <w:tc>
-          <w:tcPr>
-            <w:tcW w:w="2841" w:type="dxa"/>
-          </w:tcPr>
-          <w:p>
-            <w:pPr>
-              <w:bidi w:val="0"/>
-              <w:rPr>
-                <w:rFonts w:hint="default"/>
-                <w:sz w:val="18"/>
-                <w:vertAlign w:val="baseline"/>
-                <w:lang w:eastAsia="zh-CN"/>
-              </w:rPr>
-            </w:pPr>
-            <w:r>
-              <w:rPr>
-                <w:rFonts w:hint="eastAsia"/>
-                <w:sz w:val="18"/>
-                <w:vertAlign w:val="baseline"/>
-                <w:lang w:eastAsia="zh-CN"/>
-              </w:rPr>
-              <w:t>问题简述</w:t>
-            </w:r>
-          </w:p>
-        </w:tc>
-      </w:tr>
-      <w:tr>
-        <w:tblPrEx>
-          <w:tblBorders>
-            <w:top w:val="single" w:color="auto" w:sz="4" w:space="0"/>
-            <w:left w:val="single" w:color="auto" w:sz="4" w:space="0"/>
-            <w:bottom w:val="single" w:color="auto" w:sz="4" w:space="0"/>
-            <w:right w:val="single" w:color="auto" w:sz="4" w:space="0"/>
-            <w:insideH w:val="single" w:color="auto" w:sz="4" w:space="0"/>
-            <w:insideV w:val="single" w:color="auto" w:sz="4" w:space="0"/>
-          </w:tblBorders>
-          <w:tblCellMar>
-            <w:left w:w="108" w:type="dxa"/>
-            <w:right w:w="108" w:type="dxa"/>
-          </w:tblCellMar>
-        </w:tblPrEx>
-        <w:tc>
-          <w:tcPr>
-            <w:tcW w:w="2840" w:type="dxa"/>
-          </w:tcPr>
-          <w:p>
-            <w:pPr>
-              <w:bidi w:val="0"/>
-              <w:rPr>
-                <w:rFonts w:hint="default"/>
-                <w:sz w:val="18"/>
-                <w:vertAlign w:val="baseline"/>
-                <w:lang w:eastAsia="zh-CN"/>
-              </w:rPr>
-            </w:pPr>
-            <w:r>
-              <w:rPr>
-                <w:rFonts w:hint="eastAsia"/>
-                <w:sz w:val="18"/>
-                <w:vertAlign w:val="baseline"/>
-                <w:lang w:eastAsia="zh-CN"/>
-              </w:rPr>
-              <w:t>description</w:t>
-            </w:r>
-          </w:p>
-        </w:tc>
-        <w:tc>
-          <w:tcPr>
-            <w:tcW w:w="2841" w:type="dxa"/>
-          </w:tcPr>
-          <w:p>
-            <w:pPr>
-              <w:bidi w:val="0"/>
-              <w:rPr>
-                <w:rFonts w:hint="default"/>
-                <w:sz w:val="18"/>
-                <w:vertAlign w:val="baseline"/>
-                <w:lang w:eastAsia="zh-CN"/>
-              </w:rPr>
-            </w:pPr>
-            <w:r>
-              <w:rPr>
-                <w:rFonts w:hint="eastAsia"/>
-                <w:sz w:val="18"/>
-                <w:vertAlign w:val="baseline"/>
-                <w:lang w:eastAsia="zh-CN"/>
-              </w:rPr>
-              <w:t>varchar(1000)</w:t>
-            </w:r>
-          </w:p>
-        </w:tc>
-        <w:tc>
-          <w:tcPr>
-            <w:tcW w:w="2841" w:type="dxa"/>
-          </w:tcPr>
-          <w:p>
-            <w:pPr>
-              <w:bidi w:val="0"/>
-              <w:rPr>
-                <w:rFonts w:hint="default"/>
-                <w:sz w:val="18"/>
-                <w:vertAlign w:val="baseline"/>
-                <w:lang w:eastAsia="zh-CN"/>
-              </w:rPr>
-            </w:pPr>
-            <w:r>
-              <w:rPr>
-                <w:rFonts w:hint="eastAsia"/>
-                <w:sz w:val="18"/>
-                <w:vertAlign w:val="baseline"/>
-                <w:lang w:eastAsia="zh-CN"/>
-              </w:rPr>
-              <w:t>详细描述</w:t>
-            </w:r>
-          </w:p>
-        </w:tc>
-      </w:tr>
-      <w:tr>
-        <w:tblPrEx>
-          <w:tblBorders>
-            <w:top w:val="single" w:color="auto" w:sz="4" w:space="0"/>
-            <w:left w:val="single" w:color="auto" w:sz="4" w:space="0"/>
-            <w:bottom w:val="single" w:color="auto" w:sz="4" w:space="0"/>
-            <w:right w:val="single" w:color="auto" w:sz="4" w:space="0"/>
-            <w:insideH w:val="single" w:color="auto" w:sz="4" w:space="0"/>
-            <w:insideV w:val="single" w:color="auto" w:sz="4" w:space="0"/>
-          </w:tblBorders>
-          <w:tblCellMar>
-            <w:left w:w="108" w:type="dxa"/>
-            <w:right w:w="108" w:type="dxa"/>
-          </w:tblCellMar>
-        </w:tblPrEx>
-        <w:tc>
-          <w:tcPr>
-            <w:tcW w:w="2840" w:type="dxa"/>
-          </w:tcPr>
-          <w:p>
-            <w:pPr>
-              <w:bidi w:val="0"/>
-              <w:rPr>
-                <w:rFonts w:hint="default"/>
-                <w:sz w:val="18"/>
-                <w:vertAlign w:val="baseline"/>
-                <w:lang w:eastAsia="zh-CN"/>
-              </w:rPr>
-            </w:pPr>
-            <w:r>
-              <w:rPr>
-                <w:rFonts w:hint="eastAsia"/>
-                <w:sz w:val="18"/>
-                <w:vertAlign w:val="baseline"/>
-                <w:lang w:eastAsia="zh-CN"/>
-              </w:rPr>
-              <w:t>urgency</w:t>
-            </w:r>
-          </w:p>
-        </w:tc>
-        <w:tc>
-          <w:tcPr>
-            <w:tcW w:w="2841" w:type="dxa"/>
-          </w:tcPr>
-          <w:p>
-            <w:pPr>
-              <w:bidi w:val="0"/>
-              <w:rPr>
-                <w:rFonts w:hint="default"/>
-                <w:sz w:val="18"/>
-                <w:vertAlign w:val="baseline"/>
-                <w:lang w:eastAsia="zh-CN"/>
-              </w:rPr>
-            </w:pPr>
-            <w:r>
-              <w:rPr>
-                <w:rFonts w:hint="eastAsia"/>
-                <w:sz w:val="18"/>
-                <w:vertAlign w:val="baseline"/>
-                <w:lang w:eastAsia="zh-CN"/>
-              </w:rPr>
-              <w:t>varchar(8)</w:t>
-            </w:r>
-          </w:p>
-        </w:tc>
-        <w:tc>
-          <w:tcPr>
-            <w:tcW w:w="2841" w:type="dxa"/>
-          </w:tcPr>
-          <w:p>
-            <w:pPr>
-              <w:bidi w:val="0"/>
-              <w:rPr>
-                <w:rFonts w:hint="default"/>
-                <w:sz w:val="18"/>
-                <w:vertAlign w:val="baseline"/>
-                <w:lang w:eastAsia="zh-CN"/>
-              </w:rPr>
-            </w:pPr>
-            <w:r>
-              <w:rPr>
-                <w:rFonts w:hint="eastAsia"/>
-                <w:sz w:val="18"/>
-                <w:vertAlign w:val="baseline"/>
-                <w:lang w:eastAsia="zh-CN"/>
-              </w:rPr>
-              <w:t>紧急程度（普通/紧急）</w:t>
-            </w:r>
-          </w:p>
-        </w:tc>
-      </w:tr>
-      <w:tr>
-        <w:tblPrEx>
-          <w:tblBorders>
-            <w:top w:val="single" w:color="auto" w:sz="4" w:space="0"/>
-            <w:left w:val="single" w:color="auto" w:sz="4" w:space="0"/>
-            <w:bottom w:val="single" w:color="auto" w:sz="4" w:space="0"/>
-            <w:right w:val="single" w:color="auto" w:sz="4" w:space="0"/>
-            <w:insideH w:val="single" w:color="auto" w:sz="4" w:space="0"/>
-            <w:insideV w:val="single" w:color="auto" w:sz="4" w:space="0"/>
-          </w:tblBorders>
-          <w:tblCellMar>
-            <w:left w:w="108" w:type="dxa"/>
-            <w:right w:w="108" w:type="dxa"/>
-          </w:tblCellMar>
-        </w:tblPrEx>
-        <w:tc>
-          <w:tcPr>
-            <w:tcW w:w="2840" w:type="dxa"/>
-          </w:tcPr>
-          <w:p>
-            <w:pPr>
-              <w:bidi w:val="0"/>
-              <w:rPr>
-                <w:rFonts w:hint="default"/>
-                <w:sz w:val="18"/>
-                <w:vertAlign w:val="baseline"/>
-                <w:lang w:eastAsia="zh-CN"/>
-              </w:rPr>
-            </w:pPr>
-            <w:r>
-              <w:rPr>
-                <w:rFonts w:hint="eastAsia"/>
-                <w:sz w:val="18"/>
-                <w:vertAlign w:val="baseline"/>
-                <w:lang w:eastAsia="zh-CN"/>
-              </w:rPr>
-              <w:t>status</w:t>
-            </w:r>
-          </w:p>
-        </w:tc>
-        <w:tc>
-          <w:tcPr>
-            <w:tcW w:w="2841" w:type="dxa"/>
-          </w:tcPr>
-          <w:p>
-            <w:pPr>
-              <w:bidi w:val="0"/>
-              <w:rPr>
-                <w:rFonts w:hint="default"/>
-                <w:sz w:val="18"/>
-                <w:vertAlign w:val="baseline"/>
-                <w:lang w:eastAsia="zh-CN"/>
-              </w:rPr>
-            </w:pPr>
-            <w:r>
-              <w:rPr>
-                <w:rFonts w:hint="eastAsia"/>
-                <w:sz w:val="18"/>
-                <w:vertAlign w:val="baseline"/>
-                <w:lang w:eastAsia="zh-CN"/>
-              </w:rPr>
-              <w:t>varchar(8)</w:t>
-            </w:r>
-          </w:p>
-        </w:tc>
-        <w:tc>
-          <w:tcPr>
-            <w:tcW w:w="2841" w:type="dxa"/>
-          </w:tcPr>
-          <w:p>
-            <w:pPr>
-              <w:bidi w:val="0"/>
-              <w:rPr>
-                <w:rFonts w:hint="default"/>
-                <w:sz w:val="18"/>
-                <w:vertAlign w:val="baseline"/>
-                <w:lang w:eastAsia="zh-CN"/>
-              </w:rPr>
-            </w:pPr>
-            <w:r>
-              <w:rPr>
-                <w:rFonts w:hint="eastAsia"/>
-                <w:sz w:val="18"/>
-                <w:vertAlign w:val="baseline"/>
-                <w:lang w:eastAsia="zh-CN"/>
-              </w:rPr>
-              <w:t>状态</w:t>
-            </w:r>
-          </w:p>
-        </w:tc>
-      </w:tr>
-      <w:tr>
-        <w:tblPrEx>
-          <w:tblBorders>
-            <w:top w:val="single" w:color="auto" w:sz="4" w:space="0"/>
-            <w:left w:val="single" w:color="auto" w:sz="4" w:space="0"/>
-            <w:bottom w:val="single" w:color="auto" w:sz="4" w:space="0"/>
-            <w:right w:val="single" w:color="auto" w:sz="4" w:space="0"/>
-            <w:insideH w:val="single" w:color="auto" w:sz="4" w:space="0"/>
-            <w:insideV w:val="single" w:color="auto" w:sz="4" w:space="0"/>
-          </w:tblBorders>
-          <w:tblCellMar>
-            <w:left w:w="108" w:type="dxa"/>
-            <w:right w:w="108" w:type="dxa"/>
-          </w:tblCellMar>
-        </w:tblPrEx>
-        <w:tc>
-          <w:tcPr>
-            <w:tcW w:w="2840" w:type="dxa"/>
-          </w:tcPr>
-          <w:p>
-            <w:pPr>
-              <w:bidi w:val="0"/>
-              <w:rPr>
-                <w:rFonts w:hint="default"/>
-                <w:sz w:val="18"/>
-                <w:vertAlign w:val="baseline"/>
-                <w:lang w:eastAsia="zh-CN"/>
-              </w:rPr>
-            </w:pPr>
-            <w:r>
-              <w:rPr>
-                <w:rFonts w:hint="eastAsia"/>
-                <w:sz w:val="18"/>
-                <w:vertAlign w:val="baseline"/>
-                <w:lang w:eastAsia="zh-CN"/>
-              </w:rPr>
-              <w:t>handler</w:t>
-            </w:r>
-          </w:p>
-        </w:tc>
-        <w:tc>
-          <w:tcPr>
-            <w:tcW w:w="2841" w:type="dxa"/>
-          </w:tcPr>
-          <w:p>
-            <w:pPr>
-              <w:bidi w:val="0"/>
-              <w:rPr>
-                <w:rFonts w:hint="default"/>
-                <w:sz w:val="18"/>
-                <w:vertAlign w:val="baseline"/>
-                <w:lang w:eastAsia="zh-CN"/>
-              </w:rPr>
-            </w:pPr>
-            <w:r>
-              <w:rPr>
-                <w:rFonts w:hint="eastAsia"/>
-                <w:sz w:val="18"/>
-                <w:vertAlign w:val="baseline"/>
-                <w:lang w:eastAsia="zh-CN"/>
-              </w:rPr>
-              <w:t>varchar(64)</w:t>
-            </w:r>
-          </w:p>
-        </w:tc>
-        <w:tc>
-          <w:tcPr>
-            <w:tcW w:w="2841" w:type="dxa"/>
-          </w:tcPr>
-          <w:p>
-            <w:pPr>
-              <w:bidi w:val="0"/>
-              <w:rPr>
-                <w:rFonts w:hint="default"/>
-                <w:sz w:val="18"/>
-                <w:vertAlign w:val="baseline"/>
-                <w:lang w:eastAsia="zh-CN"/>
-              </w:rPr>
-            </w:pPr>
-            <w:r>
-              <w:rPr>
-                <w:rFonts w:hint="eastAsia"/>
-                <w:sz w:val="18"/>
-                <w:vertAlign w:val="baseline"/>
-                <w:lang w:eastAsia="zh-CN"/>
-              </w:rPr>
-              <w:t>处理人</w:t>
-            </w:r>
-          </w:p>
-        </w:tc>
-      </w:tr>
-      <w:tr>
-        <w:tblPrEx>
-          <w:tblBorders>
-            <w:top w:val="single" w:color="auto" w:sz="4" w:space="0"/>
-            <w:left w:val="single" w:color="auto" w:sz="4" w:space="0"/>
-            <w:bottom w:val="single" w:color="auto" w:sz="4" w:space="0"/>
-            <w:right w:val="single" w:color="auto" w:sz="4" w:space="0"/>
-            <w:insideH w:val="single" w:color="auto" w:sz="4" w:space="0"/>
-            <w:insideV w:val="single" w:color="auto" w:sz="4" w:space="0"/>
-          </w:tblBorders>
-          <w:tblCellMar>
-            <w:left w:w="108" w:type="dxa"/>
-            <w:right w:w="108" w:type="dxa"/>
-          </w:tblCellMar>
-        </w:tblPrEx>
-        <w:tc>
-          <w:tcPr>
-            <w:tcW w:w="2840" w:type="dxa"/>
-          </w:tcPr>
-          <w:p>
-            <w:pPr>
-              <w:bidi w:val="0"/>
-              <w:rPr>
-                <w:rFonts w:hint="default"/>
-                <w:sz w:val="18"/>
-                <w:vertAlign w:val="baseline"/>
-                <w:lang w:eastAsia="zh-CN"/>
-              </w:rPr>
-            </w:pPr>
-            <w:r>
-              <w:rPr>
-                <w:rFonts w:hint="eastAsia"/>
-                <w:sz w:val="18"/>
-                <w:vertAlign w:val="baseline"/>
-                <w:lang w:eastAsia="zh-CN"/>
-              </w:rPr>
-              <w:t>resolution</w:t>
-            </w:r>
-          </w:p>
-        </w:tc>
-        <w:tc>
-          <w:tcPr>
-            <w:tcW w:w="2841" w:type="dxa"/>
-          </w:tcPr>
-          <w:p>
-            <w:pPr>
-              <w:bidi w:val="0"/>
-              <w:rPr>
-                <w:rFonts w:hint="default"/>
-                <w:sz w:val="18"/>
-                <w:vertAlign w:val="baseline"/>
-                <w:lang w:eastAsia="zh-CN"/>
-              </w:rPr>
-            </w:pPr>
-            <w:r>
-              <w:rPr>
-                <w:rFonts w:hint="eastAsia"/>
-                <w:sz w:val="18"/>
-                <w:vertAlign w:val="baseline"/>
-                <w:lang w:eastAsia="zh-CN"/>
-              </w:rPr>
-              <w:t>varchar(1000)</w:t>
-            </w:r>
-          </w:p>
-        </w:tc>
-        <w:tc>
-          <w:tcPr>
-            <w:tcW w:w="2841" w:type="dxa"/>
-          </w:tcPr>
-          <w:p>
-            <w:pPr>
-              <w:bidi w:val="0"/>
-              <w:rPr>
-                <w:rFonts w:hint="default"/>
-                <w:sz w:val="18"/>
-                <w:vertAlign w:val="baseline"/>
-                <w:lang w:eastAsia="zh-CN"/>
-              </w:rPr>
-            </w:pPr>
-            <w:r>
-              <w:rPr>
-                <w:rFonts w:hint="eastAsia"/>
-                <w:sz w:val="18"/>
-                <w:vertAlign w:val="baseline"/>
-                <w:lang w:eastAsia="zh-CN"/>
-              </w:rPr>
-              <w:t>解决方案/备注</w:t>
-            </w:r>
-          </w:p>
-        </w:tc>
-      </w:tr>
-      <w:tr>
-        <w:tblPrEx>
-          <w:tblBorders>
-            <w:top w:val="single" w:color="auto" w:sz="4" w:space="0"/>
-            <w:left w:val="single" w:color="auto" w:sz="4" w:space="0"/>
-            <w:bottom w:val="single" w:color="auto" w:sz="4" w:space="0"/>
-            <w:right w:val="single" w:color="auto" w:sz="4" w:space="0"/>
-            <w:insideH w:val="single" w:color="auto" w:sz="4" w:space="0"/>
-            <w:insideV w:val="single" w:color="auto" w:sz="4" w:space="0"/>
-          </w:tblBorders>
-          <w:tblCellMar>
-            <w:left w:w="108" w:type="dxa"/>
-            <w:right w:w="108" w:type="dxa"/>
-          </w:tblCellMar>
-        </w:tblPrEx>
-        <w:tc>
-          <w:tcPr>
-            <w:tcW w:w="2840" w:type="dxa"/>
-          </w:tcPr>
-          <w:p>
-            <w:pPr>
-              <w:bidi w:val="0"/>
-              <w:rPr>
-                <w:rFonts w:hint="default"/>
-                <w:sz w:val="18"/>
-                <w:vertAlign w:val="baseline"/>
-                <w:lang w:eastAsia="zh-CN"/>
-              </w:rPr>
-            </w:pPr>
-            <w:r>
-              <w:rPr>
-                <w:rFonts w:hint="eastAsia"/>
-                <w:sz w:val="18"/>
-                <w:vertAlign w:val="baseline"/>
-                <w:lang w:eastAsia="zh-CN"/>
-              </w:rPr>
-              <w:t>images</w:t>
-            </w:r>
-          </w:p>
-        </w:tc>
-        <w:tc>
-          <w:tcPr>
-            <w:tcW w:w="2841" w:type="dxa"/>
-          </w:tcPr>
-          <w:p>
-            <w:pPr>
-              <w:bidi w:val="0"/>
-              <w:rPr>
-                <w:rFonts w:hint="default"/>
-                <w:sz w:val="18"/>
-                <w:vertAlign w:val="baseline"/>
-                <w:lang w:eastAsia="zh-CN"/>
-              </w:rPr>
-            </w:pPr>
-            <w:r>
-              <w:rPr>
-                <w:rFonts w:hint="eastAsia"/>
-                <w:sz w:val="18"/>
-                <w:vertAlign w:val="baseline"/>
-                <w:lang w:eastAsia="zh-CN"/>
-              </w:rPr>
-              <w:t>varchar(1000)</w:t>
-            </w:r>
-          </w:p>
-        </w:tc>
-        <w:tc>
-          <w:tcPr>
-            <w:tcW w:w="2841" w:type="dxa"/>
-          </w:tcPr>
-          <w:p>
-            <w:pPr>
-              <w:bidi w:val="0"/>
-              <w:rPr>
-                <w:rFonts w:hint="default"/>
-                <w:sz w:val="18"/>
-                <w:vertAlign w:val="baseline"/>
-                <w:lang w:eastAsia="zh-CN"/>
-              </w:rPr>
-            </w:pPr>
-            <w:r>
-              <w:rPr>
-                <w:rFonts w:hint="eastAsia"/>
-                <w:sz w:val="18"/>
-                <w:vertAlign w:val="baseline"/>
-                <w:lang w:eastAsia="zh-CN"/>
-              </w:rPr>
-              <w:t>图片文件名（逗号分隔）</w:t>
-            </w:r>
-          </w:p>
-        </w:tc>
-      </w:tr>
-      <w:tr>
-        <w:tblPrEx>
-          <w:tblBorders>
-            <w:top w:val="single" w:color="auto" w:sz="4" w:space="0"/>
-            <w:left w:val="single" w:color="auto" w:sz="4" w:space="0"/>
-            <w:bottom w:val="single" w:color="auto" w:sz="4" w:space="0"/>
-            <w:right w:val="single" w:color="auto" w:sz="4" w:space="0"/>
-            <w:insideH w:val="single" w:color="auto" w:sz="4" w:space="0"/>
-            <w:insideV w:val="single" w:color="auto" w:sz="4" w:space="0"/>
-          </w:tblBorders>
-          <w:tblCellMar>
-            <w:left w:w="108" w:type="dxa"/>
-            <w:right w:w="108" w:type="dxa"/>
-          </w:tblCellMar>
-        </w:tblPrEx>
-        <w:tc>
-          <w:tcPr>
-            <w:tcW w:w="2840" w:type="dxa"/>
-          </w:tcPr>
-          <w:p>
-            <w:pPr>
-              <w:bidi w:val="0"/>
-              <w:rPr>
-                <w:rFonts w:hint="default"/>
-                <w:sz w:val="18"/>
-                <w:vertAlign w:val="baseline"/>
-                <w:lang w:eastAsia="zh-CN"/>
-              </w:rPr>
-            </w:pPr>
-            <w:r>
-              <w:rPr>
-                <w:rFonts w:hint="eastAsia"/>
-                <w:sz w:val="18"/>
-                <w:vertAlign w:val="baseline"/>
-                <w:lang w:eastAsia="zh-CN"/>
-              </w:rPr>
-              <w:t>user_id</w:t>
-            </w:r>
-          </w:p>
-        </w:tc>
-        <w:tc>
-          <w:tcPr>
-            <w:tcW w:w="2841" w:type="dxa"/>
-          </w:tcPr>
-          <w:p>
-            <w:pPr>
-              <w:bidi w:val="0"/>
-              <w:rPr>
-                <w:rFonts w:hint="default"/>
-                <w:sz w:val="18"/>
-                <w:vertAlign w:val="baseline"/>
-                <w:lang w:eastAsia="zh-CN"/>
-              </w:rPr>
-            </w:pPr>
-            <w:r>
-              <w:rPr>
-                <w:rFonts w:hint="eastAsia"/>
-                <w:sz w:val="18"/>
-                <w:vertAlign w:val="baseline"/>
-                <w:lang w:eastAsia="zh-CN"/>
-              </w:rPr>
-              <w:t>bigint</w:t>
-            </w:r>
-          </w:p>
-        </w:tc>
-        <w:tc>
-          <w:tcPr>
-            <w:tcW w:w="2841" w:type="dxa"/>
-          </w:tcPr>
-          <w:p>
-            <w:pPr>
-              <w:bidi w:val="0"/>
-              <w:rPr>
-                <w:rFonts w:hint="default"/>
-                <w:sz w:val="18"/>
-                <w:vertAlign w:val="baseline"/>
-                <w:lang w:eastAsia="zh-CN"/>
-              </w:rPr>
-            </w:pPr>
-            <w:r>
-              <w:rPr>
-                <w:rFonts w:hint="eastAsia"/>
-                <w:sz w:val="18"/>
-                <w:vertAlign w:val="baseline"/>
-                <w:lang w:eastAsia="zh-CN"/>
-              </w:rPr>
-              <w:t>报修教师ID</w:t>
-            </w:r>
-          </w:p>
-        </w:tc>
-      </w:tr>
-      <w:tr>
-        <w:tblPrEx>
-          <w:tblBorders>
-            <w:top w:val="single" w:color="auto" w:sz="4" w:space="0"/>
-            <w:left w:val="single" w:color="auto" w:sz="4" w:space="0"/>
-            <w:bottom w:val="single" w:color="auto" w:sz="4" w:space="0"/>
-            <w:right w:val="single" w:color="auto" w:sz="4" w:space="0"/>
-            <w:insideH w:val="single" w:color="auto" w:sz="4" w:space="0"/>
-            <w:insideV w:val="single" w:color="auto" w:sz="4" w:space="0"/>
-          </w:tblBorders>
-          <w:tblCellMar>
-            <w:left w:w="108" w:type="dxa"/>
-            <w:right w:w="108" w:type="dxa"/>
-          </w:tblCellMar>
-        </w:tblPrEx>
-        <w:tc>
-          <w:tcPr>
-            <w:tcW w:w="2840" w:type="dxa"/>
-          </w:tcPr>
-          <w:p>
-            <w:pPr>
-              <w:bidi w:val="0"/>
-              <w:rPr>
-                <w:rFonts w:hint="default"/>
-                <w:sz w:val="18"/>
-                <w:vertAlign w:val="baseline"/>
-                <w:lang w:eastAsia="zh-CN"/>
-              </w:rPr>
-            </w:pPr>
-            <w:r>
-              <w:rPr>
-                <w:rFonts w:hint="eastAsia"/>
-                <w:sz w:val="18"/>
-                <w:vertAlign w:val="baseline"/>
-                <w:lang w:eastAsia="zh-CN"/>
-              </w:rPr>
-              <w:t>urge_count</w:t>
-            </w:r>
-          </w:p>
-        </w:tc>
-        <w:tc>
-          <w:tcPr>
-            <w:tcW w:w="2841" w:type="dxa"/>
-          </w:tcPr>
-          <w:p>
-            <w:pPr>
-              <w:bidi w:val="0"/>
-              <w:rPr>
-                <w:rFonts w:hint="default"/>
-                <w:sz w:val="18"/>
-                <w:vertAlign w:val="baseline"/>
-                <w:lang w:eastAsia="zh-CN"/>
-              </w:rPr>
-            </w:pPr>
-            <w:r>
-              <w:rPr>
-                <w:rFonts w:hint="eastAsia"/>
-                <w:sz w:val="18"/>
-                <w:vertAlign w:val="baseline"/>
-                <w:lang w:eastAsia="zh-CN"/>
-              </w:rPr>
-              <w:t>int</w:t>
-            </w:r>
-          </w:p>
-        </w:tc>
-        <w:tc>
-          <w:tcPr>
-            <w:tcW w:w="2841" w:type="dxa"/>
-          </w:tcPr>
-          <w:p>
-            <w:pPr>
-              <w:bidi w:val="0"/>
-              <w:rPr>
-                <w:rFonts w:hint="default"/>
-                <w:sz w:val="18"/>
-                <w:vertAlign w:val="baseline"/>
-                <w:lang w:eastAsia="zh-CN"/>
-              </w:rPr>
-            </w:pPr>
-            <w:r>
-              <w:rPr>
-                <w:rFonts w:hint="eastAsia"/>
-                <w:sz w:val="18"/>
-                <w:vertAlign w:val="baseline"/>
-                <w:lang w:eastAsia="zh-CN"/>
-              </w:rPr>
-              <w:t>催单次数</w:t>
-            </w:r>
-          </w:p>
-        </w:tc>
-      </w:tr>
-      <w:tr>
-        <w:tblPrEx>
-          <w:tblBorders>
-            <w:top w:val="single" w:color="auto" w:sz="4" w:space="0"/>
-            <w:left w:val="single" w:color="auto" w:sz="4" w:space="0"/>
-            <w:bottom w:val="single" w:color="auto" w:sz="4" w:space="0"/>
-            <w:right w:val="single" w:color="auto" w:sz="4" w:space="0"/>
-            <w:insideH w:val="single" w:color="auto" w:sz="4" w:space="0"/>
-            <w:insideV w:val="single" w:color="auto" w:sz="4" w:space="0"/>
-          </w:tblBorders>
-          <w:tblCellMar>
-            <w:left w:w="108" w:type="dxa"/>
-            <w:right w:w="108" w:type="dxa"/>
-          </w:tblCellMar>
-        </w:tblPrEx>
-        <w:tc>
-          <w:tcPr>
-            <w:tcW w:w="2840" w:type="dxa"/>
-          </w:tcPr>
-          <w:p>
-            <w:pPr>
-              <w:bidi w:val="0"/>
-              <w:rPr>
-                <w:rFonts w:hint="default"/>
-                <w:sz w:val="18"/>
-                <w:vertAlign w:val="baseline"/>
-                <w:lang w:eastAsia="zh-CN"/>
-              </w:rPr>
-            </w:pPr>
-            <w:r>
-              <w:rPr>
-                <w:rFonts w:hint="eastAsia"/>
-                <w:sz w:val="18"/>
-                <w:vertAlign w:val="baseline"/>
-                <w:lang w:eastAsia="zh-CN"/>
-              </w:rPr>
-              <w:t>last_urged_at</w:t>
-            </w:r>
-          </w:p>
-        </w:tc>
-        <w:tc>
-          <w:tcPr>
-            <w:tcW w:w="2841" w:type="dxa"/>
-          </w:tcPr>
-          <w:p>
-            <w:pPr>
-              <w:bidi w:val="0"/>
-              <w:rPr>
-                <w:rFonts w:hint="default"/>
-                <w:sz w:val="18"/>
-                <w:vertAlign w:val="baseline"/>
-                <w:lang w:eastAsia="zh-CN"/>
-              </w:rPr>
-            </w:pPr>
-            <w:r>
-              <w:rPr>
-                <w:rFonts w:hint="eastAsia"/>
-                <w:sz w:val="18"/>
-                <w:vertAlign w:val="baseline"/>
-                <w:lang w:eastAsia="zh-CN"/>
-              </w:rPr>
-              <w:t>datetime</w:t>
-            </w:r>
-          </w:p>
-        </w:tc>
-        <w:tc>
-          <w:tcPr>
-            <w:tcW w:w="2841" w:type="dxa"/>
-          </w:tcPr>
-          <w:p>
-            <w:pPr>
-              <w:bidi w:val="0"/>
-              <w:rPr>
-                <w:rFonts w:hint="default"/>
-                <w:sz w:val="18"/>
-                <w:vertAlign w:val="baseline"/>
-                <w:lang w:eastAsia="zh-CN"/>
-              </w:rPr>
-            </w:pPr>
-            <w:r>
-              <w:rPr>
-                <w:rFonts w:hint="eastAsia"/>
-                <w:sz w:val="18"/>
-                <w:vertAlign w:val="baseline"/>
-                <w:lang w:eastAsia="zh-CN"/>
-              </w:rPr>
-              <w:t>最近催单时间</w:t>
-            </w:r>
-          </w:p>
-        </w:tc>
-      </w:tr>
-      <w:tr>
-        <w:tblPrEx>
-          <w:tblBorders>
-            <w:top w:val="single" w:color="auto" w:sz="4" w:space="0"/>
-            <w:left w:val="single" w:color="auto" w:sz="4" w:space="0"/>
-            <w:bottom w:val="single" w:color="auto" w:sz="4" w:space="0"/>
-            <w:right w:val="single" w:color="auto" w:sz="4" w:space="0"/>
-            <w:insideH w:val="single" w:color="auto" w:sz="4" w:space="0"/>
-            <w:insideV w:val="single" w:color="auto" w:sz="4" w:space="0"/>
-          </w:tblBorders>
-          <w:tblCellMar>
-            <w:left w:w="108" w:type="dxa"/>
-            <w:right w:w="108" w:type="dxa"/>
-          </w:tblCellMar>
-        </w:tblPrEx>
-        <w:tc>
-          <w:tcPr>
-            <w:tcW w:w="2840" w:type="dxa"/>
-          </w:tcPr>
-          <w:p>
-            <w:pPr>
-              <w:bidi w:val="0"/>
-              <w:rPr>
-                <w:rFonts w:hint="default"/>
-                <w:sz w:val="18"/>
-                <w:vertAlign w:val="baseline"/>
-                <w:lang w:eastAsia="zh-CN"/>
-              </w:rPr>
-            </w:pPr>
-            <w:r>
-              <w:rPr>
-                <w:rFonts w:hint="eastAsia"/>
-                <w:sz w:val="18"/>
-                <w:vertAlign w:val="baseline"/>
-                <w:lang w:eastAsia="zh-CN"/>
-              </w:rPr>
-              <w:t>user_unread</w:t>
-            </w:r>
-          </w:p>
-        </w:tc>
-        <w:tc>
-          <w:tcPr>
-            <w:tcW w:w="2841" w:type="dxa"/>
-          </w:tcPr>
-          <w:p>
-            <w:pPr>
-              <w:bidi w:val="0"/>
-              <w:rPr>
-                <w:rFonts w:hint="default"/>
-                <w:sz w:val="18"/>
-                <w:vertAlign w:val="baseline"/>
-                <w:lang w:eastAsia="zh-CN"/>
-              </w:rPr>
-            </w:pPr>
-            <w:r>
-              <w:rPr>
-                <w:rFonts w:hint="eastAsia"/>
-                <w:sz w:val="18"/>
-                <w:vertAlign w:val="baseline"/>
-                <w:lang w:eastAsia="zh-CN"/>
-              </w:rPr>
-              <w:t>boolean</w:t>
-            </w:r>
-          </w:p>
-        </w:tc>
-        <w:tc>
-          <w:tcPr>
-            <w:tcW w:w="2841" w:type="dxa"/>
-          </w:tcPr>
-          <w:p>
-            <w:pPr>
-              <w:bidi w:val="0"/>
-              <w:rPr>
-                <w:rFonts w:hint="default"/>
-                <w:sz w:val="18"/>
-                <w:vertAlign w:val="baseline"/>
-                <w:lang w:eastAsia="zh-CN"/>
-              </w:rPr>
-            </w:pPr>
-            <w:r>
-              <w:rPr>
-                <w:rFonts w:hint="eastAsia"/>
-                <w:sz w:val="18"/>
-                <w:vertAlign w:val="baseline"/>
-                <w:lang w:eastAsia="zh-CN"/>
-              </w:rPr>
-              <w:t>报修人未读进展</w:t>
-            </w:r>
-          </w:p>
-        </w:tc>
-      </w:tr>
-      <w:tr>
-        <w:tblPrEx>
-          <w:tblBorders>
-            <w:top w:val="single" w:color="auto" w:sz="4" w:space="0"/>
-            <w:left w:val="single" w:color="auto" w:sz="4" w:space="0"/>
-            <w:bottom w:val="single" w:color="auto" w:sz="4" w:space="0"/>
-            <w:right w:val="single" w:color="auto" w:sz="4" w:space="0"/>
-            <w:insideH w:val="single" w:color="auto" w:sz="4" w:space="0"/>
-            <w:insideV w:val="single" w:color="auto" w:sz="4" w:space="0"/>
-          </w:tblBorders>
-          <w:tblCellMar>
-            <w:left w:w="108" w:type="dxa"/>
-            <w:right w:w="108" w:type="dxa"/>
-          </w:tblCellMar>
-        </w:tblPrEx>
-        <w:tc>
-          <w:tcPr>
-            <w:tcW w:w="2840" w:type="dxa"/>
-          </w:tcPr>
-          <w:p>
-            <w:pPr>
-              <w:bidi w:val="0"/>
-              <w:rPr>
-                <w:rFonts w:hint="default"/>
-                <w:sz w:val="18"/>
-                <w:vertAlign w:val="baseline"/>
-                <w:lang w:eastAsia="zh-CN"/>
-              </w:rPr>
-            </w:pPr>
-            <w:r>
-              <w:rPr>
-                <w:rFonts w:hint="eastAsia"/>
-                <w:sz w:val="18"/>
-                <w:vertAlign w:val="baseline"/>
-                <w:lang w:eastAsia="zh-CN"/>
-              </w:rPr>
-              <w:t>created_at / updated_at / resolved_at</w:t>
-            </w:r>
-          </w:p>
-        </w:tc>
-        <w:tc>
-          <w:tcPr>
-            <w:tcW w:w="2841" w:type="dxa"/>
-          </w:tcPr>
-          <w:p>
-            <w:pPr>
-              <w:bidi w:val="0"/>
-              <w:rPr>
-                <w:rFonts w:hint="default"/>
-                <w:sz w:val="18"/>
-                <w:vertAlign w:val="baseline"/>
-                <w:lang w:eastAsia="zh-CN"/>
-              </w:rPr>
-            </w:pPr>
-            <w:r>
-              <w:rPr>
-                <w:rFonts w:hint="eastAsia"/>
-                <w:sz w:val="18"/>
-                <w:vertAlign w:val="baseline"/>
-                <w:lang w:eastAsia="zh-CN"/>
-              </w:rPr>
-              <w:t>datetime</w:t>
-            </w:r>
-          </w:p>
-        </w:tc>
-        <w:tc>
-          <w:tcPr>
-            <w:tcW w:w="2841" w:type="dxa"/>
-          </w:tcPr>
-          <w:p>
-            <w:pPr>
-              <w:bidi w:val="0"/>
-              <w:rPr>
-                <w:rFonts w:hint="default"/>
-                <w:sz w:val="18"/>
-                <w:vertAlign w:val="baseline"/>
-                <w:lang w:eastAsia="zh-CN"/>
-              </w:rPr>
-            </w:pPr>
-            <w:r>
-              <w:rPr>
-                <w:rFonts w:hint="eastAsia"/>
-                <w:sz w:val="18"/>
-                <w:vertAlign w:val="baseline"/>
-                <w:lang w:eastAsia="zh-CN"/>
-              </w:rPr>
-              <w:t>时间戳</w:t>
-            </w:r>
-          </w:p>
-        </w:tc>
-      </w:tr>
-    </w:tbl>
-    <w:p>
-      <w:pPr>
-        <w:bidi w:val="0"/>
-        <w:rPr>
-          <w:rFonts w:hint="default"/>
-          <w:sz w:val="21"/>
-          <w:lang w:eastAsia="zh-CN"/>
-        </w:rPr>
-      </w:pPr>
-    </w:p>
-    <w:p>
-      <w:pPr>
-        <w:bidi w:val="0"/>
-        <w:rPr>
-          <w:rFonts w:hint="eastAsia"/>
-          <w:lang w:eastAsia="zh-CN"/>
-        </w:rPr>
-      </w:pPr>
-      <w:r>
-        <w:rPr>
-          <w:rFonts w:hint="eastAsia"/>
-          <w:lang w:eastAsia="zh-CN"/>
-        </w:rPr>
-        <w:t>资产表 asset</w:t>
-      </w:r>
-    </w:p>
-    <w:p>
-      <w:pPr>
-        <w:bidi w:val="0"/>
-        <w:rPr>
-          <w:rFonts w:hint="eastAsia"/>
-          <w:lang w:eastAsia="zh-CN"/>
-        </w:rPr>
-      </w:pPr>
-    </w:p>
-    <w:tbl>
-      <w:tblPr>
-        <w:tblStyle w:val="7"/>
-        <w:tblW w:w="0" w:type="auto"/>
-        <w:tblInd w:w="0" w:type="dxa"/>
-        <w:tblBorders>
-          <w:top w:val="single" w:color="auto" w:sz="4" w:space="0"/>
-          <w:left w:val="single" w:color="auto" w:sz="4" w:space="0"/>
-          <w:bottom w:val="single" w:color="auto" w:sz="4" w:space="0"/>
-          <w:right w:val="single" w:color="auto" w:sz="4" w:space="0"/>
-          <w:insideH w:val="single" w:color="auto" w:sz="4" w:space="0"/>
-          <w:insideV w:val="single" w:color="auto" w:sz="4" w:space="0"/>
-        </w:tblBorders>
-        <w:tblLayout w:type="fixed"/>
-        <w:tblCellMar>
-          <w:left w:w="108" w:type="dxa"/>
-          <w:right w:w="108" w:type="dxa"/>
-        </w:tblCellMar>
-      </w:tblPr>
-      <w:tblGrid>
-        <w:gridCol w:w="2840"/>
-        <w:gridCol w:w="2841"/>
-        <w:gridCol w:w="2841"/>
-      </w:tblGrid>
-      <w:tr>
-        <w:tblPrEx>
-          <w:tblBorders>
-            <w:top w:val="single" w:color="auto" w:sz="4" w:space="0"/>
-            <w:left w:val="single" w:color="auto" w:sz="4" w:space="0"/>
-            <w:bottom w:val="single" w:color="auto" w:sz="4" w:space="0"/>
-            <w:right w:val="single" w:color="auto" w:sz="4" w:space="0"/>
-            <w:insideH w:val="single" w:color="auto" w:sz="4" w:space="0"/>
-            <w:insideV w:val="single" w:color="auto" w:sz="4" w:space="0"/>
-          </w:tblBorders>
-          <w:tblCellMar>
-            <w:left w:w="108" w:type="dxa"/>
-            <w:right w:w="108" w:type="dxa"/>
-          </w:tblCellMar>
-        </w:tblPrEx>
-        <w:tc>
-          <w:tcPr>
-            <w:tcW w:w="2840" w:type="dxa"/>
-          </w:tcPr>
-          <w:p>
-            <w:pPr>
-              <w:bidi w:val="0"/>
-              <w:rPr>
                 <w:rFonts w:hint="default"/>
                 <w:b/>
                 <w:sz w:val="18"/>
@@ -7952,10 +8162,6 @@
             <w:insideH w:val="single" w:color="auto" w:sz="4" w:space="0"/>
             <w:insideV w:val="single" w:color="auto" w:sz="4" w:space="0"/>
           </w:tblBorders>
-          <w:tblCellMar>
-            <w:left w:w="108" w:type="dxa"/>
-            <w:right w:w="108" w:type="dxa"/>
-          </w:tblCellMar>
         </w:tblPrEx>
         <w:tc>
           <w:tcPr>
@@ -10658,10 +10864,6 @@
             <w:insideH w:val="single" w:color="auto" w:sz="4" w:space="0"/>
             <w:insideV w:val="single" w:color="auto" w:sz="4" w:space="0"/>
           </w:tblBorders>
-          <w:tblCellMar>
-            <w:left w:w="108" w:type="dxa"/>
-            <w:right w:w="108" w:type="dxa"/>
-          </w:tblCellMar>
         </w:tblPrEx>
         <w:tc>
           <w:tcPr>
@@ -11163,6 +11365,117 @@
         <w:bidi w:val="0"/>
         <w:rPr>
           <w:rFonts w:hint="default"/>
+          <w:lang w:eastAsia="zh-CN"/>
+        </w:rPr>
+      </w:pPr>
+    </w:p>
+    <w:p>
+      <w:pPr>
+        <w:bidi w:val="0"/>
+        <w:rPr>
+          <w:rFonts w:hint="eastAsia"/>
+          <w:lang w:eastAsia="zh-CN"/>
+        </w:rPr>
+      </w:pPr>
+      <w:r>
+        <w:rPr>
+          <w:rFonts w:hint="eastAsia"/>
+          <w:lang w:eastAsia="zh-CN"/>
+        </w:rPr>
+        <w:t>报修工单的状态流转如图5-1所示。</w:t>
+      </w:r>
+    </w:p>
+    <w:p>
+      <w:pPr>
+        <w:bidi w:val="0"/>
+        <w:rPr>
+          <w:rFonts w:hint="eastAsia"/>
+          <w:lang w:eastAsia="zh-CN"/>
+        </w:rPr>
+      </w:pPr>
+    </w:p>
+    <w:p>
+      <w:pPr>
+        <w:bidi w:val="0"/>
+        <w:jc w:val="center"/>
+        <w:rPr>
+          <w:rFonts w:hint="default"/>
+          <w:lang w:eastAsia="zh-CN"/>
+        </w:rPr>
+      </w:pPr>
+      <w:r>
+        <w:rPr>
+          <w:rFonts w:hint="default"/>
+          <w:lang w:eastAsia="zh-CN"/>
+        </w:rPr>
+        <w:drawing>
+          <wp:inline distT="0" distB="0" distL="114300" distR="114300">
+            <wp:extent cx="3505200" cy="5686425"/>
+            <wp:effectExtent l="0" t="0" r="0" b="9525"/>
+            <wp:docPr id="4" name="图片 4" descr="4-状态流转图"/>
+            <wp:cNvGraphicFramePr/>
+            <a:graphic xmlns:a="http://schemas.openxmlformats.org/drawingml/2006/main">
+              <a:graphicData uri="http://schemas.openxmlformats.org/drawingml/2006/picture">
+                <pic:pic xmlns:pic="http://schemas.openxmlformats.org/drawingml/2006/picture">
+                  <pic:nvPicPr>
+                    <pic:cNvPr id="4" name="图片 4" descr="4-状态流转图"/>
+                    <pic:cNvPicPr/>
+                  </pic:nvPicPr>
+                  <pic:blipFill>
+                    <a:blip r:embed="rId7"/>
+                    <a:stretch>
+                      <a:fillRect/>
+                    </a:stretch>
+                  </pic:blipFill>
+                  <pic:spPr>
+                    <a:xfrm>
+                      <a:off x="0" y="0"/>
+                      <a:ext cx="3505200" cy="5686425"/>
+                    </a:xfrm>
+                    <a:prstGeom prst="rect">
+                      <a:avLst/>
+                    </a:prstGeom>
+                  </pic:spPr>
+                </pic:pic>
+              </a:graphicData>
+            </a:graphic>
+          </wp:inline>
+        </w:drawing>
+      </w:r>
+    </w:p>
+    <w:p>
+      <w:pPr>
+        <w:bidi w:val="0"/>
+        <w:jc w:val="left"/>
+        <w:rPr>
+          <w:rFonts w:hint="default"/>
+          <w:lang w:eastAsia="zh-CN"/>
+        </w:rPr>
+      </w:pPr>
+    </w:p>
+    <w:p>
+      <w:pPr>
+        <w:bidi w:val="0"/>
+        <w:jc w:val="center"/>
+        <w:rPr>
+          <w:rFonts w:hint="eastAsia"/>
+          <w:lang w:eastAsia="zh-CN"/>
+        </w:rPr>
+      </w:pPr>
+      <w:r>
+        <w:rPr>
+          <w:rFonts w:hint="eastAsia"/>
+          <w:lang w:eastAsia="zh-CN"/>
+        </w:rPr>
+        <w:t>图5-1 报修工单状态流转图</w:t>
+      </w:r>
+    </w:p>
+    <w:p>
+      <w:pPr>
+        <w:bidi w:val="0"/>
+        <w:jc w:val="left"/>
+        <w:rPr>
+          <w:rFonts w:hint="eastAsia"/>
           <w:lang w:eastAsia="zh-CN"/>
         </w:rPr>
       </w:pPr>
@@ -14057,6 +14370,14 @@
       </w:tr>
       <w:tr>
         <w:tblPrEx>
+          <w:tblBorders>
+            <w:top w:val="single" w:color="auto" w:sz="4" w:space="0"/>
+            <w:left w:val="single" w:color="auto" w:sz="4" w:space="0"/>
+            <w:bottom w:val="single" w:color="auto" w:sz="4" w:space="0"/>
+            <w:right w:val="single" w:color="auto" w:sz="4" w:space="0"/>
+            <w:insideH w:val="single" w:color="auto" w:sz="4" w:space="0"/>
+            <w:insideV w:val="single" w:color="auto" w:sz="4" w:space="0"/>
+          </w:tblBorders>
           <w:tblCellMar>
             <w:left w:w="108" w:type="dxa"/>
             <w:right w:w="108" w:type="dxa"/>
@@ -15752,6 +16073,10 @@
             <w:insideH w:val="single" w:color="auto" w:sz="4" w:space="0"/>
             <w:insideV w:val="single" w:color="auto" w:sz="4" w:space="0"/>
           </w:tblBorders>
+          <w:tblCellMar>
+            <w:left w:w="108" w:type="dxa"/>
+            <w:right w:w="108" w:type="dxa"/>
+          </w:tblCellMar>
         </w:tblPrEx>
         <w:tc>
           <w:tcPr>
